--- a/tdot-lcca/TDOT_LCCA_v1.2.0_Technical_Change_Record.docx
+++ b/tdot-lcca/TDOT_LCCA_v1.2.0_Technical_Change_Record.docx
@@ -115,7 +115,7 @@
           <w:sz w:val="20"/>
           <w:szCs w:val="20"/>
         </w:rPr>
-        <w:t xml:space="preserve">Companion to: TDOA_LCCA_Framework_v1.2.0_ARA_09112026.xlsm, Output.bas, TDOT_LCCA_Decision_Workbook.xlsx</w:t>
+        <w:t xml:space="preserve">Companion to: TDOA_LCCA_Framework_v1.2.0_ARA_09112026.xlsm and TDOT_LCCA_Decision_Workbook.xlsx</w:t>
       </w:r>
     </w:p>
     <w:p>
@@ -175,7 +175,7 @@
           <w:sz w:val="22"/>
           <w:szCs w:val="22"/>
         </w:rPr>
-        <w:t xml:space="preserve">This record documents every change made to the TDOT Aeronautics Life-Cycle Cost Analysis (LCCA) framework workbook between version 1.1.2 (ARA, 18 August 2026) and version 1.2.0 (ARA, 11 September 2026). For each defect it states the symptom, the evidence in the file, the root cause, the exact cell-level change, the effect on results, and how the change was verified. It also documents the replacement VBA Output module, the changes to the Instructions text and to the chart parts, and the companion decision workbook built for the Murfreesboro (MBT) and Upper Cumberland (SRB) analyses.</w:t>
+        <w:t xml:space="preserve">This record documents every change made to the TDOT Aeronautics Life-Cycle Cost Analysis (LCCA) framework workbook between version 1.1.2 (ARA, 18 August 2026) and version 1.2.0 (ARA, 11 September 2026). For each defect it states the symptom, the evidence in the file, the root cause, the exact cell-level change, the effect on results, and how the change was verified. It also documents the new formula-driven Summary sheet, the changes to the Instructions text and to the chart parts, and the companion decision workbook built for the Murfreesboro (MBT) and Upper Cumberland (SRB) analyses.</w:t>
       </w:r>
     </w:p>
     <w:p>
@@ -493,7 +493,7 @@
                 <w:sz w:val="14"/>
                 <w:szCs w:val="14"/>
               </w:rPr>
-              <w:t xml:space="preserve">09065f5ebdab22de35b71315751a555aa89600a3723dbf2e345e07bf81fe7c24</w:t>
+              <w:t xml:space="preserve">ca9080b777c4ab7f3567c01c55ae1b75f9911c30d70192dd9ce3a1dbd89d2c94</w:t>
             </w:r>
           </w:p>
         </w:tc>
@@ -635,7 +635,7 @@
                 <w:sz w:val="14"/>
                 <w:szCs w:val="14"/>
               </w:rPr>
-              <w:t xml:space="preserve">Output: replacement VBA module</w:t>
+              <w:t xml:space="preserve">Superseded first draft (not a deliverable)</w:t>
             </w:r>
           </w:p>
         </w:tc>
@@ -858,7 +858,7 @@
           <w:sz w:val="22"/>
           <w:szCs w:val="22"/>
         </w:rPr>
-        <w:t xml:space="preserve">Version identity of the workbook: the sheet list, VBA project, ActiveX controls, tables, data validations, comments and drawing parts of v1.1.2 are carried into v1.2.0 unchanged except where this record says otherwise. The two external-link parts and the calculation chain part were removed; Excel rebuilds the calculation chain on first open.</w:t>
+        <w:t xml:space="preserve">Version identity of the workbook: the sheet list, the VBA project (byte for byte), ActiveX controls, tables, data validations, comments and drawing parts of v1.1.2 are carried into v1.2.0 unchanged except where this record says otherwise. The two external-link parts and the calculation chain part were removed; Excel rebuilds the calculation chain on first open.</w:t>
       </w:r>
     </w:p>
     <w:p>
@@ -957,7 +957,7 @@
           <w:sz w:val="22"/>
           <w:szCs w:val="22"/>
         </w:rPr>
-        <w:t xml:space="preserve">Not done here: the replacement VBA module and the patched charts have not been executed or displayed in Microsoft Excel, which was not available in the review environment. Section 12 gives the first-open checklist that closes that gap.</w:t>
+        <w:t xml:space="preserve">Not done here: the alternative-sheet charts have not been displayed in Microsoft Excel, which was not available in the review environment (the Summary charts were rendered). Section 12 gives the first-open checklist that closes that gap.</w:t>
       </w:r>
     </w:p>
     <w:p>
@@ -6542,7 +6542,7 @@
         <w:spacing w:after="160" w:before="360"/>
       </w:pPr>
       <w:r>
-        <w:t xml:space="preserve">7. VBA: the Output module</w:t>
+        <w:t xml:space="preserve">7. The Summary sheet</w:t>
       </w:r>
     </w:p>
     <w:p>
@@ -6555,7 +6555,7 @@
           <w:sz w:val="22"/>
           <w:szCs w:val="22"/>
         </w:rPr>
-        <w:t xml:space="preserve">The VBA project is unchanged except for the Output module, which is delivered as Output.bas and must be imported by hand (Section 12). The entry point SetupSummaryWs keeps its name and is still called from frmAlternativeSetup.cmdClose_Click, so no other module changes.</w:t>
+        <w:t xml:space="preserve">The VBA project is not changed. The v1.1.2 Summary consisted of five columns written by the Alternative Setup form (alternative, name, initial construction, present worth, description) and one clustered-bar chart. v1.2.0 keeps those five columns and that chart exactly as the form writes them, moves the chart beside the new charts, and adds from column G onward a results table, a verdict line and five charts that are ordinary worksheet formulas. They read the list of alternative worksheets that the form stores on the hidden Database sheet, reach into each worksheet with INDIRECT, and therefore follow whatever alternatives exist, up to the four rows the form allows.</w:t>
       </w:r>
     </w:p>
     <w:tbl>
@@ -6571,9 +6571,9 @@
         </w:tblBorders>
       </w:tblPr>
       <w:tblGrid>
-        <w:gridCol w:w="1700"/>
+        <w:gridCol w:w="1900"/>
         <w:gridCol w:w="3300"/>
-        <w:gridCol w:w="4360"/>
+        <w:gridCol w:w="4160"/>
       </w:tblGrid>
       <w:tr>
         <w:trPr>
@@ -6582,7 +6582,7 @@
         </w:trPr>
         <w:tc>
           <w:tcPr>
-            <w:tcW w:type="dxa" w:w="1700"/>
+            <w:tcW w:type="dxa" w:w="1900"/>
             <w:shd w:fill="E7E6E6" w:color="auto" w:val="clear"/>
             <w:tcMar>
               <w:top w:type="dxa" w:w="40"/>
@@ -6600,10 +6600,10 @@
                 <w:rFonts w:ascii="Calibri" w:cs="Calibri" w:eastAsia="Calibri" w:hAnsi="Calibri"/>
                 <w:b/>
                 <w:bCs/>
-                <w:sz w:val="15"/>
-                <w:szCs w:val="15"/>
-              </w:rPr>
-              <w:t xml:space="preserve">Aspect</w:t>
+                <w:sz w:val="14"/>
+                <w:szCs w:val="14"/>
+              </w:rPr>
+              <w:t xml:space="preserve">Block</w:t>
             </w:r>
           </w:p>
         </w:tc>
@@ -6627,16 +6627,16 @@
                 <w:rFonts w:ascii="Calibri" w:cs="Calibri" w:eastAsia="Calibri" w:hAnsi="Calibri"/>
                 <w:b/>
                 <w:bCs/>
-                <w:sz w:val="15"/>
-                <w:szCs w:val="15"/>
-              </w:rPr>
-              <w:t xml:space="preserve">v1.1.2 SetupSummaryWs</w:t>
-            </w:r>
-          </w:p>
-        </w:tc>
-        <w:tc>
-          <w:tcPr>
-            <w:tcW w:type="dxa" w:w="4360"/>
+                <w:sz w:val="14"/>
+                <w:szCs w:val="14"/>
+              </w:rPr>
+              <w:t xml:space="preserve">What it shows</w:t>
+            </w:r>
+          </w:p>
+        </w:tc>
+        <w:tc>
+          <w:tcPr>
+            <w:tcW w:type="dxa" w:w="4160"/>
             <w:shd w:fill="E7E6E6" w:color="auto" w:val="clear"/>
             <w:tcMar>
               <w:top w:type="dxa" w:w="40"/>
@@ -6654,10 +6654,10 @@
                 <w:rFonts w:ascii="Calibri" w:cs="Calibri" w:eastAsia="Calibri" w:hAnsi="Calibri"/>
                 <w:b/>
                 <w:bCs/>
-                <w:sz w:val="15"/>
-                <w:szCs w:val="15"/>
-              </w:rPr>
-              <w:t xml:space="preserve">v1.2.0 SetupSummaryWs</w:t>
+                <w:sz w:val="14"/>
+                <w:szCs w:val="14"/>
+              </w:rPr>
+              <w:t xml:space="preserve">How it is computed</w:t>
             </w:r>
           </w:p>
         </w:tc>
@@ -6669,27 +6669,27 @@
         </w:trPr>
         <w:tc>
           <w:tcPr>
-            <w:tcW w:type="dxa" w:w="1700"/>
-            <w:tcMar>
-              <w:top w:type="dxa" w:w="40"/>
-              <w:left w:type="dxa" w:w="80"/>
-              <w:bottom w:type="dxa" w:w="40"/>
-              <w:right w:type="dxa" w:w="80"/>
-            </w:tcMar>
-          </w:tcPr>
-          <w:p>
-            <w:pPr>
-              <w:spacing w:after="0"/>
-            </w:pPr>
-            <w:r>
-              <w:rPr>
-                <w:rFonts w:ascii="Calibri" w:cs="Calibri" w:eastAsia="Calibri" w:hAnsi="Calibri"/>
-                <w:b w:val="false"/>
-                <w:bCs w:val="false"/>
-                <w:sz w:val="15"/>
-                <w:szCs w:val="15"/>
-              </w:rPr>
-              <w:t xml:space="preserve">Results written</w:t>
+            <w:tcW w:type="dxa" w:w="1900"/>
+            <w:tcMar>
+              <w:top w:type="dxa" w:w="40"/>
+              <w:left w:type="dxa" w:w="80"/>
+              <w:bottom w:type="dxa" w:w="40"/>
+              <w:right w:type="dxa" w:w="80"/>
+            </w:tcMar>
+          </w:tcPr>
+          <w:p>
+            <w:pPr>
+              <w:spacing w:after="0"/>
+            </w:pPr>
+            <w:r>
+              <w:rPr>
+                <w:rFonts w:ascii="Calibri" w:cs="Calibri" w:eastAsia="Calibri" w:hAnsi="Calibri"/>
+                <w:b w:val="false"/>
+                <w:bCs w:val="false"/>
+                <w:sz w:val="14"/>
+                <w:szCs w:val="14"/>
+              </w:rPr>
+              <w:t xml:space="preserve">Results table G3:R7</w:t>
             </w:r>
           </w:p>
         </w:tc>
@@ -6712,36 +6712,36 @@
                 <w:rFonts w:ascii="Calibri" w:cs="Calibri" w:eastAsia="Calibri" w:hAnsi="Calibri"/>
                 <w:b w:val="false"/>
                 <w:bCs w:val="false"/>
-                <w:sz w:val="15"/>
-                <w:szCs w:val="15"/>
-              </w:rPr>
-              <w:t xml:space="preserve">Alt number, name, Initial Construction (=Total cell), Present Worth (=NPW cell), description</w:t>
-            </w:r>
-          </w:p>
-        </w:tc>
-        <w:tc>
-          <w:tcPr>
-            <w:tcW w:type="dxa" w:w="4360"/>
-            <w:tcMar>
-              <w:top w:type="dxa" w:w="40"/>
-              <w:left w:type="dxa" w:w="80"/>
-              <w:bottom w:type="dxa" w:w="40"/>
-              <w:right w:type="dxa" w:w="80"/>
-            </w:tcMar>
-          </w:tcPr>
-          <w:p>
-            <w:pPr>
-              <w:spacing w:after="0"/>
-            </w:pPr>
-            <w:r>
-              <w:rPr>
-                <w:rFonts w:ascii="Calibri" w:cs="Calibri" w:eastAsia="Calibri" w:hAnsi="Calibri"/>
-                <w:b w:val="false"/>
-                <w:bCs w:val="false"/>
-                <w:sz w:val="15"/>
-                <w:szCs w:val="15"/>
-              </w:rPr>
-              <w:t xml:space="preserve">Adds Type, Maintenance PW, Rehabilitation PW, Lost Revenue PW, Salvage PW, delta to lowest NPW, closure days over the period; a verdict line naming the lowest-NPW alternative and the analysis settings</w:t>
+                <w:sz w:val="14"/>
+                <w:szCs w:val="14"/>
+              </w:rPr>
+              <w:t xml:space="preserve">Worksheet, alternative, type, initial construction, maintenance PW, rehabilitation PW, lost revenue PW, salvage PW, net present worth, difference to the lowest NPW, closure days in the period, runway availability</w:t>
+            </w:r>
+          </w:p>
+        </w:tc>
+        <w:tc>
+          <w:tcPr>
+            <w:tcW w:type="dxa" w:w="4160"/>
+            <w:tcMar>
+              <w:top w:type="dxa" w:w="40"/>
+              <w:left w:type="dxa" w:w="80"/>
+              <w:bottom w:type="dxa" w:w="40"/>
+              <w:right w:type="dxa" w:w="80"/>
+            </w:tcMar>
+          </w:tcPr>
+          <w:p>
+            <w:pPr>
+              <w:spacing w:after="0"/>
+            </w:pPr>
+            <w:r>
+              <w:rPr>
+                <w:rFonts w:ascii="Calibri" w:cs="Calibri" w:eastAsia="Calibri" w:hAnsi="Calibri"/>
+                <w:b w:val="false"/>
+                <w:bCs w:val="false"/>
+                <w:sz w:val="14"/>
+                <w:szCs w:val="14"/>
+              </w:rPr>
+              <w:t xml:space="preserve">Database!A:D for the names; INDEX/MATCH on "Total" and "Net Present Worth"; SUMIFS over the NPW-table window (rows 37 to 52) on the row labels ("Maintenance*", "Rehabilitation*", "*Indirect*", "Salvage*"); SUM of F4:F10 for closure days</w:t>
             </w:r>
           </w:p>
         </w:tc>
@@ -6753,27 +6753,27 @@
         </w:trPr>
         <w:tc>
           <w:tcPr>
-            <w:tcW w:type="dxa" w:w="1700"/>
-            <w:tcMar>
-              <w:top w:type="dxa" w:w="40"/>
-              <w:left w:type="dxa" w:w="80"/>
-              <w:bottom w:type="dxa" w:w="40"/>
-              <w:right w:type="dxa" w:w="80"/>
-            </w:tcMar>
-          </w:tcPr>
-          <w:p>
-            <w:pPr>
-              <w:spacing w:after="0"/>
-            </w:pPr>
-            <w:r>
-              <w:rPr>
-                <w:rFonts w:ascii="Calibri" w:cs="Calibri" w:eastAsia="Calibri" w:hAnsi="Calibri"/>
-                <w:b w:val="false"/>
-                <w:bCs w:val="false"/>
-                <w:sz w:val="15"/>
-                <w:szCs w:val="15"/>
-              </w:rPr>
-              <w:t xml:space="preserve">How rows are found</w:t>
+            <w:tcW w:type="dxa" w:w="1900"/>
+            <w:tcMar>
+              <w:top w:type="dxa" w:w="40"/>
+              <w:left w:type="dxa" w:w="80"/>
+              <w:bottom w:type="dxa" w:w="40"/>
+              <w:right w:type="dxa" w:w="80"/>
+            </w:tcMar>
+          </w:tcPr>
+          <w:p>
+            <w:pPr>
+              <w:spacing w:after="0"/>
+            </w:pPr>
+            <w:r>
+              <w:rPr>
+                <w:rFonts w:ascii="Calibri" w:cs="Calibri" w:eastAsia="Calibri" w:hAnsi="Calibri"/>
+                <w:b w:val="false"/>
+                <w:bCs w:val="false"/>
+                <w:sz w:val="14"/>
+                <w:szCs w:val="14"/>
+              </w:rPr>
+              <w:t xml:space="preserve">Verdict line G9:G10</w:t>
             </w:r>
           </w:p>
         </w:tc>
@@ -6796,36 +6796,36 @@
                 <w:rFonts w:ascii="Calibri" w:cs="Calibri" w:eastAsia="Calibri" w:hAnsi="Calibri"/>
                 <w:b w:val="false"/>
                 <w:bCs w:val="false"/>
-                <w:sz w:val="15"/>
-                <w:szCs w:val="15"/>
-              </w:rPr>
-              <w:t xml:space="preserve">Finds "Net Present Worth" in column B and "Total" in column A of each Alt sheet</w:t>
-            </w:r>
-          </w:p>
-        </w:tc>
-        <w:tc>
-          <w:tcPr>
-            <w:tcW w:type="dxa" w:w="4360"/>
-            <w:tcMar>
-              <w:top w:type="dxa" w:w="40"/>
-              <w:left w:type="dxa" w:w="80"/>
-              <w:bottom w:type="dxa" w:w="40"/>
-              <w:right w:type="dxa" w:w="80"/>
-            </w:tcMar>
-          </w:tcPr>
-          <w:p>
-            <w:pPr>
-              <w:spacing w:after="0"/>
-            </w:pPr>
-            <w:r>
-              <w:rPr>
-                <w:rFonts w:ascii="Calibri" w:cs="Calibri" w:eastAsia="Calibri" w:hAnsi="Calibri"/>
-                <w:b w:val="false"/>
-                <w:bCs w:val="false"/>
-                <w:sz w:val="15"/>
-                <w:szCs w:val="15"/>
-              </w:rPr>
-              <w:t xml:space="preserve">Same, plus "Initial Construction" to bound the activity rows; category sums use SUMIFS on the row labels ("Maintenance*", "Rehabilitation*", "*Indirect*", "Salvage*")</w:t>
+                <w:sz w:val="14"/>
+                <w:szCs w:val="14"/>
+              </w:rPr>
+              <w:t xml:space="preserve">Lowest present worth, margin to the next alternative, discount rate, period, lost-revenue setting; whether the same alternative is lowest at 7 percent</w:t>
+            </w:r>
+          </w:p>
+        </w:tc>
+        <w:tc>
+          <w:tcPr>
+            <w:tcW w:type="dxa" w:w="4160"/>
+            <w:tcMar>
+              <w:top w:type="dxa" w:w="40"/>
+              <w:left w:type="dxa" w:w="80"/>
+              <w:bottom w:type="dxa" w:w="40"/>
+              <w:right w:type="dxa" w:w="80"/>
+            </w:tcMar>
+          </w:tcPr>
+          <w:p>
+            <w:pPr>
+              <w:spacing w:after="0"/>
+            </w:pPr>
+            <w:r>
+              <w:rPr>
+                <w:rFonts w:ascii="Calibri" w:cs="Calibri" w:eastAsia="Calibri" w:hAnsi="Calibri"/>
+                <w:b w:val="false"/>
+                <w:bCs w:val="false"/>
+                <w:sz w:val="14"/>
+                <w:szCs w:val="14"/>
+              </w:rPr>
+              <w:t xml:space="preserve">INDEX/MATCH on the NPW column; SMALL for the margin; comparison against the 7 percent row of the sensitivity block</w:t>
             </w:r>
           </w:p>
         </w:tc>
@@ -6837,27 +6837,27 @@
         </w:trPr>
         <w:tc>
           <w:tcPr>
-            <w:tcW w:type="dxa" w:w="1700"/>
-            <w:tcMar>
-              <w:top w:type="dxa" w:w="40"/>
-              <w:left w:type="dxa" w:w="80"/>
-              <w:bottom w:type="dxa" w:w="40"/>
-              <w:right w:type="dxa" w:w="80"/>
-            </w:tcMar>
-          </w:tcPr>
-          <w:p>
-            <w:pPr>
-              <w:spacing w:after="0"/>
-            </w:pPr>
-            <w:r>
-              <w:rPr>
-                <w:rFonts w:ascii="Calibri" w:cs="Calibri" w:eastAsia="Calibri" w:hAnsi="Calibri"/>
-                <w:b w:val="false"/>
-                <w:bCs w:val="false"/>
-                <w:sz w:val="15"/>
-                <w:szCs w:val="15"/>
-              </w:rPr>
-              <w:t xml:space="preserve">Helper blocks</w:t>
+            <w:tcW w:type="dxa" w:w="1900"/>
+            <w:tcMar>
+              <w:top w:type="dxa" w:w="40"/>
+              <w:left w:type="dxa" w:w="80"/>
+              <w:bottom w:type="dxa" w:w="40"/>
+              <w:right w:type="dxa" w:w="80"/>
+            </w:tcMar>
+          </w:tcPr>
+          <w:p>
+            <w:pPr>
+              <w:spacing w:after="0"/>
+            </w:pPr>
+            <w:r>
+              <w:rPr>
+                <w:rFonts w:ascii="Calibri" w:cs="Calibri" w:eastAsia="Calibri" w:hAnsi="Calibri"/>
+                <w:b w:val="false"/>
+                <w:bCs w:val="false"/>
+                <w:sz w:val="14"/>
+                <w:szCs w:val="14"/>
+              </w:rPr>
+              <w:t xml:space="preserve">Chart 1 (G14)</w:t>
             </w:r>
           </w:p>
         </w:tc>
@@ -6880,36 +6880,36 @@
                 <w:rFonts w:ascii="Calibri" w:cs="Calibri" w:eastAsia="Calibri" w:hAnsi="Calibri"/>
                 <w:b w:val="false"/>
                 <w:bCs w:val="false"/>
-                <w:sz w:val="15"/>
-                <w:szCs w:val="15"/>
-              </w:rPr>
-              <w:t xml:space="preserve">None</w:t>
-            </w:r>
-          </w:p>
-        </w:tc>
-        <w:tc>
-          <w:tcPr>
-            <w:tcW w:type="dxa" w:w="4360"/>
-            <w:tcMar>
-              <w:top w:type="dxa" w:w="40"/>
-              <w:left w:type="dxa" w:w="80"/>
-              <w:bottom w:type="dxa" w:w="40"/>
-              <w:right w:type="dxa" w:w="80"/>
-            </w:tcMar>
-          </w:tcPr>
-          <w:p>
-            <w:pPr>
-              <w:spacing w:after="0"/>
-            </w:pPr>
-            <w:r>
-              <w:rPr>
-                <w:rFonts w:ascii="Calibri" w:cs="Calibri" w:eastAsia="Calibri" w:hAnsi="Calibri"/>
-                <w:b w:val="false"/>
-                <w:bCs w:val="false"/>
-                <w:sz w:val="15"/>
-                <w:szCs w:val="15"/>
-              </w:rPr>
-              <w:t xml:space="preserve">PW by category; expenditure by calendar year (SUMIF on Year Applied); cumulative discounted cost; NPW versus discount rate 2 to 8 percent by SUMPRODUCT; winner at the analysis rate versus 7 percent</w:t>
+                <w:sz w:val="14"/>
+                <w:szCs w:val="14"/>
+              </w:rPr>
+              <w:t xml:space="preserve">Present worth by category, stacked, salvage below zero</w:t>
+            </w:r>
+          </w:p>
+        </w:tc>
+        <w:tc>
+          <w:tcPr>
+            <w:tcW w:type="dxa" w:w="4160"/>
+            <w:tcMar>
+              <w:top w:type="dxa" w:w="40"/>
+              <w:left w:type="dxa" w:w="80"/>
+              <w:bottom w:type="dxa" w:w="40"/>
+              <w:right w:type="dxa" w:w="80"/>
+            </w:tcMar>
+          </w:tcPr>
+          <w:p>
+            <w:pPr>
+              <w:spacing w:after="0"/>
+            </w:pPr>
+            <w:r>
+              <w:rPr>
+                <w:rFonts w:ascii="Calibri" w:cs="Calibri" w:eastAsia="Calibri" w:hAnsi="Calibri"/>
+                <w:b w:val="false"/>
+                <w:bCs w:val="false"/>
+                <w:sz w:val="14"/>
+                <w:szCs w:val="14"/>
+              </w:rPr>
+              <w:t xml:space="preserve">Category block W3:AA9</w:t>
             </w:r>
           </w:p>
         </w:tc>
@@ -6921,27 +6921,27 @@
         </w:trPr>
         <w:tc>
           <w:tcPr>
-            <w:tcW w:type="dxa" w:w="1700"/>
-            <w:tcMar>
-              <w:top w:type="dxa" w:w="40"/>
-              <w:left w:type="dxa" w:w="80"/>
-              <w:bottom w:type="dxa" w:w="40"/>
-              <w:right w:type="dxa" w:w="80"/>
-            </w:tcMar>
-          </w:tcPr>
-          <w:p>
-            <w:pPr>
-              <w:spacing w:after="0"/>
-            </w:pPr>
-            <w:r>
-              <w:rPr>
-                <w:rFonts w:ascii="Calibri" w:cs="Calibri" w:eastAsia="Calibri" w:hAnsi="Calibri"/>
-                <w:b w:val="false"/>
-                <w:bCs w:val="false"/>
-                <w:sz w:val="15"/>
-                <w:szCs w:val="15"/>
-              </w:rPr>
-              <w:t xml:space="preserve">Charts</w:t>
+            <w:tcW w:type="dxa" w:w="1900"/>
+            <w:tcMar>
+              <w:top w:type="dxa" w:w="40"/>
+              <w:left w:type="dxa" w:w="80"/>
+              <w:bottom w:type="dxa" w:w="40"/>
+              <w:right w:type="dxa" w:w="80"/>
+            </w:tcMar>
+          </w:tcPr>
+          <w:p>
+            <w:pPr>
+              <w:spacing w:after="0"/>
+            </w:pPr>
+            <w:r>
+              <w:rPr>
+                <w:rFonts w:ascii="Calibri" w:cs="Calibri" w:eastAsia="Calibri" w:hAnsi="Calibri"/>
+                <w:b w:val="false"/>
+                <w:bCs w:val="false"/>
+                <w:sz w:val="14"/>
+                <w:szCs w:val="14"/>
+              </w:rPr>
+              <w:t xml:space="preserve">Chart 2 (N14)</w:t>
             </w:r>
           </w:p>
         </w:tc>
@@ -6964,36 +6964,36 @@
                 <w:rFonts w:ascii="Calibri" w:cs="Calibri" w:eastAsia="Calibri" w:hAnsi="Calibri"/>
                 <w:b w:val="false"/>
                 <w:bCs w:val="false"/>
-                <w:sz w:val="15"/>
-                <w:szCs w:val="15"/>
-              </w:rPr>
-              <w:t xml:space="preserve">Updates the two series of the existing "Chart 1"</w:t>
-            </w:r>
-          </w:p>
-        </w:tc>
-        <w:tc>
-          <w:tcPr>
-            <w:tcW w:type="dxa" w:w="4360"/>
-            <w:tcMar>
-              <w:top w:type="dxa" w:w="40"/>
-              <w:left w:type="dxa" w:w="80"/>
-              <w:bottom w:type="dxa" w:w="40"/>
-              <w:right w:type="dxa" w:w="80"/>
-            </w:tcMar>
-          </w:tcPr>
-          <w:p>
-            <w:pPr>
-              <w:spacing w:after="0"/>
-            </w:pPr>
-            <w:r>
-              <w:rPr>
-                <w:rFonts w:ascii="Calibri" w:cs="Calibri" w:eastAsia="Calibri" w:hAnsi="Calibri"/>
-                <w:b w:val="false"/>
-                <w:bCs w:val="false"/>
-                <w:sz w:val="15"/>
-                <w:szCs w:val="15"/>
-              </w:rPr>
-              <w:t xml:space="preserve">Deletes existing charts and builds four: PW by category (stacked), expenditure stream (clustered), cumulative cost (line), rate sensitivity (line); series coloured by pavement type (HMA blue 2A78D6, PCC orange EB6834, tints for a second alternative of the same type)</w:t>
+                <w:sz w:val="14"/>
+                <w:szCs w:val="14"/>
+              </w:rPr>
+              <w:t xml:space="preserve">NPW versus discount rate, 2 to 8 percent in 0.25 steps</w:t>
+            </w:r>
+          </w:p>
+        </w:tc>
+        <w:tc>
+          <w:tcPr>
+            <w:tcW w:type="dxa" w:w="4160"/>
+            <w:tcMar>
+              <w:top w:type="dxa" w:w="40"/>
+              <w:left w:type="dxa" w:w="80"/>
+              <w:bottom w:type="dxa" w:w="40"/>
+              <w:right w:type="dxa" w:w="80"/>
+            </w:tcMar>
+          </w:tcPr>
+          <w:p>
+            <w:pPr>
+              <w:spacing w:after="0"/>
+            </w:pPr>
+            <w:r>
+              <w:rPr>
+                <w:rFonts w:ascii="Calibri" w:cs="Calibri" w:eastAsia="Calibri" w:hAnsi="Calibri"/>
+                <w:b w:val="false"/>
+                <w:bCs w:val="false"/>
+                <w:sz w:val="14"/>
+                <w:szCs w:val="14"/>
+              </w:rPr>
+              <w:t xml:space="preserve">Sensitivity block W10:AA36: initial + SUMPRODUCT((year &lt;= period) x cost / (1+r)^year) per alternative</w:t>
             </w:r>
           </w:p>
         </w:tc>
@@ -7005,27 +7005,27 @@
         </w:trPr>
         <w:tc>
           <w:tcPr>
-            <w:tcW w:type="dxa" w:w="1700"/>
-            <w:tcMar>
-              <w:top w:type="dxa" w:w="40"/>
-              <w:left w:type="dxa" w:w="80"/>
-              <w:bottom w:type="dxa" w:w="40"/>
-              <w:right w:type="dxa" w:w="80"/>
-            </w:tcMar>
-          </w:tcPr>
-          <w:p>
-            <w:pPr>
-              <w:spacing w:after="0"/>
-            </w:pPr>
-            <w:r>
-              <w:rPr>
-                <w:rFonts w:ascii="Calibri" w:cs="Calibri" w:eastAsia="Calibri" w:hAnsi="Calibri"/>
-                <w:b w:val="false"/>
-                <w:bCs w:val="false"/>
-                <w:sz w:val="15"/>
-                <w:szCs w:val="15"/>
-              </w:rPr>
-              <w:t xml:space="preserve">Error handling</w:t>
+            <w:tcW w:type="dxa" w:w="1900"/>
+            <w:tcMar>
+              <w:top w:type="dxa" w:w="40"/>
+              <w:left w:type="dxa" w:w="80"/>
+              <w:bottom w:type="dxa" w:w="40"/>
+              <w:right w:type="dxa" w:w="80"/>
+            </w:tcMar>
+          </w:tcPr>
+          <w:p>
+            <w:pPr>
+              <w:spacing w:after="0"/>
+            </w:pPr>
+            <w:r>
+              <w:rPr>
+                <w:rFonts w:ascii="Calibri" w:cs="Calibri" w:eastAsia="Calibri" w:hAnsi="Calibri"/>
+                <w:b w:val="false"/>
+                <w:bCs w:val="false"/>
+                <w:sz w:val="14"/>
+                <w:szCs w:val="14"/>
+              </w:rPr>
+              <w:t xml:space="preserve">Charts 3 and 4 (G32, N32)</w:t>
             </w:r>
           </w:p>
         </w:tc>
@@ -7048,36 +7048,36 @@
                 <w:rFonts w:ascii="Calibri" w:cs="Calibri" w:eastAsia="Calibri" w:hAnsi="Calibri"/>
                 <w:b w:val="false"/>
                 <w:bCs w:val="false"/>
-                <w:sz w:val="15"/>
-                <w:szCs w:val="15"/>
-              </w:rPr>
-              <w:t xml:space="preserve">None</w:t>
-            </w:r>
-          </w:p>
-        </w:tc>
-        <w:tc>
-          <w:tcPr>
-            <w:tcW w:type="dxa" w:w="4360"/>
-            <w:tcMar>
-              <w:top w:type="dxa" w:w="40"/>
-              <w:left w:type="dxa" w:w="80"/>
-              <w:bottom w:type="dxa" w:w="40"/>
-              <w:right w:type="dxa" w:w="80"/>
-            </w:tcMar>
-          </w:tcPr>
-          <w:p>
-            <w:pPr>
-              <w:spacing w:after="0"/>
-            </w:pPr>
-            <w:r>
-              <w:rPr>
-                <w:rFonts w:ascii="Calibri" w:cs="Calibri" w:eastAsia="Calibri" w:hAnsi="Calibri"/>
-                <w:b w:val="false"/>
-                <w:bCs w:val="false"/>
-                <w:sz w:val="15"/>
-                <w:szCs w:val="15"/>
-              </w:rPr>
-              <w:t xml:space="preserve">ScreenUpdating restored and a message box if the build fails part way</w:t>
+                <w:sz w:val="14"/>
+                <w:szCs w:val="14"/>
+              </w:rPr>
+              <w:t xml:space="preserve">Expenditure by calendar year (undiscounted) and cumulative discounted cost</w:t>
+            </w:r>
+          </w:p>
+        </w:tc>
+        <w:tc>
+          <w:tcPr>
+            <w:tcW w:type="dxa" w:w="4160"/>
+            <w:tcMar>
+              <w:top w:type="dxa" w:w="40"/>
+              <w:left w:type="dxa" w:w="80"/>
+              <w:bottom w:type="dxa" w:w="40"/>
+              <w:right w:type="dxa" w:w="80"/>
+            </w:tcMar>
+          </w:tcPr>
+          <w:p>
+            <w:pPr>
+              <w:spacing w:after="0"/>
+            </w:pPr>
+            <w:r>
+              <w:rPr>
+                <w:rFonts w:ascii="Calibri" w:cs="Calibri" w:eastAsia="Calibri" w:hAnsi="Calibri"/>
+                <w:b w:val="false"/>
+                <w:bCs w:val="false"/>
+                <w:sz w:val="14"/>
+                <w:szCs w:val="14"/>
+              </w:rPr>
+              <w:t xml:space="preserve">By-year block W39:AJ71: SUMIF on Year Applied, running sum of the discounted column</w:t>
             </w:r>
           </w:p>
         </w:tc>
@@ -7089,27 +7089,27 @@
         </w:trPr>
         <w:tc>
           <w:tcPr>
-            <w:tcW w:type="dxa" w:w="1700"/>
-            <w:tcMar>
-              <w:top w:type="dxa" w:w="40"/>
-              <w:left w:type="dxa" w:w="80"/>
-              <w:bottom w:type="dxa" w:w="40"/>
-              <w:right w:type="dxa" w:w="80"/>
-            </w:tcMar>
-          </w:tcPr>
-          <w:p>
-            <w:pPr>
-              <w:spacing w:after="0"/>
-            </w:pPr>
-            <w:r>
-              <w:rPr>
-                <w:rFonts w:ascii="Calibri" w:cs="Calibri" w:eastAsia="Calibri" w:hAnsi="Calibri"/>
-                <w:b w:val="false"/>
-                <w:bCs w:val="false"/>
-                <w:sz w:val="15"/>
-                <w:szCs w:val="15"/>
-              </w:rPr>
-              <w:t xml:space="preserve">Compatibility</w:t>
+            <w:tcW w:type="dxa" w:w="1900"/>
+            <w:tcMar>
+              <w:top w:type="dxa" w:w="40"/>
+              <w:left w:type="dxa" w:w="80"/>
+              <w:bottom w:type="dxa" w:w="40"/>
+              <w:right w:type="dxa" w:w="80"/>
+            </w:tcMar>
+          </w:tcPr>
+          <w:p>
+            <w:pPr>
+              <w:spacing w:after="0"/>
+            </w:pPr>
+            <w:r>
+              <w:rPr>
+                <w:rFonts w:ascii="Calibri" w:cs="Calibri" w:eastAsia="Calibri" w:hAnsi="Calibri"/>
+                <w:b w:val="false"/>
+                <w:bCs w:val="false"/>
+                <w:sz w:val="14"/>
+                <w:szCs w:val="14"/>
+              </w:rPr>
+              <w:t xml:space="preserve">Chart 5 (G50)</w:t>
             </w:r>
           </w:p>
         </w:tc>
@@ -7132,36 +7132,120 @@
                 <w:rFonts w:ascii="Calibri" w:cs="Calibri" w:eastAsia="Calibri" w:hAnsi="Calibri"/>
                 <w:b w:val="false"/>
                 <w:bCs w:val="false"/>
-                <w:sz w:val="15"/>
-                <w:szCs w:val="15"/>
-              </w:rPr>
-              <w:t xml:space="preserve">Any Excel</w:t>
-            </w:r>
-          </w:p>
-        </w:tc>
-        <w:tc>
-          <w:tcPr>
-            <w:tcW w:type="dxa" w:w="4360"/>
-            <w:tcMar>
-              <w:top w:type="dxa" w:w="40"/>
-              <w:left w:type="dxa" w:w="80"/>
-              <w:bottom w:type="dxa" w:w="40"/>
-              <w:right w:type="dxa" w:w="80"/>
-            </w:tcMar>
-          </w:tcPr>
-          <w:p>
-            <w:pPr>
-              <w:spacing w:after="0"/>
-            </w:pPr>
-            <w:r>
-              <w:rPr>
-                <w:rFonts w:ascii="Calibri" w:cs="Calibri" w:eastAsia="Calibri" w:hAnsi="Calibri"/>
-                <w:b w:val="false"/>
-                <w:bCs w:val="false"/>
-                <w:sz w:val="15"/>
-                <w:szCs w:val="15"/>
-              </w:rPr>
-              <w:t xml:space="preserve">Shapes.AddChart2 requires Excel 2013 or later (Microsoft 365 at TDOT)</w:t>
+                <w:sz w:val="14"/>
+                <w:szCs w:val="14"/>
+              </w:rPr>
+              <w:t xml:space="preserve">Runway closure days by calendar year</w:t>
+            </w:r>
+          </w:p>
+        </w:tc>
+        <w:tc>
+          <w:tcPr>
+            <w:tcW w:type="dxa" w:w="4160"/>
+            <w:tcMar>
+              <w:top w:type="dxa" w:w="40"/>
+              <w:left w:type="dxa" w:w="80"/>
+              <w:bottom w:type="dxa" w:w="40"/>
+              <w:right w:type="dxa" w:w="80"/>
+            </w:tcMar>
+          </w:tcPr>
+          <w:p>
+            <w:pPr>
+              <w:spacing w:after="0"/>
+            </w:pPr>
+            <w:r>
+              <w:rPr>
+                <w:rFonts w:ascii="Calibri" w:cs="Calibri" w:eastAsia="Calibri" w:hAnsi="Calibri"/>
+                <w:b w:val="false"/>
+                <w:bCs w:val="false"/>
+                <w:sz w:val="14"/>
+                <w:szCs w:val="14"/>
+              </w:rPr>
+              <w:t xml:space="preserve">Indirect-cost rows divided by daily revenue (F2), by year</w:t>
+            </w:r>
+          </w:p>
+        </w:tc>
+      </w:tr>
+      <w:tr>
+        <w:trPr>
+          <w:cantSplit/>
+          <w:tblHeader w:val="false"/>
+        </w:trPr>
+        <w:tc>
+          <w:tcPr>
+            <w:tcW w:type="dxa" w:w="1900"/>
+            <w:tcMar>
+              <w:top w:type="dxa" w:w="40"/>
+              <w:left w:type="dxa" w:w="80"/>
+              <w:bottom w:type="dxa" w:w="40"/>
+              <w:right w:type="dxa" w:w="80"/>
+            </w:tcMar>
+          </w:tcPr>
+          <w:p>
+            <w:pPr>
+              <w:spacing w:after="0"/>
+            </w:pPr>
+            <w:r>
+              <w:rPr>
+                <w:rFonts w:ascii="Calibri" w:cs="Calibri" w:eastAsia="Calibri" w:hAnsi="Calibri"/>
+                <w:b w:val="false"/>
+                <w:bCs w:val="false"/>
+                <w:sz w:val="14"/>
+                <w:szCs w:val="14"/>
+              </w:rPr>
+              <w:t xml:space="preserve">Navigation</w:t>
+            </w:r>
+          </w:p>
+        </w:tc>
+        <w:tc>
+          <w:tcPr>
+            <w:tcW w:type="dxa" w:w="3300"/>
+            <w:tcMar>
+              <w:top w:type="dxa" w:w="40"/>
+              <w:left w:type="dxa" w:w="80"/>
+              <w:bottom w:type="dxa" w:w="40"/>
+              <w:right w:type="dxa" w:w="80"/>
+            </w:tcMar>
+          </w:tcPr>
+          <w:p>
+            <w:pPr>
+              <w:spacing w:after="0"/>
+            </w:pPr>
+            <w:r>
+              <w:rPr>
+                <w:rFonts w:ascii="Calibri" w:cs="Calibri" w:eastAsia="Calibri" w:hAnsi="Calibri"/>
+                <w:b w:val="false"/>
+                <w:bCs w:val="false"/>
+                <w:sz w:val="14"/>
+                <w:szCs w:val="14"/>
+              </w:rPr>
+              <w:t xml:space="preserve">"General Information" and "Instructions" buttons on Summary; "View Summary" under Alternative Setup</w:t>
+            </w:r>
+          </w:p>
+        </w:tc>
+        <w:tc>
+          <w:tcPr>
+            <w:tcW w:type="dxa" w:w="4160"/>
+            <w:tcMar>
+              <w:top w:type="dxa" w:w="40"/>
+              <w:left w:type="dxa" w:w="80"/>
+              <w:bottom w:type="dxa" w:w="40"/>
+              <w:right w:type="dxa" w:w="80"/>
+            </w:tcMar>
+          </w:tcPr>
+          <w:p>
+            <w:pPr>
+              <w:spacing w:after="0"/>
+            </w:pPr>
+            <w:r>
+              <w:rPr>
+                <w:rFonts w:ascii="Calibri" w:cs="Calibri" w:eastAsia="Calibri" w:hAnsi="Calibri"/>
+                <w:b w:val="false"/>
+                <w:bCs w:val="false"/>
+                <w:sz w:val="14"/>
+                <w:szCs w:val="14"/>
+              </w:rPr>
+              <w:t xml:space="preserve">HYPERLINK cells; no macro, so they work when ActiveX is blocked</w:t>
             </w:r>
           </w:p>
         </w:tc>
@@ -7190,7 +7274,7 @@
           <w:sz w:val="22"/>
           <w:szCs w:val="22"/>
         </w:rPr>
-        <w:t xml:space="preserve">All summary cells are live formulas into the alternative sheets, so the Summary follows quantity changes without re-running the form; charts are rebuilt each time the form closes. The full listing is Appendix B; the v1.1.2 module remains in the v1.1.2 file for comparison.</w:t>
+        <w:t xml:space="preserve">The chart-data blocks are labelled "calculated automatically; do not edit". The print area covers the table and charts one page wide in landscape. Appendix B lists the formulas as they stand in row 4 and in the first row of each block; the remaining rows repeat them with the row number substituted. A first draft of this update replaced the VBA Output module instead (Output.bas); it was superseded by this formula-driven sheet so that nothing has to be imported, and it is not part of the deliverable.</w:t>
       </w:r>
     </w:p>
     <w:p>
@@ -9329,7 +9413,7 @@
                 <w:sz w:val="15"/>
                 <w:szCs w:val="15"/>
               </w:rPr>
-              <w:t xml:space="preserve">1,644 formulas, 0 errors</w:t>
+              <w:t xml:space="preserve">2,240 formulas including the new Summary, 0 errors</w:t>
             </w:r>
           </w:p>
         </w:tc>
@@ -9361,7 +9445,7 @@
                 <w:sz w:val="15"/>
                 <w:szCs w:val="15"/>
               </w:rPr>
-              <w:t xml:space="preserve">v1.1.2 under the same recalculation</w:t>
+              <w:t xml:space="preserve">New Summary on the MBT data</w:t>
             </w:r>
           </w:p>
         </w:tc>
@@ -9387,7 +9471,7 @@
                 <w:sz w:val="15"/>
                 <w:szCs w:val="15"/>
               </w:rPr>
-              <w:t xml:space="preserve">Same</w:t>
+              <w:t xml:space="preserve">Summary transplanted into the MBT workbook; full recalculation; rendered to PDF</w:t>
             </w:r>
           </w:p>
         </w:tc>
@@ -9413,7 +9497,7 @@
                 <w:sz w:val="15"/>
                 <w:szCs w:val="15"/>
               </w:rPr>
-              <w:t xml:space="preserve">99 error cells: 39 #NAME? (XLOOKUP) and 60 #N/A (unguarded PCC lookups, revenue lookup)</w:t>
+              <w:t xml:space="preserve">Table reads NPW $8,809,266 and $8,028,734, categories sum to NPW, closure days 57 and 27, flags the winner change at 7 percent; six charts parse in an independent reader and render; on the empty template the sheet reads "No alternatives yet" with no error cells</w:t>
             </w:r>
           </w:p>
         </w:tc>
@@ -9445,7 +9529,7 @@
                 <w:sz w:val="15"/>
                 <w:szCs w:val="15"/>
               </w:rPr>
-              <w:t xml:space="preserve">Template formulas on real data</w:t>
+              <w:t xml:space="preserve">v1.1.2 under the same recalculation</w:t>
             </w:r>
           </w:p>
         </w:tc>
@@ -9471,7 +9555,7 @@
                 <w:sz w:val="15"/>
                 <w:szCs w:val="15"/>
               </w:rPr>
-              <w:t xml:space="preserve">Formula changes applied to the MBT workbook alternative sheets; full recalculation</w:t>
+              <w:t xml:space="preserve">Same</w:t>
             </w:r>
           </w:p>
         </w:tc>
@@ -9497,7 +9581,7 @@
                 <w:sz w:val="15"/>
                 <w:szCs w:val="15"/>
               </w:rPr>
-              <w:t xml:space="preserve">NPW unchanged: HMA $8,809,266.42, PCC $8,028,734.49; PCC rows 17 to 22 = 0 (were #N/A)</w:t>
+              <w:t xml:space="preserve">99 error cells: 39 #NAME? (XLOOKUP) and 60 #N/A (unguarded PCC lookups, revenue lookup)</w:t>
             </w:r>
           </w:p>
         </w:tc>
@@ -9529,7 +9613,7 @@
                 <w:sz w:val="15"/>
                 <w:szCs w:val="15"/>
               </w:rPr>
-              <w:t xml:space="preserve">Year-indexed chart columns</w:t>
+              <w:t xml:space="preserve">Template formulas on real data</w:t>
             </w:r>
           </w:p>
         </w:tc>
@@ -9555,7 +9639,7 @@
                 <w:sz w:val="15"/>
                 <w:szCs w:val="15"/>
               </w:rPr>
-              <w:t xml:space="preserve">Sum of L + M against activity totals; sum of N against NPW; per-year values against policy years</w:t>
+              <w:t xml:space="preserve">Formula changes applied to the MBT workbook alternative sheets; full recalculation</w:t>
             </w:r>
           </w:p>
         </w:tc>
@@ -9581,7 +9665,7 @@
                 <w:sz w:val="15"/>
                 <w:szCs w:val="15"/>
               </w:rPr>
-              <w:t xml:space="preserve">HMA: L+M = $10,959,044 = totals; N = $8,809,266 = NPW. PCC: L+M = $7,281,371; N = $8,028,734. Appendix D</w:t>
+              <w:t xml:space="preserve">NPW unchanged: HMA $8,809,266.42, PCC $8,028,734.49; PCC rows 17 to 22 = 0 (were #N/A)</w:t>
             </w:r>
           </w:p>
         </w:tc>
@@ -9613,7 +9697,7 @@
                 <w:sz w:val="15"/>
                 <w:szCs w:val="15"/>
               </w:rPr>
-              <w:t xml:space="preserve">Chart parts</w:t>
+              <w:t xml:space="preserve">Year-indexed chart columns</w:t>
             </w:r>
           </w:p>
         </w:tc>
@@ -9639,7 +9723,7 @@
                 <w:sz w:val="15"/>
                 <w:szCs w:val="15"/>
               </w:rPr>
-              <w:t xml:space="preserve">Parsed with an independent chart reader</w:t>
+              <w:t xml:space="preserve">Sum of L + M against activity totals; sum of N against NPW; per-year values against policy years</w:t>
             </w:r>
           </w:p>
         </w:tc>
@@ -9665,7 +9749,7 @@
                 <w:sz w:val="15"/>
                 <w:szCs w:val="15"/>
               </w:rPr>
-              <w:t xml:space="preserve">Category K37:K67 (or K38:K68) and value ranges as intended; indirect charts stacked with two series</w:t>
+              <w:t xml:space="preserve">HMA: L+M = $10,959,044 = totals; N = $8,809,266 = NPW. PCC: L+M = $7,281,371; N = $8,028,734. Appendix D</w:t>
             </w:r>
           </w:p>
         </w:tc>
@@ -9697,7 +9781,7 @@
                 <w:sz w:val="15"/>
                 <w:szCs w:val="15"/>
               </w:rPr>
-              <w:t xml:space="preserve">Decision workbook recalculation</w:t>
+              <w:t xml:space="preserve">Chart parts</w:t>
             </w:r>
           </w:p>
         </w:tc>
@@ -9723,7 +9807,7 @@
                 <w:sz w:val="15"/>
                 <w:szCs w:val="15"/>
               </w:rPr>
-              <w:t xml:space="preserve">LibreOffice Calc calculateAll; error scan</w:t>
+              <w:t xml:space="preserve">Parsed with an independent chart reader</w:t>
             </w:r>
           </w:p>
         </w:tc>
@@ -9749,7 +9833,7 @@
                 <w:sz w:val="15"/>
                 <w:szCs w:val="15"/>
               </w:rPr>
-              <w:t xml:space="preserve">47,265 formulas, 0 errors</w:t>
+              <w:t xml:space="preserve">Category K37:K67 (or K38:K68) and value ranges as intended; indirect charts stacked with two series</w:t>
             </w:r>
           </w:p>
         </w:tc>
@@ -9781,7 +9865,7 @@
                 <w:sz w:val="15"/>
                 <w:szCs w:val="15"/>
               </w:rPr>
-              <w:t xml:space="preserve">Decision workbook against independent engine</w:t>
+              <w:t xml:space="preserve">Decision workbook recalculation</w:t>
             </w:r>
           </w:p>
         </w:tc>
@@ -9807,7 +9891,7 @@
                 <w:sz w:val="15"/>
                 <w:szCs w:val="15"/>
               </w:rPr>
-              <w:t xml:space="preserve">Python implementation of Section 8.1</w:t>
+              <w:t xml:space="preserve">LibreOffice Calc calculateAll; error scan</w:t>
             </w:r>
           </w:p>
         </w:tc>
@@ -9833,7 +9917,7 @@
                 <w:sz w:val="15"/>
                 <w:szCs w:val="15"/>
               </w:rPr>
-              <w:t xml:space="preserve">NPW, category split (sums to NPW), EUAC, closure days, break-even values (engine returns a $0 difference at each), 25-point sensitivity, tornado, 12 scenarios and 35-cell decision map agree to the dollar</w:t>
+              <w:t xml:space="preserve">47,265 formulas, 0 errors</w:t>
             </w:r>
           </w:p>
         </w:tc>
@@ -9865,7 +9949,7 @@
                 <w:sz w:val="15"/>
                 <w:szCs w:val="15"/>
               </w:rPr>
-              <w:t xml:space="preserve">Decision workbook charts</w:t>
+              <w:t xml:space="preserve">Decision workbook against independent engine</w:t>
             </w:r>
           </w:p>
         </w:tc>
@@ -9891,7 +9975,7 @@
                 <w:sz w:val="15"/>
                 <w:szCs w:val="15"/>
               </w:rPr>
-              <w:t xml:space="preserve">Rendered to PDF and inspected</w:t>
+              <w:t xml:space="preserve">Python implementation of Section 8.1</w:t>
             </w:r>
           </w:p>
         </w:tc>
@@ -9917,7 +10001,7 @@
                 <w:sz w:val="15"/>
                 <w:szCs w:val="15"/>
               </w:rPr>
-              <w:t xml:space="preserve">All eight per-project charts and the simulation histogram draw with the intended series, axes and years</w:t>
+              <w:t xml:space="preserve">NPW, category split (sums to NPW), EUAC, closure days, break-even values (engine returns a $0 difference at each), 25-point sensitivity, tornado, 12 scenarios and 35-cell decision map agree to the dollar</w:t>
             </w:r>
           </w:p>
         </w:tc>
@@ -9949,6 +10033,90 @@
                 <w:sz w:val="15"/>
                 <w:szCs w:val="15"/>
               </w:rPr>
+              <w:t xml:space="preserve">Decision workbook charts</w:t>
+            </w:r>
+          </w:p>
+        </w:tc>
+        <w:tc>
+          <w:tcPr>
+            <w:tcW w:type="dxa" w:w="3000"/>
+            <w:tcMar>
+              <w:top w:type="dxa" w:w="40"/>
+              <w:left w:type="dxa" w:w="80"/>
+              <w:bottom w:type="dxa" w:w="40"/>
+              <w:right w:type="dxa" w:w="80"/>
+            </w:tcMar>
+          </w:tcPr>
+          <w:p>
+            <w:pPr>
+              <w:spacing w:after="0"/>
+            </w:pPr>
+            <w:r>
+              <w:rPr>
+                <w:rFonts w:ascii="Calibri" w:cs="Calibri" w:eastAsia="Calibri" w:hAnsi="Calibri"/>
+                <w:b w:val="false"/>
+                <w:bCs w:val="false"/>
+                <w:sz w:val="15"/>
+                <w:szCs w:val="15"/>
+              </w:rPr>
+              <w:t xml:space="preserve">Rendered to PDF and inspected</w:t>
+            </w:r>
+          </w:p>
+        </w:tc>
+        <w:tc>
+          <w:tcPr>
+            <w:tcW w:type="dxa" w:w="4060"/>
+            <w:tcMar>
+              <w:top w:type="dxa" w:w="40"/>
+              <w:left w:type="dxa" w:w="80"/>
+              <w:bottom w:type="dxa" w:w="40"/>
+              <w:right w:type="dxa" w:w="80"/>
+            </w:tcMar>
+          </w:tcPr>
+          <w:p>
+            <w:pPr>
+              <w:spacing w:after="0"/>
+            </w:pPr>
+            <w:r>
+              <w:rPr>
+                <w:rFonts w:ascii="Calibri" w:cs="Calibri" w:eastAsia="Calibri" w:hAnsi="Calibri"/>
+                <w:b w:val="false"/>
+                <w:bCs w:val="false"/>
+                <w:sz w:val="15"/>
+                <w:szCs w:val="15"/>
+              </w:rPr>
+              <w:t xml:space="preserve">All eight per-project charts and the simulation histogram draw with the intended series, axes and years</w:t>
+            </w:r>
+          </w:p>
+        </w:tc>
+      </w:tr>
+      <w:tr>
+        <w:trPr>
+          <w:cantSplit/>
+          <w:tblHeader w:val="false"/>
+        </w:trPr>
+        <w:tc>
+          <w:tcPr>
+            <w:tcW w:type="dxa" w:w="2300"/>
+            <w:tcMar>
+              <w:top w:type="dxa" w:w="40"/>
+              <w:left w:type="dxa" w:w="80"/>
+              <w:bottom w:type="dxa" w:w="40"/>
+              <w:right w:type="dxa" w:w="80"/>
+            </w:tcMar>
+          </w:tcPr>
+          <w:p>
+            <w:pPr>
+              <w:spacing w:after="0"/>
+            </w:pPr>
+            <w:r>
+              <w:rPr>
+                <w:rFonts w:ascii="Calibri" w:cs="Calibri" w:eastAsia="Calibri" w:hAnsi="Calibri"/>
+                <w:b w:val="false"/>
+                <w:bCs w:val="false"/>
+                <w:sz w:val="15"/>
+                <w:szCs w:val="15"/>
+              </w:rPr>
               <w:t xml:space="preserve">Not verified in this environment</w:t>
             </w:r>
           </w:p>
@@ -10001,7 +10169,7 @@
                 <w:sz w:val="15"/>
                 <w:szCs w:val="15"/>
               </w:rPr>
-              <w:t xml:space="preserve">Output.bas execution in Excel; display of the patched charts in Excel (LibreOffice does not draw charts on the ActiveX-bearing sheets). Closed by Section 12.</w:t>
+              <w:t xml:space="preserve">Display of the alternative-sheet charts in Excel (LibreOffice does not draw charts on the ActiveX-bearing sheets). Closed by Section 12.</w:t>
             </w:r>
           </w:p>
         </w:tc>
@@ -10134,7 +10302,7 @@
           <w:sz w:val="22"/>
           <w:szCs w:val="22"/>
         </w:rPr>
-        <w:t xml:space="preserve">Presentation that changes: alternative charts by calendar year, stacked direct and lost revenue; Summary with categories, closures and rate sensitivity.</w:t>
+        <w:t xml:space="preserve">Presentation that changes: alternative charts by calendar year, stacked direct and lost revenue; Summary with categories, closures, rate sensitivity, five charts and navigation buttons, all formula-driven.</w:t>
       </w:r>
     </w:p>
     <w:p>
@@ -10917,7 +11085,7 @@
           <w:sz w:val="22"/>
           <w:szCs w:val="22"/>
         </w:rPr>
-        <w:t xml:space="preserve">Open TDOA_LCCA_Framework_v1.2.0_ARA_09112026.xlsm; enable content (or follow the ActiveX steps now in the Instructions).</w:t>
+        <w:t xml:space="preserve">Open TDOA_LCCA_Framework_v1.2.0_ARA_09112026.xlsm; enable content (or follow the ActiveX steps now in the Instructions). Nothing to import.</w:t>
       </w:r>
     </w:p>
     <w:p>
@@ -10935,7 +11103,7 @@
           <w:sz w:val="22"/>
           <w:szCs w:val="22"/>
         </w:rPr>
-        <w:t xml:space="preserve">Alt+F11; in the project tree right-click the Output module, Remove (answer No to export); File, Import File, Output.bas. Save.</w:t>
+        <w:t xml:space="preserve">Summary: expect "No alternatives yet", five empty charts, and two navigation buttons that jump to General Information and Instructions.</w:t>
       </w:r>
     </w:p>
     <w:p>
@@ -10953,7 +11121,7 @@
           <w:sz w:val="22"/>
           <w:szCs w:val="22"/>
         </w:rPr>
-        <w:t xml:space="preserve">General Information: select Murfreesboro Municipal Airport, D38 = Yes, D25 = 2027, D26 = 52777.7, D28 = 5433. Alternative Setup: add one New HMA and one New PCC; Close. Expect the Summary to populate with four charts and no #N/A.</w:t>
+        <w:t xml:space="preserve">General Information: select Murfreesboro Municipal Airport, D38 = Yes, D25 = 2027, D26 = 52777.7, D28 = 5433. Alternative Setup: add one New HMA and one New PCC; Close. Click "View Summary". Expect the table, verdict line and all charts to populate with no #N/A.</w:t>
       </w:r>
     </w:p>
     <w:p>
@@ -13210,7 +13378,7 @@
         <w:spacing w:after="120" w:before="280"/>
       </w:pPr>
       <w:r>
-        <w:t xml:space="preserve">A.2 General Information (2 cells)</w:t>
+        <w:t xml:space="preserve">A.2 General Information (3 cells)</w:t>
       </w:r>
     </w:p>
     <w:tbl>
@@ -13485,6 +13653,90 @@
           </w:p>
         </w:tc>
       </w:tr>
+      <w:tr>
+        <w:trPr>
+          <w:cantSplit/>
+          <w:tblHeader w:val="false"/>
+        </w:trPr>
+        <w:tc>
+          <w:tcPr>
+            <w:tcW w:type="dxa" w:w="1300"/>
+            <w:tcMar>
+              <w:top w:type="dxa" w:w="40"/>
+              <w:left w:type="dxa" w:w="80"/>
+              <w:bottom w:type="dxa" w:w="40"/>
+              <w:right w:type="dxa" w:w="80"/>
+            </w:tcMar>
+          </w:tcPr>
+          <w:p>
+            <w:pPr>
+              <w:spacing w:after="0"/>
+            </w:pPr>
+            <w:r>
+              <w:rPr>
+                <w:rFonts w:ascii="Calibri" w:cs="Calibri" w:eastAsia="Calibri" w:hAnsi="Calibri"/>
+                <w:b w:val="false"/>
+                <w:bCs w:val="false"/>
+                <w:sz w:val="13"/>
+                <w:szCs w:val="13"/>
+              </w:rPr>
+              <w:t xml:space="preserve">B43</w:t>
+            </w:r>
+          </w:p>
+        </w:tc>
+        <w:tc>
+          <w:tcPr>
+            <w:tcW w:type="dxa" w:w="3400"/>
+            <w:tcMar>
+              <w:top w:type="dxa" w:w="40"/>
+              <w:left w:type="dxa" w:w="80"/>
+              <w:bottom w:type="dxa" w:w="40"/>
+              <w:right w:type="dxa" w:w="80"/>
+            </w:tcMar>
+          </w:tcPr>
+          <w:p>
+            <w:pPr>
+              <w:spacing w:after="0"/>
+            </w:pPr>
+            <w:r>
+              <w:rPr>
+                <w:rFonts w:ascii="Courier New" w:cs="Courier New" w:eastAsia="Courier New" w:hAnsi="Courier New"/>
+                <w:b w:val="false"/>
+                <w:bCs w:val="false"/>
+                <w:sz w:val="13"/>
+                <w:szCs w:val="13"/>
+              </w:rPr>
+              <w:t xml:space="preserve">(empty)</w:t>
+            </w:r>
+          </w:p>
+        </w:tc>
+        <w:tc>
+          <w:tcPr>
+            <w:tcW w:type="dxa" w:w="4660"/>
+            <w:tcMar>
+              <w:top w:type="dxa" w:w="40"/>
+              <w:left w:type="dxa" w:w="80"/>
+              <w:bottom w:type="dxa" w:w="40"/>
+              <w:right w:type="dxa" w:w="80"/>
+            </w:tcMar>
+          </w:tcPr>
+          <w:p>
+            <w:pPr>
+              <w:spacing w:after="0"/>
+            </w:pPr>
+            <w:r>
+              <w:rPr>
+                <w:rFonts w:ascii="Courier New" w:cs="Courier New" w:eastAsia="Courier New" w:hAnsi="Courier New"/>
+                <w:b w:val="false"/>
+                <w:bCs w:val="false"/>
+                <w:sz w:val="13"/>
+                <w:szCs w:val="13"/>
+              </w:rPr>
+              <w:t xml:space="preserve">=HYPERLINK("#Summary!G1","View Summary  ►")</w:t>
+            </w:r>
+          </w:p>
+        </w:tc>
+      </w:tr>
     </w:tbl>
     <w:p>
       <w:pPr>
@@ -20962,6 +21214,217 @@
         <w:spacing w:after="120" w:before="280"/>
       </w:pPr>
       <w:r>
+        <w:t xml:space="preserve">A.8 Summary (680 cells)</w:t>
+      </w:r>
+    </w:p>
+    <w:tbl>
+      <w:tblPr>
+        <w:tblW w:type="dxa" w:w="9360"/>
+        <w:tblBorders>
+          <w:top w:val="single" w:color="auto" w:sz="4"/>
+          <w:left w:val="single" w:color="auto" w:sz="4"/>
+          <w:bottom w:val="single" w:color="auto" w:sz="4"/>
+          <w:right w:val="single" w:color="auto" w:sz="4"/>
+          <w:insideH w:val="single" w:color="auto" w:sz="4"/>
+          <w:insideV w:val="single" w:color="auto" w:sz="4"/>
+        </w:tblBorders>
+      </w:tblPr>
+      <w:tblGrid>
+        <w:gridCol w:w="1300"/>
+        <w:gridCol w:w="3400"/>
+        <w:gridCol w:w="4660"/>
+      </w:tblGrid>
+      <w:tr>
+        <w:trPr>
+          <w:cantSplit/>
+          <w:tblHeader/>
+        </w:trPr>
+        <w:tc>
+          <w:tcPr>
+            <w:tcW w:type="dxa" w:w="1300"/>
+            <w:shd w:fill="E7E6E6" w:color="auto" w:val="clear"/>
+            <w:tcMar>
+              <w:top w:type="dxa" w:w="40"/>
+              <w:left w:type="dxa" w:w="80"/>
+              <w:bottom w:type="dxa" w:w="40"/>
+              <w:right w:type="dxa" w:w="80"/>
+            </w:tcMar>
+          </w:tcPr>
+          <w:p>
+            <w:pPr>
+              <w:spacing w:after="0"/>
+            </w:pPr>
+            <w:r>
+              <w:rPr>
+                <w:rFonts w:ascii="Calibri" w:cs="Calibri" w:eastAsia="Calibri" w:hAnsi="Calibri"/>
+                <w:b/>
+                <w:bCs/>
+                <w:sz w:val="13"/>
+                <w:szCs w:val="13"/>
+              </w:rPr>
+              <w:t xml:space="preserve">Cell</w:t>
+            </w:r>
+          </w:p>
+        </w:tc>
+        <w:tc>
+          <w:tcPr>
+            <w:tcW w:type="dxa" w:w="3400"/>
+            <w:shd w:fill="E7E6E6" w:color="auto" w:val="clear"/>
+            <w:tcMar>
+              <w:top w:type="dxa" w:w="40"/>
+              <w:left w:type="dxa" w:w="80"/>
+              <w:bottom w:type="dxa" w:w="40"/>
+              <w:right w:type="dxa" w:w="80"/>
+            </w:tcMar>
+          </w:tcPr>
+          <w:p>
+            <w:pPr>
+              <w:spacing w:after="0"/>
+            </w:pPr>
+            <w:r>
+              <w:rPr>
+                <w:rFonts w:ascii="Calibri" w:cs="Calibri" w:eastAsia="Calibri" w:hAnsi="Calibri"/>
+                <w:b/>
+                <w:bCs/>
+                <w:sz w:val="13"/>
+                <w:szCs w:val="13"/>
+              </w:rPr>
+              <w:t xml:space="preserve">v1.1.2</w:t>
+            </w:r>
+          </w:p>
+        </w:tc>
+        <w:tc>
+          <w:tcPr>
+            <w:tcW w:type="dxa" w:w="4660"/>
+            <w:shd w:fill="E7E6E6" w:color="auto" w:val="clear"/>
+            <w:tcMar>
+              <w:top w:type="dxa" w:w="40"/>
+              <w:left w:type="dxa" w:w="80"/>
+              <w:bottom w:type="dxa" w:w="40"/>
+              <w:right w:type="dxa" w:w="80"/>
+            </w:tcMar>
+          </w:tcPr>
+          <w:p>
+            <w:pPr>
+              <w:spacing w:after="0"/>
+            </w:pPr>
+            <w:r>
+              <w:rPr>
+                <w:rFonts w:ascii="Calibri" w:cs="Calibri" w:eastAsia="Calibri" w:hAnsi="Calibri"/>
+                <w:b/>
+                <w:bCs/>
+                <w:sz w:val="13"/>
+                <w:szCs w:val="13"/>
+              </w:rPr>
+              <w:t xml:space="preserve">v1.2.0</w:t>
+            </w:r>
+          </w:p>
+        </w:tc>
+      </w:tr>
+      <w:tr>
+        <w:trPr>
+          <w:cantSplit/>
+          <w:tblHeader w:val="false"/>
+        </w:trPr>
+        <w:tc>
+          <w:tcPr>
+            <w:tcW w:type="dxa" w:w="1300"/>
+            <w:tcMar>
+              <w:top w:type="dxa" w:w="40"/>
+              <w:left w:type="dxa" w:w="80"/>
+              <w:bottom w:type="dxa" w:w="40"/>
+              <w:right w:type="dxa" w:w="80"/>
+            </w:tcMar>
+          </w:tcPr>
+          <w:p>
+            <w:pPr>
+              <w:spacing w:after="0"/>
+            </w:pPr>
+            <w:r>
+              <w:rPr>
+                <w:rFonts w:ascii="Calibri" w:cs="Calibri" w:eastAsia="Calibri" w:hAnsi="Calibri"/>
+                <w:b w:val="false"/>
+                <w:bCs w:val="false"/>
+                <w:sz w:val="13"/>
+                <w:szCs w:val="13"/>
+              </w:rPr>
+              <w:t xml:space="preserve">Whole sheet</w:t>
+            </w:r>
+          </w:p>
+        </w:tc>
+        <w:tc>
+          <w:tcPr>
+            <w:tcW w:type="dxa" w:w="3400"/>
+            <w:tcMar>
+              <w:top w:type="dxa" w:w="40"/>
+              <w:left w:type="dxa" w:w="80"/>
+              <w:bottom w:type="dxa" w:w="40"/>
+              <w:right w:type="dxa" w:w="80"/>
+            </w:tcMar>
+          </w:tcPr>
+          <w:p>
+            <w:pPr>
+              <w:spacing w:after="0"/>
+            </w:pPr>
+            <w:r>
+              <w:rPr>
+                <w:rFonts w:ascii="Courier New" w:cs="Courier New" w:eastAsia="Courier New" w:hAnsi="Courier New"/>
+                <w:b w:val="false"/>
+                <w:bCs w:val="false"/>
+                <w:sz w:val="13"/>
+                <w:szCs w:val="13"/>
+              </w:rPr>
+              <w:t xml:space="preserve">Header row A3:E3 and one chart</w:t>
+            </w:r>
+          </w:p>
+        </w:tc>
+        <w:tc>
+          <w:tcPr>
+            <w:tcW w:type="dxa" w:w="4660"/>
+            <w:tcMar>
+              <w:top w:type="dxa" w:w="40"/>
+              <w:left w:type="dxa" w:w="80"/>
+              <w:bottom w:type="dxa" w:w="40"/>
+              <w:right w:type="dxa" w:w="80"/>
+            </w:tcMar>
+          </w:tcPr>
+          <w:p>
+            <w:pPr>
+              <w:spacing w:after="0"/>
+            </w:pPr>
+            <w:r>
+              <w:rPr>
+                <w:rFonts w:ascii="Courier New" w:cs="Courier New" w:eastAsia="Courier New" w:hAnsi="Courier New"/>
+                <w:b w:val="false"/>
+                <w:bCs w:val="false"/>
+                <w:sz w:val="13"/>
+                <w:szCs w:val="13"/>
+              </w:rPr>
+              <w:t xml:space="preserve">Rebuilt: 680 cells of formulas, labels and buttons (Section 7, Appendix B); A3:E3 unchanged; rows 4 to 7 of A:E left to the form</w:t>
+            </w:r>
+          </w:p>
+        </w:tc>
+      </w:tr>
+    </w:tbl>
+    <w:p>
+      <w:pPr>
+        <w:spacing w:after="120" w:before="0"/>
+      </w:pPr>
+      <w:r>
+        <w:rPr>
+          <w:rFonts w:ascii="Calibri" w:cs="Calibri" w:eastAsia="Calibri" w:hAnsi="Calibri"/>
+          <w:sz w:val="22"/>
+          <w:szCs w:val="22"/>
+        </w:rPr>
+        <w:t xml:space="preserve"/>
+      </w:r>
+    </w:p>
+    <w:p>
+      <w:pPr>
+        <w:pStyle w:val="Heading2"/>
+        <w:spacing w:after="120" w:before="280"/>
+      </w:pPr>
+      <w:r>
         <w:t xml:space="preserve">A.8 Other parts</w:t>
       </w:r>
     </w:p>
@@ -21384,7 +21847,7 @@
                 <w:sz w:val="15"/>
                 <w:szCs w:val="15"/>
               </w:rPr>
-              <w:t xml:space="preserve">externalReferences element and three sheet-scoped Airport_Name names removed; calcPr fullCalcOnLoad="1"</w:t>
+              <w:t xml:space="preserve">externalReferences element and three sheet-scoped Airport_Name names removed; calcPr fullCalcOnLoad="1"; print area defined for Summary</w:t>
             </w:r>
           </w:p>
         </w:tc>
@@ -21416,6 +21879,64 @@
                 <w:sz w:val="15"/>
                 <w:szCs w:val="15"/>
               </w:rPr>
+              <w:t xml:space="preserve">xl/worksheets/sheet14.xml (Summary), xl/drawings/drawing10.xml, xl/charts/chart7.xml to chart11.xml, xl/styles.xml</w:t>
+            </w:r>
+          </w:p>
+        </w:tc>
+        <w:tc>
+          <w:tcPr>
+            <w:tcW w:type="dxa" w:w="6160"/>
+            <w:tcMar>
+              <w:top w:type="dxa" w:w="40"/>
+              <w:left w:type="dxa" w:w="80"/>
+              <w:bottom w:type="dxa" w:w="40"/>
+              <w:right w:type="dxa" w:w="80"/>
+            </w:tcMar>
+          </w:tcPr>
+          <w:p>
+            <w:pPr>
+              <w:spacing w:after="0"/>
+            </w:pPr>
+            <w:r>
+              <w:rPr>
+                <w:rFonts w:ascii="Calibri" w:cs="Calibri" w:eastAsia="Calibri" w:hAnsi="Calibri"/>
+                <w:b w:val="false"/>
+                <w:bCs w:val="false"/>
+                <w:sz w:val="15"/>
+                <w:szCs w:val="15"/>
+              </w:rPr>
+              <w:t xml:space="preserve">Summary sheet rebuilt (formula blocks, buttons, page setup); five chart parts and their anchors added to the existing drawing; the styles the new cells use appended to the style table</w:t>
+            </w:r>
+          </w:p>
+        </w:tc>
+      </w:tr>
+      <w:tr>
+        <w:trPr>
+          <w:cantSplit/>
+          <w:tblHeader w:val="false"/>
+        </w:trPr>
+        <w:tc>
+          <w:tcPr>
+            <w:tcW w:type="dxa" w:w="3200"/>
+            <w:tcMar>
+              <w:top w:type="dxa" w:w="40"/>
+              <w:left w:type="dxa" w:w="80"/>
+              <w:bottom w:type="dxa" w:w="40"/>
+              <w:right w:type="dxa" w:w="80"/>
+            </w:tcMar>
+          </w:tcPr>
+          <w:p>
+            <w:pPr>
+              <w:spacing w:after="0"/>
+            </w:pPr>
+            <w:r>
+              <w:rPr>
+                <w:rFonts w:ascii="Calibri" w:cs="Calibri" w:eastAsia="Calibri" w:hAnsi="Calibri"/>
+                <w:b w:val="false"/>
+                <w:bCs w:val="false"/>
+                <w:sz w:val="15"/>
+                <w:szCs w:val="15"/>
+              </w:rPr>
               <w:t xml:space="preserve">xl/externalLinks/*, xl/calcChain.xml</w:t>
             </w:r>
           </w:p>
@@ -21459,3753 +21980,1549 @@
         <w:spacing w:after="160" w:before="360"/>
       </w:pPr>
       <w:r>
-        <w:t xml:space="preserve">Appendix B. Output.bas listing (v1.2.0)</w:t>
+        <w:t xml:space="preserve">Appendix B. Summary sheet formula reference</w:t>
       </w:r>
     </w:p>
     <w:p>
       <w:pPr>
-        <w:spacing w:after="0"/>
+        <w:spacing w:after="120" w:before="0"/>
       </w:pPr>
       <w:r>
         <w:rPr>
-          <w:rFonts w:ascii="Courier New" w:cs="Courier New" w:eastAsia="Courier New" w:hAnsi="Courier New"/>
-          <w:sz w:val="14"/>
-          <w:szCs w:val="14"/>
+          <w:rFonts w:ascii="Calibri" w:cs="Calibri" w:eastAsia="Calibri" w:hAnsi="Calibri"/>
+          <w:sz w:val="22"/>
+          <w:szCs w:val="22"/>
         </w:rPr>
-        <w:t xml:space="preserve">Attribute VB_Name = "Output"</w:t>
+        <w:t xml:space="preserve">Formulas as written in the v1.2.0 Summary sheet for the first alternative row (row 4) and the first row of each chart-data block. Rows 5 to 7 and the following rows of each block repeat them with the row number substituted.</w:t>
       </w:r>
     </w:p>
-    <w:p>
-      <w:pPr>
-        <w:spacing w:after="0"/>
-      </w:pPr>
-      <w:r>
-        <w:rPr>
-          <w:rFonts w:ascii="Courier New" w:cs="Courier New" w:eastAsia="Courier New" w:hAnsi="Courier New"/>
-          <w:sz w:val="14"/>
-          <w:szCs w:val="14"/>
-        </w:rPr>
-        <w:t xml:space="preserve">Option Explicit</w:t>
-      </w:r>
-    </w:p>
-    <w:p>
-      <w:pPr>
-        <w:spacing w:after="0"/>
-      </w:pPr>
-      <w:r>
-        <w:rPr>
-          <w:rFonts w:ascii="Courier New" w:cs="Courier New" w:eastAsia="Courier New" w:hAnsi="Courier New"/>
-          <w:sz w:val="14"/>
-          <w:szCs w:val="14"/>
-        </w:rPr>
-        <w:t xml:space="preserve"/>
-      </w:r>
-    </w:p>
-    <w:p>
-      <w:pPr>
-        <w:spacing w:after="0"/>
-      </w:pPr>
-      <w:r>
-        <w:rPr>
-          <w:rFonts w:ascii="Courier New" w:cs="Courier New" w:eastAsia="Courier New" w:hAnsi="Courier New"/>
-          <w:sz w:val="14"/>
-          <w:szCs w:val="14"/>
-        </w:rPr>
-        <w:t xml:space="preserve">'=====================================================================================</w:t>
-      </w:r>
-    </w:p>
-    <w:p>
-      <w:pPr>
-        <w:spacing w:after="0"/>
-      </w:pPr>
-      <w:r>
-        <w:rPr>
-          <w:rFonts w:ascii="Courier New" w:cs="Courier New" w:eastAsia="Courier New" w:hAnsi="Courier New"/>
-          <w:sz w:val="14"/>
-          <w:szCs w:val="14"/>
-        </w:rPr>
-        <w:t xml:space="preserve">' Output module, v1.2.0  (replaces the v1.1.2 Output module)</w:t>
-      </w:r>
-    </w:p>
-    <w:p>
-      <w:pPr>
-        <w:spacing w:after="0"/>
-      </w:pPr>
-      <w:r>
-        <w:rPr>
-          <w:rFonts w:ascii="Courier New" w:cs="Courier New" w:eastAsia="Courier New" w:hAnsi="Courier New"/>
-          <w:sz w:val="14"/>
-          <w:szCs w:val="14"/>
-        </w:rPr>
-        <w:t xml:space="preserve">'</w:t>
-      </w:r>
-    </w:p>
-    <w:p>
-      <w:pPr>
-        <w:spacing w:after="0"/>
-      </w:pPr>
-      <w:r>
-        <w:rPr>
-          <w:rFonts w:ascii="Courier New" w:cs="Courier New" w:eastAsia="Courier New" w:hAnsi="Courier New"/>
-          <w:sz w:val="14"/>
-          <w:szCs w:val="14"/>
-        </w:rPr>
-        <w:t xml:space="preserve">' SetupSummaryWs is still the entry point called from frmAlternativeSetup.cmdClose_Click.</w:t>
-      </w:r>
-    </w:p>
-    <w:p>
-      <w:pPr>
-        <w:spacing w:after="0"/>
-      </w:pPr>
-      <w:r>
-        <w:rPr>
-          <w:rFonts w:ascii="Courier New" w:cs="Courier New" w:eastAsia="Courier New" w:hAnsi="Courier New"/>
-          <w:sz w:val="14"/>
-          <w:szCs w:val="14"/>
-        </w:rPr>
-        <w:t xml:space="preserve">' It now writes five linked blocks to the Summary worksheet and builds four charts:</w:t>
-      </w:r>
-    </w:p>
-    <w:p>
-      <w:pPr>
-        <w:spacing w:after="0"/>
-      </w:pPr>
-      <w:r>
-        <w:rPr>
-          <w:rFonts w:ascii="Courier New" w:cs="Courier New" w:eastAsia="Courier New" w:hAnsi="Courier New"/>
-          <w:sz w:val="14"/>
-          <w:szCs w:val="14"/>
-        </w:rPr>
-        <w:t xml:space="preserve">'   1. Results table: initial cost, PW by category, NPW, delta to lowest, closure days</w:t>
-      </w:r>
-    </w:p>
-    <w:p>
-      <w:pPr>
-        <w:spacing w:after="0"/>
-      </w:pPr>
-      <w:r>
-        <w:rPr>
-          <w:rFonts w:ascii="Courier New" w:cs="Courier New" w:eastAsia="Courier New" w:hAnsi="Courier New"/>
-          <w:sz w:val="14"/>
-          <w:szCs w:val="14"/>
-        </w:rPr>
-        <w:t xml:space="preserve">'   2. Present worth by category (stacked column, one per alternative)</w:t>
-      </w:r>
-    </w:p>
-    <w:p>
-      <w:pPr>
-        <w:spacing w:after="0"/>
-      </w:pPr>
-      <w:r>
-        <w:rPr>
-          <w:rFonts w:ascii="Courier New" w:cs="Courier New" w:eastAsia="Courier New" w:hAnsi="Courier New"/>
-          <w:sz w:val="14"/>
-          <w:szCs w:val="14"/>
-        </w:rPr>
-        <w:t xml:space="preserve">'   3. Expenditure stream by calendar year (clustered column, undiscounted)</w:t>
-      </w:r>
-    </w:p>
-    <w:p>
-      <w:pPr>
-        <w:spacing w:after="0"/>
-      </w:pPr>
-      <w:r>
-        <w:rPr>
-          <w:rFonts w:ascii="Courier New" w:cs="Courier New" w:eastAsia="Courier New" w:hAnsi="Courier New"/>
-          <w:sz w:val="14"/>
-          <w:szCs w:val="14"/>
-        </w:rPr>
-        <w:t xml:space="preserve">'   4. Cumulative discounted cost by calendar year (line)</w:t>
-      </w:r>
-    </w:p>
-    <w:p>
-      <w:pPr>
-        <w:spacing w:after="0"/>
-      </w:pPr>
-      <w:r>
-        <w:rPr>
-          <w:rFonts w:ascii="Courier New" w:cs="Courier New" w:eastAsia="Courier New" w:hAnsi="Courier New"/>
-          <w:sz w:val="14"/>
-          <w:szCs w:val="14"/>
-        </w:rPr>
-        <w:t xml:space="preserve">'   5. Discount-rate sensitivity 2% to 8% (line) with the analysis rate marked</w:t>
-      </w:r>
-    </w:p>
-    <w:p>
-      <w:pPr>
-        <w:spacing w:after="0"/>
-      </w:pPr>
-      <w:r>
-        <w:rPr>
-          <w:rFonts w:ascii="Courier New" w:cs="Courier New" w:eastAsia="Courier New" w:hAnsi="Courier New"/>
-          <w:sz w:val="14"/>
-          <w:szCs w:val="14"/>
-        </w:rPr>
-        <w:t xml:space="preserve">' Everything on the sheet is a live formula into the alternative worksheets, so the</w:t>
-      </w:r>
-    </w:p>
-    <w:p>
-      <w:pPr>
-        <w:spacing w:after="0"/>
-      </w:pPr>
-      <w:r>
-        <w:rPr>
-          <w:rFonts w:ascii="Courier New" w:cs="Courier New" w:eastAsia="Courier New" w:hAnsi="Courier New"/>
-          <w:sz w:val="14"/>
-          <w:szCs w:val="14"/>
-        </w:rPr>
-        <w:t xml:space="preserve">' Summary updates when quantities change. Charts are rebuilt each time the form closes.</w:t>
-      </w:r>
-    </w:p>
-    <w:p>
-      <w:pPr>
-        <w:spacing w:after="0"/>
-      </w:pPr>
-      <w:r>
-        <w:rPr>
-          <w:rFonts w:ascii="Courier New" w:cs="Courier New" w:eastAsia="Courier New" w:hAnsi="Courier New"/>
-          <w:sz w:val="14"/>
-          <w:szCs w:val="14"/>
-        </w:rPr>
-        <w:t xml:space="preserve">'</w:t>
-      </w:r>
-    </w:p>
-    <w:p>
-      <w:pPr>
-        <w:spacing w:after="0"/>
-      </w:pPr>
-      <w:r>
-        <w:rPr>
-          <w:rFonts w:ascii="Courier New" w:cs="Courier New" w:eastAsia="Courier New" w:hAnsi="Courier New"/>
-          <w:sz w:val="14"/>
-          <w:szCs w:val="14"/>
-        </w:rPr>
-        <w:t xml:space="preserve">' To install: in the VBA editor remove the existing "Output" module, then</w:t>
-      </w:r>
-    </w:p>
-    <w:p>
-      <w:pPr>
-        <w:spacing w:after="0"/>
-      </w:pPr>
-      <w:r>
-        <w:rPr>
-          <w:rFonts w:ascii="Courier New" w:cs="Courier New" w:eastAsia="Courier New" w:hAnsi="Courier New"/>
-          <w:sz w:val="14"/>
-          <w:szCs w:val="14"/>
-        </w:rPr>
-        <w:t xml:space="preserve">' File &gt; Import File... &gt; Output.bas. No other code changes are needed.</w:t>
-      </w:r>
-    </w:p>
-    <w:p>
-      <w:pPr>
-        <w:spacing w:after="0"/>
-      </w:pPr>
-      <w:r>
-        <w:rPr>
-          <w:rFonts w:ascii="Courier New" w:cs="Courier New" w:eastAsia="Courier New" w:hAnsi="Courier New"/>
-          <w:sz w:val="14"/>
-          <w:szCs w:val="14"/>
-        </w:rPr>
-        <w:t xml:space="preserve">'=====================================================================================</w:t>
-      </w:r>
-    </w:p>
-    <w:p>
-      <w:pPr>
-        <w:spacing w:after="0"/>
-      </w:pPr>
-      <w:r>
-        <w:rPr>
-          <w:rFonts w:ascii="Courier New" w:cs="Courier New" w:eastAsia="Courier New" w:hAnsi="Courier New"/>
-          <w:sz w:val="14"/>
-          <w:szCs w:val="14"/>
-        </w:rPr>
-        <w:t xml:space="preserve"/>
-      </w:r>
-    </w:p>
-    <w:p>
-      <w:pPr>
-        <w:spacing w:after="0"/>
-      </w:pPr>
-      <w:r>
-        <w:rPr>
-          <w:rFonts w:ascii="Courier New" w:cs="Courier New" w:eastAsia="Courier New" w:hAnsi="Courier New"/>
-          <w:sz w:val="14"/>
-          <w:szCs w:val="14"/>
-        </w:rPr>
-        <w:t xml:space="preserve">Private Const ROW_HDR As Long = 3          'header row of the results table</w:t>
-      </w:r>
-    </w:p>
-    <w:p>
-      <w:pPr>
-        <w:spacing w:after="0"/>
-      </w:pPr>
-      <w:r>
-        <w:rPr>
-          <w:rFonts w:ascii="Courier New" w:cs="Courier New" w:eastAsia="Courier New" w:hAnsi="Courier New"/>
-          <w:sz w:val="14"/>
-          <w:szCs w:val="14"/>
-        </w:rPr>
-        <w:t xml:space="preserve">Private Const ROW_FIRST As Long = 4        'first alternative row</w:t>
-      </w:r>
-    </w:p>
-    <w:p>
-      <w:pPr>
-        <w:spacing w:after="0"/>
-      </w:pPr>
-      <w:r>
-        <w:rPr>
-          <w:rFonts w:ascii="Courier New" w:cs="Courier New" w:eastAsia="Courier New" w:hAnsi="Courier New"/>
-          <w:sz w:val="14"/>
-          <w:szCs w:val="14"/>
-        </w:rPr>
-        <w:t xml:space="preserve">Private Const RATE_MIN As Double = 2</w:t>
-      </w:r>
-    </w:p>
-    <w:p>
-      <w:pPr>
-        <w:spacing w:after="0"/>
-      </w:pPr>
-      <w:r>
-        <w:rPr>
-          <w:rFonts w:ascii="Courier New" w:cs="Courier New" w:eastAsia="Courier New" w:hAnsi="Courier New"/>
-          <w:sz w:val="14"/>
-          <w:szCs w:val="14"/>
-        </w:rPr>
-        <w:t xml:space="preserve">Private Const RATE_MAX As Double = 8</w:t>
-      </w:r>
-    </w:p>
-    <w:p>
-      <w:pPr>
-        <w:spacing w:after="0"/>
-      </w:pPr>
-      <w:r>
-        <w:rPr>
-          <w:rFonts w:ascii="Courier New" w:cs="Courier New" w:eastAsia="Courier New" w:hAnsi="Courier New"/>
-          <w:sz w:val="14"/>
-          <w:szCs w:val="14"/>
-        </w:rPr>
-        <w:t xml:space="preserve">Private Const RATE_STEP As Double = 0.5</w:t>
-      </w:r>
-    </w:p>
-    <w:p>
-      <w:pPr>
-        <w:spacing w:after="0"/>
-      </w:pPr>
-      <w:r>
-        <w:rPr>
-          <w:rFonts w:ascii="Courier New" w:cs="Courier New" w:eastAsia="Courier New" w:hAnsi="Courier New"/>
-          <w:sz w:val="14"/>
-          <w:szCs w:val="14"/>
-        </w:rPr>
-        <w:t xml:space="preserve"/>
-      </w:r>
-    </w:p>
-    <w:p>
-      <w:pPr>
-        <w:spacing w:after="0"/>
-      </w:pPr>
-      <w:r>
-        <w:rPr>
-          <w:rFonts w:ascii="Courier New" w:cs="Courier New" w:eastAsia="Courier New" w:hAnsi="Courier New"/>
-          <w:sz w:val="14"/>
-          <w:szCs w:val="14"/>
-        </w:rPr>
-        <w:t xml:space="preserve">'Series colors: one hue per pavement type, tinted for a second alternative of the same type</w:t>
-      </w:r>
-    </w:p>
-    <w:p>
-      <w:pPr>
-        <w:spacing w:after="0"/>
-      </w:pPr>
-      <w:r>
-        <w:rPr>
-          <w:rFonts w:ascii="Courier New" w:cs="Courier New" w:eastAsia="Courier New" w:hAnsi="Courier New"/>
-          <w:sz w:val="14"/>
-          <w:szCs w:val="14"/>
-        </w:rPr>
-        <w:t xml:space="preserve">Private Function AltColor(altType As Integer, nth As Long) As Long</w:t>
-      </w:r>
-    </w:p>
-    <w:p>
-      <w:pPr>
-        <w:spacing w:after="0"/>
-      </w:pPr>
-      <w:r>
-        <w:rPr>
-          <w:rFonts w:ascii="Courier New" w:cs="Courier New" w:eastAsia="Courier New" w:hAnsi="Courier New"/>
-          <w:sz w:val="14"/>
-          <w:szCs w:val="14"/>
-        </w:rPr>
-        <w:t xml:space="preserve">    Select Case altType</w:t>
-      </w:r>
-    </w:p>
-    <w:p>
-      <w:pPr>
-        <w:spacing w:after="0"/>
-      </w:pPr>
-      <w:r>
-        <w:rPr>
-          <w:rFonts w:ascii="Courier New" w:cs="Courier New" w:eastAsia="Courier New" w:hAnsi="Courier New"/>
-          <w:sz w:val="14"/>
-          <w:szCs w:val="14"/>
-        </w:rPr>
-        <w:t xml:space="preserve">        Case EnumAltType.NewHMA</w:t>
-      </w:r>
-    </w:p>
-    <w:p>
-      <w:pPr>
-        <w:spacing w:after="0"/>
-      </w:pPr>
-      <w:r>
-        <w:rPr>
-          <w:rFonts w:ascii="Courier New" w:cs="Courier New" w:eastAsia="Courier New" w:hAnsi="Courier New"/>
-          <w:sz w:val="14"/>
-          <w:szCs w:val="14"/>
-        </w:rPr>
-        <w:t xml:space="preserve">            If nth = 0 Then AltColor = RGB(42, 120, 214) Else AltColor = RGB(109, 167, 236)</w:t>
-      </w:r>
-    </w:p>
-    <w:p>
-      <w:pPr>
-        <w:spacing w:after="0"/>
-      </w:pPr>
-      <w:r>
-        <w:rPr>
-          <w:rFonts w:ascii="Courier New" w:cs="Courier New" w:eastAsia="Courier New" w:hAnsi="Courier New"/>
-          <w:sz w:val="14"/>
-          <w:szCs w:val="14"/>
-        </w:rPr>
-        <w:t xml:space="preserve">        Case EnumAltType.NewPCC</w:t>
-      </w:r>
-    </w:p>
-    <w:p>
-      <w:pPr>
-        <w:spacing w:after="0"/>
-      </w:pPr>
-      <w:r>
-        <w:rPr>
-          <w:rFonts w:ascii="Courier New" w:cs="Courier New" w:eastAsia="Courier New" w:hAnsi="Courier New"/>
-          <w:sz w:val="14"/>
-          <w:szCs w:val="14"/>
-        </w:rPr>
-        <w:t xml:space="preserve">            If nth = 0 Then AltColor = RGB(235, 104, 52) Else AltColor = RGB(243, 156, 122)</w:t>
-      </w:r>
-    </w:p>
-    <w:p>
-      <w:pPr>
-        <w:spacing w:after="0"/>
-      </w:pPr>
-      <w:r>
-        <w:rPr>
-          <w:rFonts w:ascii="Courier New" w:cs="Courier New" w:eastAsia="Courier New" w:hAnsi="Courier New"/>
-          <w:sz w:val="14"/>
-          <w:szCs w:val="14"/>
-        </w:rPr>
-        <w:t xml:space="preserve">        Case Else</w:t>
-      </w:r>
-    </w:p>
-    <w:p>
-      <w:pPr>
-        <w:spacing w:after="0"/>
-      </w:pPr>
-      <w:r>
-        <w:rPr>
-          <w:rFonts w:ascii="Courier New" w:cs="Courier New" w:eastAsia="Courier New" w:hAnsi="Courier New"/>
-          <w:sz w:val="14"/>
-          <w:szCs w:val="14"/>
-        </w:rPr>
-        <w:t xml:space="preserve">            AltColor = RGB(137, 135, 129)</w:t>
-      </w:r>
-    </w:p>
-    <w:p>
-      <w:pPr>
-        <w:spacing w:after="0"/>
-      </w:pPr>
-      <w:r>
-        <w:rPr>
-          <w:rFonts w:ascii="Courier New" w:cs="Courier New" w:eastAsia="Courier New" w:hAnsi="Courier New"/>
-          <w:sz w:val="14"/>
-          <w:szCs w:val="14"/>
-        </w:rPr>
-        <w:t xml:space="preserve">    End Select</w:t>
-      </w:r>
-    </w:p>
-    <w:p>
-      <w:pPr>
-        <w:spacing w:after="0"/>
-      </w:pPr>
-      <w:r>
-        <w:rPr>
-          <w:rFonts w:ascii="Courier New" w:cs="Courier New" w:eastAsia="Courier New" w:hAnsi="Courier New"/>
-          <w:sz w:val="14"/>
-          <w:szCs w:val="14"/>
-        </w:rPr>
-        <w:t xml:space="preserve">End Function</w:t>
-      </w:r>
-    </w:p>
-    <w:p>
-      <w:pPr>
-        <w:spacing w:after="0"/>
-      </w:pPr>
-      <w:r>
-        <w:rPr>
-          <w:rFonts w:ascii="Courier New" w:cs="Courier New" w:eastAsia="Courier New" w:hAnsi="Courier New"/>
-          <w:sz w:val="14"/>
-          <w:szCs w:val="14"/>
-        </w:rPr>
-        <w:t xml:space="preserve"/>
-      </w:r>
-    </w:p>
-    <w:p>
-      <w:pPr>
-        <w:spacing w:after="0"/>
-      </w:pPr>
-      <w:r>
-        <w:rPr>
-          <w:rFonts w:ascii="Courier New" w:cs="Courier New" w:eastAsia="Courier New" w:hAnsi="Courier New"/>
-          <w:sz w:val="14"/>
-          <w:szCs w:val="14"/>
-        </w:rPr>
-        <w:t xml:space="preserve">Public Sub SetupSummaryWs()</w:t>
-      </w:r>
-    </w:p>
-    <w:p>
-      <w:pPr>
-        <w:spacing w:after="0"/>
-      </w:pPr>
-      <w:r>
-        <w:rPr>
-          <w:rFonts w:ascii="Courier New" w:cs="Courier New" w:eastAsia="Courier New" w:hAnsi="Courier New"/>
-          <w:sz w:val="14"/>
-          <w:szCs w:val="14"/>
-        </w:rPr>
-        <w:t xml:space="preserve">'This sub writes data to the summary worksheet and rebuilds its charts</w:t>
-      </w:r>
-    </w:p>
-    <w:p>
-      <w:pPr>
-        <w:spacing w:after="0"/>
-      </w:pPr>
-      <w:r>
-        <w:rPr>
-          <w:rFonts w:ascii="Courier New" w:cs="Courier New" w:eastAsia="Courier New" w:hAnsi="Courier New"/>
-          <w:sz w:val="14"/>
-          <w:szCs w:val="14"/>
-        </w:rPr>
-        <w:t xml:space="preserve">    Dim ws As Worksheet</w:t>
-      </w:r>
-    </w:p>
-    <w:p>
-      <w:pPr>
-        <w:spacing w:after="0"/>
-      </w:pPr>
-      <w:r>
-        <w:rPr>
-          <w:rFonts w:ascii="Courier New" w:cs="Courier New" w:eastAsia="Courier New" w:hAnsi="Courier New"/>
-          <w:sz w:val="14"/>
-          <w:szCs w:val="14"/>
-        </w:rPr>
-        <w:t xml:space="preserve">    Dim curAltObj As clsAlternative</w:t>
-      </w:r>
-    </w:p>
-    <w:p>
-      <w:pPr>
-        <w:spacing w:after="0"/>
-      </w:pPr>
-      <w:r>
-        <w:rPr>
-          <w:rFonts w:ascii="Courier New" w:cs="Courier New" w:eastAsia="Courier New" w:hAnsi="Courier New"/>
-          <w:sz w:val="14"/>
-          <w:szCs w:val="14"/>
-        </w:rPr>
-        <w:t xml:space="preserve">    Dim numAlts As Long, i As Long, r As Long, k As Long</w:t>
-      </w:r>
-    </w:p>
-    <w:p>
-      <w:pPr>
-        <w:spacing w:after="0"/>
-      </w:pPr>
-      <w:r>
-        <w:rPr>
-          <w:rFonts w:ascii="Courier New" w:cs="Courier New" w:eastAsia="Courier New" w:hAnsi="Courier New"/>
-          <w:sz w:val="14"/>
-          <w:szCs w:val="14"/>
-        </w:rPr>
-        <w:t xml:space="preserve">    Dim wsAlt As Worksheet, altName As String</w:t>
-      </w:r>
-    </w:p>
-    <w:p>
-      <w:pPr>
-        <w:spacing w:after="0"/>
-      </w:pPr>
-      <w:r>
-        <w:rPr>
-          <w:rFonts w:ascii="Courier New" w:cs="Courier New" w:eastAsia="Courier New" w:hAnsi="Courier New"/>
-          <w:sz w:val="14"/>
-          <w:szCs w:val="14"/>
-        </w:rPr>
-        <w:t xml:space="preserve">    Dim rowInit As Long, rowNPW As Long, rowTotal As Long, rowFirstAct As Long, rowLastAct As Long</w:t>
-      </w:r>
-    </w:p>
-    <w:p>
-      <w:pPr>
-        <w:spacing w:after="0"/>
-      </w:pPr>
-      <w:r>
-        <w:rPr>
-          <w:rFonts w:ascii="Courier New" w:cs="Courier New" w:eastAsia="Courier New" w:hAnsi="Courier New"/>
-          <w:sz w:val="14"/>
-          <w:szCs w:val="14"/>
-        </w:rPr>
-        <w:t xml:space="preserve">    Dim q As String</w:t>
-      </w:r>
-    </w:p>
-    <w:p>
-      <w:pPr>
-        <w:spacing w:after="0"/>
-      </w:pPr>
-      <w:r>
-        <w:rPr>
-          <w:rFonts w:ascii="Courier New" w:cs="Courier New" w:eastAsia="Courier New" w:hAnsi="Courier New"/>
-          <w:sz w:val="14"/>
-          <w:szCs w:val="14"/>
-        </w:rPr>
-        <w:t xml:space="preserve">    Dim rngB As String, rngC As String, rngD As String, rngE As String</w:t>
-      </w:r>
-    </w:p>
-    <w:p>
-      <w:pPr>
-        <w:spacing w:after="0"/>
-      </w:pPr>
-      <w:r>
-        <w:rPr>
-          <w:rFonts w:ascii="Courier New" w:cs="Courier New" w:eastAsia="Courier New" w:hAnsi="Courier New"/>
-          <w:sz w:val="14"/>
-          <w:szCs w:val="14"/>
-        </w:rPr>
-        <w:t xml:space="preserve">    Dim rowStream As Long, rowCum As Long, rowSens As Long, rowCat As Long</w:t>
-      </w:r>
-    </w:p>
-    <w:p>
-      <w:pPr>
-        <w:spacing w:after="0"/>
-      </w:pPr>
-      <w:r>
-        <w:rPr>
-          <w:rFonts w:ascii="Courier New" w:cs="Courier New" w:eastAsia="Courier New" w:hAnsi="Courier New"/>
-          <w:sz w:val="14"/>
-          <w:szCs w:val="14"/>
-        </w:rPr>
-        <w:t xml:space="preserve">    Dim typeCount(0 To 3) As Long</w:t>
-      </w:r>
-    </w:p>
-    <w:p>
-      <w:pPr>
-        <w:spacing w:after="0"/>
-      </w:pPr>
-      <w:r>
-        <w:rPr>
-          <w:rFonts w:ascii="Courier New" w:cs="Courier New" w:eastAsia="Courier New" w:hAnsi="Courier New"/>
-          <w:sz w:val="14"/>
-          <w:szCs w:val="14"/>
-        </w:rPr>
-        <w:t xml:space="preserve">    Dim colorOf() As Long</w:t>
-      </w:r>
-    </w:p>
-    <w:p>
-      <w:pPr>
-        <w:spacing w:after="0"/>
-      </w:pPr>
-      <w:r>
-        <w:rPr>
-          <w:rFonts w:ascii="Courier New" w:cs="Courier New" w:eastAsia="Courier New" w:hAnsi="Courier New"/>
-          <w:sz w:val="14"/>
-          <w:szCs w:val="14"/>
-        </w:rPr>
-        <w:t xml:space="preserve">    Dim lastSummaryRow As Long</w:t>
-      </w:r>
-    </w:p>
-    <w:p>
-      <w:pPr>
-        <w:spacing w:after="0"/>
-      </w:pPr>
-      <w:r>
-        <w:rPr>
-          <w:rFonts w:ascii="Courier New" w:cs="Courier New" w:eastAsia="Courier New" w:hAnsi="Courier New"/>
-          <w:sz w:val="14"/>
-          <w:szCs w:val="14"/>
-        </w:rPr>
-        <w:t xml:space="preserve"/>
-      </w:r>
-    </w:p>
-    <w:p>
-      <w:pPr>
-        <w:spacing w:after="0"/>
-      </w:pPr>
-      <w:r>
-        <w:rPr>
-          <w:rFonts w:ascii="Courier New" w:cs="Courier New" w:eastAsia="Courier New" w:hAnsi="Courier New"/>
-          <w:sz w:val="14"/>
-          <w:szCs w:val="14"/>
-        </w:rPr>
-        <w:t xml:space="preserve">    Set ws = GlobalVars.wsSummary</w:t>
-      </w:r>
-    </w:p>
-    <w:p>
-      <w:pPr>
-        <w:spacing w:after="0"/>
-      </w:pPr>
-      <w:r>
-        <w:rPr>
-          <w:rFonts w:ascii="Courier New" w:cs="Courier New" w:eastAsia="Courier New" w:hAnsi="Courier New"/>
-          <w:sz w:val="14"/>
-          <w:szCs w:val="14"/>
-        </w:rPr>
-        <w:t xml:space="preserve">    numAlts = MainDoc.AlternativeWsCollection.Count</w:t>
-      </w:r>
-    </w:p>
-    <w:p>
-      <w:pPr>
-        <w:spacing w:after="0"/>
-      </w:pPr>
-      <w:r>
-        <w:rPr>
-          <w:rFonts w:ascii="Courier New" w:cs="Courier New" w:eastAsia="Courier New" w:hAnsi="Courier New"/>
-          <w:sz w:val="14"/>
-          <w:szCs w:val="14"/>
-        </w:rPr>
-        <w:t xml:space="preserve">    If numAlts = 0 Then</w:t>
-      </w:r>
-    </w:p>
-    <w:p>
-      <w:pPr>
-        <w:spacing w:after="0"/>
-      </w:pPr>
-      <w:r>
-        <w:rPr>
-          <w:rFonts w:ascii="Courier New" w:cs="Courier New" w:eastAsia="Courier New" w:hAnsi="Courier New"/>
-          <w:sz w:val="14"/>
-          <w:szCs w:val="14"/>
-        </w:rPr>
-        <w:t xml:space="preserve">        ws.Range("A4:Z400").Clear</w:t>
-      </w:r>
-    </w:p>
-    <w:p>
-      <w:pPr>
-        <w:spacing w:after="0"/>
-      </w:pPr>
-      <w:r>
-        <w:rPr>
-          <w:rFonts w:ascii="Courier New" w:cs="Courier New" w:eastAsia="Courier New" w:hAnsi="Courier New"/>
-          <w:sz w:val="14"/>
-          <w:szCs w:val="14"/>
-        </w:rPr>
-        <w:t xml:space="preserve">        Exit Sub</w:t>
-      </w:r>
-    </w:p>
-    <w:p>
-      <w:pPr>
-        <w:spacing w:after="0"/>
-      </w:pPr>
-      <w:r>
-        <w:rPr>
-          <w:rFonts w:ascii="Courier New" w:cs="Courier New" w:eastAsia="Courier New" w:hAnsi="Courier New"/>
-          <w:sz w:val="14"/>
-          <w:szCs w:val="14"/>
-        </w:rPr>
-        <w:t xml:space="preserve">    End If</w:t>
-      </w:r>
-    </w:p>
-    <w:p>
-      <w:pPr>
-        <w:spacing w:after="0"/>
-      </w:pPr>
-      <w:r>
-        <w:rPr>
-          <w:rFonts w:ascii="Courier New" w:cs="Courier New" w:eastAsia="Courier New" w:hAnsi="Courier New"/>
-          <w:sz w:val="14"/>
-          <w:szCs w:val="14"/>
-        </w:rPr>
-        <w:t xml:space="preserve">    ReDim colorOf(1 To numAlts)</w:t>
-      </w:r>
-    </w:p>
-    <w:p>
-      <w:pPr>
-        <w:spacing w:after="0"/>
-      </w:pPr>
-      <w:r>
-        <w:rPr>
-          <w:rFonts w:ascii="Courier New" w:cs="Courier New" w:eastAsia="Courier New" w:hAnsi="Courier New"/>
-          <w:sz w:val="14"/>
-          <w:szCs w:val="14"/>
-        </w:rPr>
-        <w:t xml:space="preserve"/>
-      </w:r>
-    </w:p>
-    <w:p>
-      <w:pPr>
-        <w:spacing w:after="0"/>
-      </w:pPr>
-      <w:r>
-        <w:rPr>
-          <w:rFonts w:ascii="Courier New" w:cs="Courier New" w:eastAsia="Courier New" w:hAnsi="Courier New"/>
-          <w:sz w:val="14"/>
-          <w:szCs w:val="14"/>
-        </w:rPr>
-        <w:t xml:space="preserve">    Application.ScreenUpdating = False</w:t>
-      </w:r>
-    </w:p>
-    <w:p>
-      <w:pPr>
-        <w:spacing w:after="0"/>
-      </w:pPr>
-      <w:r>
-        <w:rPr>
-          <w:rFonts w:ascii="Courier New" w:cs="Courier New" w:eastAsia="Courier New" w:hAnsi="Courier New"/>
-          <w:sz w:val="14"/>
-          <w:szCs w:val="14"/>
-        </w:rPr>
-        <w:t xml:space="preserve">    On Error GoTo CleanExit</w:t>
-      </w:r>
-    </w:p>
-    <w:p>
-      <w:pPr>
-        <w:spacing w:after="0"/>
-      </w:pPr>
-      <w:r>
-        <w:rPr>
-          <w:rFonts w:ascii="Courier New" w:cs="Courier New" w:eastAsia="Courier New" w:hAnsi="Courier New"/>
-          <w:sz w:val="14"/>
-          <w:szCs w:val="14"/>
-        </w:rPr>
-        <w:t xml:space="preserve"/>
-      </w:r>
-    </w:p>
-    <w:p>
-      <w:pPr>
-        <w:spacing w:after="0"/>
-      </w:pPr>
-      <w:r>
-        <w:rPr>
-          <w:rFonts w:ascii="Courier New" w:cs="Courier New" w:eastAsia="Courier New" w:hAnsi="Courier New"/>
-          <w:sz w:val="14"/>
-          <w:szCs w:val="14"/>
-        </w:rPr>
-        <w:t xml:space="preserve">    'Clear previous output (rows 4 and below, plus all charts)</w:t>
-      </w:r>
-    </w:p>
-    <w:p>
-      <w:pPr>
-        <w:spacing w:after="0"/>
-      </w:pPr>
-      <w:r>
-        <w:rPr>
-          <w:rFonts w:ascii="Courier New" w:cs="Courier New" w:eastAsia="Courier New" w:hAnsi="Courier New"/>
-          <w:sz w:val="14"/>
-          <w:szCs w:val="14"/>
-        </w:rPr>
-        <w:t xml:space="preserve">    ws.Range("A4:Z400").Clear</w:t>
-      </w:r>
-    </w:p>
-    <w:p>
-      <w:pPr>
-        <w:spacing w:after="0"/>
-      </w:pPr>
-      <w:r>
-        <w:rPr>
-          <w:rFonts w:ascii="Courier New" w:cs="Courier New" w:eastAsia="Courier New" w:hAnsi="Courier New"/>
-          <w:sz w:val="14"/>
-          <w:szCs w:val="14"/>
-        </w:rPr>
-        <w:t xml:space="preserve">    Dim co As ChartObject</w:t>
-      </w:r>
-    </w:p>
-    <w:p>
-      <w:pPr>
-        <w:spacing w:after="0"/>
-      </w:pPr>
-      <w:r>
-        <w:rPr>
-          <w:rFonts w:ascii="Courier New" w:cs="Courier New" w:eastAsia="Courier New" w:hAnsi="Courier New"/>
-          <w:sz w:val="14"/>
-          <w:szCs w:val="14"/>
-        </w:rPr>
-        <w:t xml:space="preserve">    For Each co In ws.ChartObjects</w:t>
-      </w:r>
-    </w:p>
-    <w:p>
-      <w:pPr>
-        <w:spacing w:after="0"/>
-      </w:pPr>
-      <w:r>
-        <w:rPr>
-          <w:rFonts w:ascii="Courier New" w:cs="Courier New" w:eastAsia="Courier New" w:hAnsi="Courier New"/>
-          <w:sz w:val="14"/>
-          <w:szCs w:val="14"/>
-        </w:rPr>
-        <w:t xml:space="preserve">        co.Delete</w:t>
-      </w:r>
-    </w:p>
-    <w:p>
-      <w:pPr>
-        <w:spacing w:after="0"/>
-      </w:pPr>
-      <w:r>
-        <w:rPr>
-          <w:rFonts w:ascii="Courier New" w:cs="Courier New" w:eastAsia="Courier New" w:hAnsi="Courier New"/>
-          <w:sz w:val="14"/>
-          <w:szCs w:val="14"/>
-        </w:rPr>
-        <w:t xml:space="preserve">    Next co</w:t>
-      </w:r>
-    </w:p>
-    <w:p>
-      <w:pPr>
-        <w:spacing w:after="0"/>
-      </w:pPr>
-      <w:r>
-        <w:rPr>
-          <w:rFonts w:ascii="Courier New" w:cs="Courier New" w:eastAsia="Courier New" w:hAnsi="Courier New"/>
-          <w:sz w:val="14"/>
-          <w:szCs w:val="14"/>
-        </w:rPr>
-        <w:t xml:space="preserve"/>
-      </w:r>
-    </w:p>
-    <w:p>
-      <w:pPr>
-        <w:spacing w:after="0"/>
-      </w:pPr>
-      <w:r>
-        <w:rPr>
-          <w:rFonts w:ascii="Courier New" w:cs="Courier New" w:eastAsia="Courier New" w:hAnsi="Courier New"/>
-          <w:sz w:val="14"/>
-          <w:szCs w:val="14"/>
-        </w:rPr>
-        <w:t xml:space="preserve">    '---------------------------------------------------------------- 1. Results table</w:t>
-      </w:r>
-    </w:p>
-    <w:p>
-      <w:pPr>
-        <w:spacing w:after="0"/>
-      </w:pPr>
-      <w:r>
-        <w:rPr>
-          <w:rFonts w:ascii="Courier New" w:cs="Courier New" w:eastAsia="Courier New" w:hAnsi="Courier New"/>
-          <w:sz w:val="14"/>
-          <w:szCs w:val="14"/>
-        </w:rPr>
-        <w:t xml:space="preserve">    ws.Range("A3:L3").Value = Array("Alternative", "Name", "Type", "Initial Construction", _</w:t>
-      </w:r>
-    </w:p>
-    <w:p>
-      <w:pPr>
-        <w:spacing w:after="0"/>
-      </w:pPr>
-      <w:r>
-        <w:rPr>
-          <w:rFonts w:ascii="Courier New" w:cs="Courier New" w:eastAsia="Courier New" w:hAnsi="Courier New"/>
-          <w:sz w:val="14"/>
-          <w:szCs w:val="14"/>
-        </w:rPr>
-        <w:t xml:space="preserve">        "Maintenance PW", "Rehabilitation PW", "Lost Revenue PW", "Salvage PW", _</w:t>
-      </w:r>
-    </w:p>
-    <w:p>
-      <w:pPr>
-        <w:spacing w:after="0"/>
-      </w:pPr>
-      <w:r>
-        <w:rPr>
-          <w:rFonts w:ascii="Courier New" w:cs="Courier New" w:eastAsia="Courier New" w:hAnsi="Courier New"/>
-          <w:sz w:val="14"/>
-          <w:szCs w:val="14"/>
-        </w:rPr>
-        <w:t xml:space="preserve">        "Net Present Worth", "vs. Lowest", "Closure Days (30 yr)", "Alternative Description")</w:t>
-      </w:r>
-    </w:p>
-    <w:p>
-      <w:pPr>
-        <w:spacing w:after="0"/>
-      </w:pPr>
-      <w:r>
-        <w:rPr>
-          <w:rFonts w:ascii="Courier New" w:cs="Courier New" w:eastAsia="Courier New" w:hAnsi="Courier New"/>
-          <w:sz w:val="14"/>
-          <w:szCs w:val="14"/>
-        </w:rPr>
-        <w:t xml:space="preserve">    ws.Range("A3:L3").Font.Bold = True</w:t>
-      </w:r>
-    </w:p>
-    <w:p>
-      <w:pPr>
-        <w:spacing w:after="0"/>
-      </w:pPr>
-      <w:r>
-        <w:rPr>
-          <w:rFonts w:ascii="Courier New" w:cs="Courier New" w:eastAsia="Courier New" w:hAnsi="Courier New"/>
-          <w:sz w:val="14"/>
-          <w:szCs w:val="14"/>
-        </w:rPr>
-        <w:t xml:space="preserve">    ws.Range("A3:L3").WrapText = True</w:t>
-      </w:r>
-    </w:p>
-    <w:p>
-      <w:pPr>
-        <w:spacing w:after="0"/>
-      </w:pPr>
-      <w:r>
-        <w:rPr>
-          <w:rFonts w:ascii="Courier New" w:cs="Courier New" w:eastAsia="Courier New" w:hAnsi="Courier New"/>
-          <w:sz w:val="14"/>
-          <w:szCs w:val="14"/>
-        </w:rPr>
-        <w:t xml:space="preserve"/>
-      </w:r>
-    </w:p>
-    <w:p>
-      <w:pPr>
-        <w:spacing w:after="0"/>
-      </w:pPr>
-      <w:r>
-        <w:rPr>
-          <w:rFonts w:ascii="Courier New" w:cs="Courier New" w:eastAsia="Courier New" w:hAnsi="Courier New"/>
-          <w:sz w:val="14"/>
-          <w:szCs w:val="14"/>
-        </w:rPr>
-        <w:t xml:space="preserve">    r = ROW_FIRST</w:t>
-      </w:r>
-    </w:p>
-    <w:p>
-      <w:pPr>
-        <w:spacing w:after="0"/>
-      </w:pPr>
-      <w:r>
-        <w:rPr>
-          <w:rFonts w:ascii="Courier New" w:cs="Courier New" w:eastAsia="Courier New" w:hAnsi="Courier New"/>
-          <w:sz w:val="14"/>
-          <w:szCs w:val="14"/>
-        </w:rPr>
-        <w:t xml:space="preserve">    i = 0</w:t>
-      </w:r>
-    </w:p>
-    <w:p>
-      <w:pPr>
-        <w:spacing w:after="0"/>
-      </w:pPr>
-      <w:r>
-        <w:rPr>
-          <w:rFonts w:ascii="Courier New" w:cs="Courier New" w:eastAsia="Courier New" w:hAnsi="Courier New"/>
-          <w:sz w:val="14"/>
-          <w:szCs w:val="14"/>
-        </w:rPr>
-        <w:t xml:space="preserve">    For Each curAltObj In MainDoc.AlternativeWsCollection</w:t>
-      </w:r>
-    </w:p>
-    <w:p>
-      <w:pPr>
-        <w:spacing w:after="0"/>
-      </w:pPr>
-      <w:r>
-        <w:rPr>
-          <w:rFonts w:ascii="Courier New" w:cs="Courier New" w:eastAsia="Courier New" w:hAnsi="Courier New"/>
-          <w:sz w:val="14"/>
-          <w:szCs w:val="14"/>
-        </w:rPr>
-        <w:t xml:space="preserve">        i = i + 1</w:t>
-      </w:r>
-    </w:p>
-    <w:p>
-      <w:pPr>
-        <w:spacing w:after="0"/>
-      </w:pPr>
-      <w:r>
-        <w:rPr>
-          <w:rFonts w:ascii="Courier New" w:cs="Courier New" w:eastAsia="Courier New" w:hAnsi="Courier New"/>
-          <w:sz w:val="14"/>
-          <w:szCs w:val="14"/>
-        </w:rPr>
-        <w:t xml:space="preserve">        Set wsAlt = Worksheets(curAltObj.NameWsAlt)</w:t>
-      </w:r>
-    </w:p>
-    <w:p>
-      <w:pPr>
-        <w:spacing w:after="0"/>
-      </w:pPr>
-      <w:r>
-        <w:rPr>
-          <w:rFonts w:ascii="Courier New" w:cs="Courier New" w:eastAsia="Courier New" w:hAnsi="Courier New"/>
-          <w:sz w:val="14"/>
-          <w:szCs w:val="14"/>
-        </w:rPr>
-        <w:t xml:space="preserve">        altName = "'" &amp; curAltObj.NameWsAlt &amp; "'!"</w:t>
-      </w:r>
-    </w:p>
-    <w:p>
-      <w:pPr>
-        <w:spacing w:after="0"/>
-      </w:pPr>
-      <w:r>
-        <w:rPr>
-          <w:rFonts w:ascii="Courier New" w:cs="Courier New" w:eastAsia="Courier New" w:hAnsi="Courier New"/>
-          <w:sz w:val="14"/>
-          <w:szCs w:val="14"/>
-        </w:rPr>
-        <w:t xml:space="preserve"/>
-      </w:r>
-    </w:p>
-    <w:p>
-      <w:pPr>
-        <w:spacing w:after="0"/>
-      </w:pPr>
-      <w:r>
-        <w:rPr>
-          <w:rFonts w:ascii="Courier New" w:cs="Courier New" w:eastAsia="Courier New" w:hAnsi="Courier New"/>
-          <w:sz w:val="14"/>
-          <w:szCs w:val="14"/>
-        </w:rPr>
-        <w:t xml:space="preserve">        'Locate the NPW table on the alternative worksheet (layout differs by type)</w:t>
-      </w:r>
-    </w:p>
-    <w:p>
-      <w:pPr>
-        <w:spacing w:after="0"/>
-      </w:pPr>
-      <w:r>
-        <w:rPr>
-          <w:rFonts w:ascii="Courier New" w:cs="Courier New" w:eastAsia="Courier New" w:hAnsi="Courier New"/>
-          <w:sz w:val="14"/>
-          <w:szCs w:val="14"/>
-        </w:rPr>
-        <w:t xml:space="preserve">        rowInit = wsAlt.Columns("B").Find(What:="Initial Construction", LookIn:=xlValues, LookAt:=xlWhole).Row</w:t>
-      </w:r>
-    </w:p>
-    <w:p>
-      <w:pPr>
-        <w:spacing w:after="0"/>
-      </w:pPr>
-      <w:r>
-        <w:rPr>
-          <w:rFonts w:ascii="Courier New" w:cs="Courier New" w:eastAsia="Courier New" w:hAnsi="Courier New"/>
-          <w:sz w:val="14"/>
-          <w:szCs w:val="14"/>
-        </w:rPr>
-        <w:t xml:space="preserve">        rowNPW = wsAlt.Columns("B").Find(What:="Net Present Worth", LookIn:=xlValues, LookAt:=xlWhole).Row</w:t>
-      </w:r>
-    </w:p>
-    <w:p>
-      <w:pPr>
-        <w:spacing w:after="0"/>
-      </w:pPr>
-      <w:r>
-        <w:rPr>
-          <w:rFonts w:ascii="Courier New" w:cs="Courier New" w:eastAsia="Courier New" w:hAnsi="Courier New"/>
-          <w:sz w:val="14"/>
-          <w:szCs w:val="14"/>
-        </w:rPr>
-        <w:t xml:space="preserve">        rowTotal = wsAlt.Columns("A").Find(What:="Total", LookIn:=xlValues, LookAt:=xlWhole).Row</w:t>
-      </w:r>
-    </w:p>
-    <w:p>
-      <w:pPr>
-        <w:spacing w:after="0"/>
-      </w:pPr>
-      <w:r>
-        <w:rPr>
-          <w:rFonts w:ascii="Courier New" w:cs="Courier New" w:eastAsia="Courier New" w:hAnsi="Courier New"/>
-          <w:sz w:val="14"/>
-          <w:szCs w:val="14"/>
-        </w:rPr>
-        <w:t xml:space="preserve">        rowFirstAct = rowInit + 1</w:t>
-      </w:r>
-    </w:p>
-    <w:p>
-      <w:pPr>
-        <w:spacing w:after="0"/>
-      </w:pPr>
-      <w:r>
-        <w:rPr>
-          <w:rFonts w:ascii="Courier New" w:cs="Courier New" w:eastAsia="Courier New" w:hAnsi="Courier New"/>
-          <w:sz w:val="14"/>
-          <w:szCs w:val="14"/>
-        </w:rPr>
-        <w:t xml:space="preserve">        rowLastAct = rowNPW - 1                      'salvage row</w:t>
-      </w:r>
-    </w:p>
-    <w:p>
-      <w:pPr>
-        <w:spacing w:after="0"/>
-      </w:pPr>
-      <w:r>
-        <w:rPr>
-          <w:rFonts w:ascii="Courier New" w:cs="Courier New" w:eastAsia="Courier New" w:hAnsi="Courier New"/>
-          <w:sz w:val="14"/>
-          <w:szCs w:val="14"/>
-        </w:rPr>
-        <w:t xml:space="preserve">        rngB = altName &amp; "$B$" &amp; rowFirstAct &amp; ":$B$" &amp; rowLastAct</w:t>
-      </w:r>
-    </w:p>
-    <w:p>
-      <w:pPr>
-        <w:spacing w:after="0"/>
-      </w:pPr>
-      <w:r>
-        <w:rPr>
-          <w:rFonts w:ascii="Courier New" w:cs="Courier New" w:eastAsia="Courier New" w:hAnsi="Courier New"/>
-          <w:sz w:val="14"/>
-          <w:szCs w:val="14"/>
-        </w:rPr>
-        <w:t xml:space="preserve">        rngC = altName &amp; "$C$" &amp; rowFirstAct &amp; ":$C$" &amp; rowLastAct</w:t>
-      </w:r>
-    </w:p>
-    <w:p>
-      <w:pPr>
-        <w:spacing w:after="0"/>
-      </w:pPr>
-      <w:r>
-        <w:rPr>
-          <w:rFonts w:ascii="Courier New" w:cs="Courier New" w:eastAsia="Courier New" w:hAnsi="Courier New"/>
-          <w:sz w:val="14"/>
-          <w:szCs w:val="14"/>
-        </w:rPr>
-        <w:t xml:space="preserve">        rngD = altName &amp; "$D$" &amp; rowFirstAct &amp; ":$D$" &amp; rowLastAct</w:t>
-      </w:r>
-    </w:p>
-    <w:p>
-      <w:pPr>
-        <w:spacing w:after="0"/>
-      </w:pPr>
-      <w:r>
-        <w:rPr>
-          <w:rFonts w:ascii="Courier New" w:cs="Courier New" w:eastAsia="Courier New" w:hAnsi="Courier New"/>
-          <w:sz w:val="14"/>
-          <w:szCs w:val="14"/>
-        </w:rPr>
-        <w:t xml:space="preserve">        rngE = altName &amp; "$E$" &amp; rowFirstAct &amp; ":$E$" &amp; rowLastAct</w:t>
-      </w:r>
-    </w:p>
-    <w:p>
-      <w:pPr>
-        <w:spacing w:after="0"/>
-      </w:pPr>
-      <w:r>
-        <w:rPr>
-          <w:rFonts w:ascii="Courier New" w:cs="Courier New" w:eastAsia="Courier New" w:hAnsi="Courier New"/>
-          <w:sz w:val="14"/>
-          <w:szCs w:val="14"/>
-        </w:rPr>
-        <w:t xml:space="preserve"/>
-      </w:r>
-    </w:p>
-    <w:p>
-      <w:pPr>
-        <w:spacing w:after="0"/>
-      </w:pPr>
-      <w:r>
-        <w:rPr>
-          <w:rFonts w:ascii="Courier New" w:cs="Courier New" w:eastAsia="Courier New" w:hAnsi="Courier New"/>
-          <w:sz w:val="14"/>
-          <w:szCs w:val="14"/>
-        </w:rPr>
-        <w:t xml:space="preserve">        ws.Cells(r, 1).Value = "Alt " &amp; i</w:t>
-      </w:r>
-    </w:p>
-    <w:p>
-      <w:pPr>
-        <w:spacing w:after="0"/>
-      </w:pPr>
-      <w:r>
-        <w:rPr>
-          <w:rFonts w:ascii="Courier New" w:cs="Courier New" w:eastAsia="Courier New" w:hAnsi="Courier New"/>
-          <w:sz w:val="14"/>
-          <w:szCs w:val="14"/>
-        </w:rPr>
-        <w:t xml:space="preserve">        ws.Cells(r, 2).Value = curAltObj.Name</w:t>
-      </w:r>
-    </w:p>
-    <w:p>
-      <w:pPr>
-        <w:spacing w:after="0"/>
-      </w:pPr>
-      <w:r>
-        <w:rPr>
-          <w:rFonts w:ascii="Courier New" w:cs="Courier New" w:eastAsia="Courier New" w:hAnsi="Courier New"/>
-          <w:sz w:val="14"/>
-          <w:szCs w:val="14"/>
-        </w:rPr>
-        <w:t xml:space="preserve">        ws.Cells(r, 3).Value = GetEnumStringFromInt_AltTypeDispString(curAltObj.AltType)</w:t>
-      </w:r>
-    </w:p>
-    <w:p>
-      <w:pPr>
-        <w:spacing w:after="0"/>
-      </w:pPr>
-      <w:r>
-        <w:rPr>
-          <w:rFonts w:ascii="Courier New" w:cs="Courier New" w:eastAsia="Courier New" w:hAnsi="Courier New"/>
-          <w:sz w:val="14"/>
-          <w:szCs w:val="14"/>
-        </w:rPr>
-        <w:t xml:space="preserve">        ws.Cells(r, 4).Formula = "=" &amp; altName &amp; "$G$" &amp; rowTotal</w:t>
-      </w:r>
-    </w:p>
-    <w:p>
-      <w:pPr>
-        <w:spacing w:after="0"/>
-      </w:pPr>
-      <w:r>
-        <w:rPr>
-          <w:rFonts w:ascii="Courier New" w:cs="Courier New" w:eastAsia="Courier New" w:hAnsi="Courier New"/>
-          <w:sz w:val="14"/>
-          <w:szCs w:val="14"/>
-        </w:rPr>
-        <w:t xml:space="preserve">        ws.Cells(r, 5).Formula = "=SUMIFS(" &amp; rngE &amp; "," &amp; rngB &amp; ",""Maintenance*""," &amp; rngB &amp; ",""&lt;&gt;*Indirect*"")"</w:t>
-      </w:r>
-    </w:p>
-    <w:p>
-      <w:pPr>
-        <w:spacing w:after="0"/>
-      </w:pPr>
-      <w:r>
-        <w:rPr>
-          <w:rFonts w:ascii="Courier New" w:cs="Courier New" w:eastAsia="Courier New" w:hAnsi="Courier New"/>
-          <w:sz w:val="14"/>
-          <w:szCs w:val="14"/>
-        </w:rPr>
-        <w:t xml:space="preserve">        ws.Cells(r, 6).Formula = "=SUMIFS(" &amp; rngE &amp; "," &amp; rngB &amp; ",""Rehabilitation*""," &amp; rngB &amp; ",""&lt;&gt;*Indirect*"")"</w:t>
-      </w:r>
-    </w:p>
-    <w:p>
-      <w:pPr>
-        <w:spacing w:after="0"/>
-      </w:pPr>
-      <w:r>
-        <w:rPr>
-          <w:rFonts w:ascii="Courier New" w:cs="Courier New" w:eastAsia="Courier New" w:hAnsi="Courier New"/>
-          <w:sz w:val="14"/>
-          <w:szCs w:val="14"/>
-        </w:rPr>
-        <w:t xml:space="preserve">        ws.Cells(r, 7).Formula = "=SUMIFS(" &amp; rngE &amp; "," &amp; rngB &amp; ",""*Indirect*"")"</w:t>
-      </w:r>
-    </w:p>
-    <w:p>
-      <w:pPr>
-        <w:spacing w:after="0"/>
-      </w:pPr>
-      <w:r>
-        <w:rPr>
-          <w:rFonts w:ascii="Courier New" w:cs="Courier New" w:eastAsia="Courier New" w:hAnsi="Courier New"/>
-          <w:sz w:val="14"/>
-          <w:szCs w:val="14"/>
-        </w:rPr>
-        <w:t xml:space="preserve">        ws.Cells(r, 8).Formula = "=SUMIFS(" &amp; rngE &amp; "," &amp; rngB &amp; ",""Salvage*"")"</w:t>
-      </w:r>
-    </w:p>
-    <w:p>
-      <w:pPr>
-        <w:spacing w:after="0"/>
-      </w:pPr>
-      <w:r>
-        <w:rPr>
-          <w:rFonts w:ascii="Courier New" w:cs="Courier New" w:eastAsia="Courier New" w:hAnsi="Courier New"/>
-          <w:sz w:val="14"/>
-          <w:szCs w:val="14"/>
-        </w:rPr>
-        <w:t xml:space="preserve">        ws.Cells(r, 9).Formula = "=" &amp; altName &amp; "$E$" &amp; rowNPW</w:t>
-      </w:r>
-    </w:p>
-    <w:p>
-      <w:pPr>
-        <w:spacing w:after="0"/>
-      </w:pPr>
-      <w:r>
-        <w:rPr>
-          <w:rFonts w:ascii="Courier New" w:cs="Courier New" w:eastAsia="Courier New" w:hAnsi="Courier New"/>
-          <w:sz w:val="14"/>
-          <w:szCs w:val="14"/>
-        </w:rPr>
-        <w:t xml:space="preserve">        ws.Cells(r, 11).Formula = "=SUM(" &amp; altName &amp; "$F$4:$F$10)"</w:t>
-      </w:r>
-    </w:p>
-    <w:p>
-      <w:pPr>
-        <w:spacing w:after="0"/>
-      </w:pPr>
-      <w:r>
-        <w:rPr>
-          <w:rFonts w:ascii="Courier New" w:cs="Courier New" w:eastAsia="Courier New" w:hAnsi="Courier New"/>
-          <w:sz w:val="14"/>
-          <w:szCs w:val="14"/>
-        </w:rPr>
-        <w:t xml:space="preserve">        ws.Cells(r, 12).Value = curAltObj.Description</w:t>
-      </w:r>
-    </w:p>
-    <w:p>
-      <w:pPr>
-        <w:spacing w:after="0"/>
-      </w:pPr>
-      <w:r>
-        <w:rPr>
-          <w:rFonts w:ascii="Courier New" w:cs="Courier New" w:eastAsia="Courier New" w:hAnsi="Courier New"/>
-          <w:sz w:val="14"/>
-          <w:szCs w:val="14"/>
-        </w:rPr>
-        <w:t xml:space="preserve"/>
-      </w:r>
-    </w:p>
-    <w:p>
-      <w:pPr>
-        <w:spacing w:after="0"/>
-      </w:pPr>
-      <w:r>
-        <w:rPr>
-          <w:rFonts w:ascii="Courier New" w:cs="Courier New" w:eastAsia="Courier New" w:hAnsi="Courier New"/>
-          <w:sz w:val="14"/>
-          <w:szCs w:val="14"/>
-        </w:rPr>
-        <w:t xml:space="preserve">        colorOf(i) = AltColor(curAltObj.AltType, typeCount(curAltObj.AltType))</w:t>
-      </w:r>
-    </w:p>
-    <w:p>
-      <w:pPr>
-        <w:spacing w:after="0"/>
-      </w:pPr>
-      <w:r>
-        <w:rPr>
-          <w:rFonts w:ascii="Courier New" w:cs="Courier New" w:eastAsia="Courier New" w:hAnsi="Courier New"/>
-          <w:sz w:val="14"/>
-          <w:szCs w:val="14"/>
-        </w:rPr>
-        <w:t xml:space="preserve">        typeCount(curAltObj.AltType) = typeCount(curAltObj.AltType) + 1</w:t>
-      </w:r>
-    </w:p>
-    <w:p>
-      <w:pPr>
-        <w:spacing w:after="0"/>
-      </w:pPr>
-      <w:r>
-        <w:rPr>
-          <w:rFonts w:ascii="Courier New" w:cs="Courier New" w:eastAsia="Courier New" w:hAnsi="Courier New"/>
-          <w:sz w:val="14"/>
-          <w:szCs w:val="14"/>
-        </w:rPr>
-        <w:t xml:space="preserve">        r = r + 1</w:t>
-      </w:r>
-    </w:p>
-    <w:p>
-      <w:pPr>
-        <w:spacing w:after="0"/>
-      </w:pPr>
-      <w:r>
-        <w:rPr>
-          <w:rFonts w:ascii="Courier New" w:cs="Courier New" w:eastAsia="Courier New" w:hAnsi="Courier New"/>
-          <w:sz w:val="14"/>
-          <w:szCs w:val="14"/>
-        </w:rPr>
-        <w:t xml:space="preserve">    Next curAltObj</w:t>
-      </w:r>
-    </w:p>
-    <w:p>
-      <w:pPr>
-        <w:spacing w:after="0"/>
-      </w:pPr>
-      <w:r>
-        <w:rPr>
-          <w:rFonts w:ascii="Courier New" w:cs="Courier New" w:eastAsia="Courier New" w:hAnsi="Courier New"/>
-          <w:sz w:val="14"/>
-          <w:szCs w:val="14"/>
-        </w:rPr>
-        <w:t xml:space="preserve">    lastSummaryRow = r - 1</w:t>
-      </w:r>
-    </w:p>
-    <w:p>
-      <w:pPr>
-        <w:spacing w:after="0"/>
-      </w:pPr>
-      <w:r>
-        <w:rPr>
-          <w:rFonts w:ascii="Courier New" w:cs="Courier New" w:eastAsia="Courier New" w:hAnsi="Courier New"/>
-          <w:sz w:val="14"/>
-          <w:szCs w:val="14"/>
-        </w:rPr>
-        <w:t xml:space="preserve"/>
-      </w:r>
-    </w:p>
-    <w:p>
-      <w:pPr>
-        <w:spacing w:after="0"/>
-      </w:pPr>
-      <w:r>
-        <w:rPr>
-          <w:rFonts w:ascii="Courier New" w:cs="Courier New" w:eastAsia="Courier New" w:hAnsi="Courier New"/>
-          <w:sz w:val="14"/>
-          <w:szCs w:val="14"/>
-        </w:rPr>
-        <w:t xml:space="preserve">    'Delta to the lowest NPW, written after the loop so the MIN range is known</w:t>
-      </w:r>
-    </w:p>
-    <w:p>
-      <w:pPr>
-        <w:spacing w:after="0"/>
-      </w:pPr>
-      <w:r>
-        <w:rPr>
-          <w:rFonts w:ascii="Courier New" w:cs="Courier New" w:eastAsia="Courier New" w:hAnsi="Courier New"/>
-          <w:sz w:val="14"/>
-          <w:szCs w:val="14"/>
-        </w:rPr>
-        <w:t xml:space="preserve">    For r = ROW_FIRST To lastSummaryRow</w:t>
-      </w:r>
-    </w:p>
-    <w:p>
-      <w:pPr>
-        <w:spacing w:after="0"/>
-      </w:pPr>
-      <w:r>
-        <w:rPr>
-          <w:rFonts w:ascii="Courier New" w:cs="Courier New" w:eastAsia="Courier New" w:hAnsi="Courier New"/>
-          <w:sz w:val="14"/>
-          <w:szCs w:val="14"/>
-        </w:rPr>
-        <w:t xml:space="preserve">        ws.Cells(r, 10).Formula = "=I" &amp; r &amp; "-MIN($I$" &amp; ROW_FIRST &amp; ":$I$" &amp; lastSummaryRow &amp; ")"</w:t>
-      </w:r>
-    </w:p>
-    <w:p>
-      <w:pPr>
-        <w:spacing w:after="0"/>
-      </w:pPr>
-      <w:r>
-        <w:rPr>
-          <w:rFonts w:ascii="Courier New" w:cs="Courier New" w:eastAsia="Courier New" w:hAnsi="Courier New"/>
-          <w:sz w:val="14"/>
-          <w:szCs w:val="14"/>
-        </w:rPr>
-        <w:t xml:space="preserve">    Next r</w:t>
-      </w:r>
-    </w:p>
-    <w:p>
-      <w:pPr>
-        <w:spacing w:after="0"/>
-      </w:pPr>
-      <w:r>
-        <w:rPr>
-          <w:rFonts w:ascii="Courier New" w:cs="Courier New" w:eastAsia="Courier New" w:hAnsi="Courier New"/>
-          <w:sz w:val="14"/>
-          <w:szCs w:val="14"/>
-        </w:rPr>
-        <w:t xml:space="preserve">    ws.Range(ws.Cells(ROW_FIRST, 4), ws.Cells(lastSummaryRow, 10)).NumberFormat = "$#,##0;($#,##0);-"</w:t>
-      </w:r>
-    </w:p>
-    <w:p>
-      <w:pPr>
-        <w:spacing w:after="0"/>
-      </w:pPr>
-      <w:r>
-        <w:rPr>
-          <w:rFonts w:ascii="Courier New" w:cs="Courier New" w:eastAsia="Courier New" w:hAnsi="Courier New"/>
-          <w:sz w:val="14"/>
-          <w:szCs w:val="14"/>
-        </w:rPr>
-        <w:t xml:space="preserve">    ws.Range(ws.Cells(ROW_FIRST, 11), ws.Cells(lastSummaryRow, 11)).NumberFormat = "0"</w:t>
-      </w:r>
-    </w:p>
-    <w:p>
-      <w:pPr>
-        <w:spacing w:after="0"/>
-      </w:pPr>
-      <w:r>
-        <w:rPr>
-          <w:rFonts w:ascii="Courier New" w:cs="Courier New" w:eastAsia="Courier New" w:hAnsi="Courier New"/>
-          <w:sz w:val="14"/>
-          <w:szCs w:val="14"/>
-        </w:rPr>
-        <w:t xml:space="preserve"/>
-      </w:r>
-    </w:p>
-    <w:p>
-      <w:pPr>
-        <w:spacing w:after="0"/>
-      </w:pPr>
-      <w:r>
-        <w:rPr>
-          <w:rFonts w:ascii="Courier New" w:cs="Courier New" w:eastAsia="Courier New" w:hAnsi="Courier New"/>
-          <w:sz w:val="14"/>
-          <w:szCs w:val="14"/>
-        </w:rPr>
-        <w:t xml:space="preserve">    'Verdict line</w:t>
-      </w:r>
-    </w:p>
-    <w:p>
-      <w:pPr>
-        <w:spacing w:after="0"/>
-      </w:pPr>
-      <w:r>
-        <w:rPr>
-          <w:rFonts w:ascii="Courier New" w:cs="Courier New" w:eastAsia="Courier New" w:hAnsi="Courier New"/>
-          <w:sz w:val="14"/>
-          <w:szCs w:val="14"/>
-        </w:rPr>
-        <w:t xml:space="preserve">    r = lastSummaryRow + 1</w:t>
-      </w:r>
-    </w:p>
-    <w:p>
-      <w:pPr>
-        <w:spacing w:after="0"/>
-      </w:pPr>
-      <w:r>
-        <w:rPr>
-          <w:rFonts w:ascii="Courier New" w:cs="Courier New" w:eastAsia="Courier New" w:hAnsi="Courier New"/>
-          <w:sz w:val="14"/>
-          <w:szCs w:val="14"/>
-        </w:rPr>
-        <w:t xml:space="preserve">    ws.Cells(r, 2).Formula = "=""Lowest NPW: ""&amp;INDEX($B$" &amp; ROW_FIRST &amp; ":$B$" &amp; lastSummaryRow &amp; ",MATCH(MIN($I$" &amp; ROW_FIRST &amp; ":$I$" &amp; lastSummaryRow &amp; "),$I$" &amp; ROW_FIRST &amp; ":$I$" &amp; lastSummaryRow &amp; ",0))&amp;""  |  Analysis: ""&amp;'General Information'!$D$33&amp;"" yr at ""&amp;'General Information'!$D$34&amp;""%  |  Lost revenue: ""&amp;'General Information'!$D$38"</w:t>
-      </w:r>
-    </w:p>
-    <w:p>
-      <w:pPr>
-        <w:spacing w:after="0"/>
-      </w:pPr>
-      <w:r>
-        <w:rPr>
-          <w:rFonts w:ascii="Courier New" w:cs="Courier New" w:eastAsia="Courier New" w:hAnsi="Courier New"/>
-          <w:sz w:val="14"/>
-          <w:szCs w:val="14"/>
-        </w:rPr>
-        <w:t xml:space="preserve">    ws.Cells(r, 2).Font.Italic = True</w:t>
-      </w:r>
-    </w:p>
-    <w:p>
-      <w:pPr>
-        <w:spacing w:after="0"/>
-      </w:pPr>
-      <w:r>
-        <w:rPr>
-          <w:rFonts w:ascii="Courier New" w:cs="Courier New" w:eastAsia="Courier New" w:hAnsi="Courier New"/>
-          <w:sz w:val="14"/>
-          <w:szCs w:val="14"/>
-        </w:rPr>
-        <w:t xml:space="preserve"/>
-      </w:r>
-    </w:p>
-    <w:p>
-      <w:pPr>
-        <w:spacing w:after="0"/>
-      </w:pPr>
-      <w:r>
-        <w:rPr>
-          <w:rFonts w:ascii="Courier New" w:cs="Courier New" w:eastAsia="Courier New" w:hAnsi="Courier New"/>
-          <w:sz w:val="14"/>
-          <w:szCs w:val="14"/>
-        </w:rPr>
-        <w:t xml:space="preserve">    '---------------------------------------------------------------- 2. PW by category (helper block)</w:t>
-      </w:r>
-    </w:p>
-    <w:p>
-      <w:pPr>
-        <w:spacing w:after="0"/>
-      </w:pPr>
-      <w:r>
-        <w:rPr>
-          <w:rFonts w:ascii="Courier New" w:cs="Courier New" w:eastAsia="Courier New" w:hAnsi="Courier New"/>
-          <w:sz w:val="14"/>
-          <w:szCs w:val="14"/>
-        </w:rPr>
-        <w:t xml:space="preserve">    rowCat = lastSummaryRow + 3</w:t>
-      </w:r>
-    </w:p>
-    <w:p>
-      <w:pPr>
-        <w:spacing w:after="0"/>
-      </w:pPr>
-      <w:r>
-        <w:rPr>
-          <w:rFonts w:ascii="Courier New" w:cs="Courier New" w:eastAsia="Courier New" w:hAnsi="Courier New"/>
-          <w:sz w:val="14"/>
-          <w:szCs w:val="14"/>
-        </w:rPr>
-        <w:t xml:space="preserve">    ws.Cells(rowCat, 1).Value = "Present worth by category"</w:t>
-      </w:r>
-    </w:p>
-    <w:p>
-      <w:pPr>
-        <w:spacing w:after="0"/>
-      </w:pPr>
-      <w:r>
-        <w:rPr>
-          <w:rFonts w:ascii="Courier New" w:cs="Courier New" w:eastAsia="Courier New" w:hAnsi="Courier New"/>
-          <w:sz w:val="14"/>
-          <w:szCs w:val="14"/>
-        </w:rPr>
-        <w:t xml:space="preserve">    ws.Cells(rowCat, 1).Font.Bold = True</w:t>
-      </w:r>
-    </w:p>
-    <w:p>
-      <w:pPr>
-        <w:spacing w:after="0"/>
-      </w:pPr>
-      <w:r>
-        <w:rPr>
-          <w:rFonts w:ascii="Courier New" w:cs="Courier New" w:eastAsia="Courier New" w:hAnsi="Courier New"/>
-          <w:sz w:val="14"/>
-          <w:szCs w:val="14"/>
-        </w:rPr>
-        <w:t xml:space="preserve">    ws.Cells(rowCat + 1, 1).Value = "Category"</w:t>
-      </w:r>
-    </w:p>
-    <w:p>
-      <w:pPr>
-        <w:spacing w:after="0"/>
-      </w:pPr>
-      <w:r>
-        <w:rPr>
-          <w:rFonts w:ascii="Courier New" w:cs="Courier New" w:eastAsia="Courier New" w:hAnsi="Courier New"/>
-          <w:sz w:val="14"/>
-          <w:szCs w:val="14"/>
-        </w:rPr>
-        <w:t xml:space="preserve">    For i = 1 To numAlts</w:t>
-      </w:r>
-    </w:p>
-    <w:p>
-      <w:pPr>
-        <w:spacing w:after="0"/>
-      </w:pPr>
-      <w:r>
-        <w:rPr>
-          <w:rFonts w:ascii="Courier New" w:cs="Courier New" w:eastAsia="Courier New" w:hAnsi="Courier New"/>
-          <w:sz w:val="14"/>
-          <w:szCs w:val="14"/>
-        </w:rPr>
-        <w:t xml:space="preserve">        ws.Cells(rowCat + 1, 1 + i).Formula = "=$B$" &amp; (ROW_FIRST + i - 1)</w:t>
-      </w:r>
-    </w:p>
-    <w:p>
-      <w:pPr>
-        <w:spacing w:after="0"/>
-      </w:pPr>
-      <w:r>
-        <w:rPr>
-          <w:rFonts w:ascii="Courier New" w:cs="Courier New" w:eastAsia="Courier New" w:hAnsi="Courier New"/>
-          <w:sz w:val="14"/>
-          <w:szCs w:val="14"/>
-        </w:rPr>
-        <w:t xml:space="preserve">    Next i</w:t>
-      </w:r>
-    </w:p>
-    <w:p>
-      <w:pPr>
-        <w:spacing w:after="0"/>
-      </w:pPr>
-      <w:r>
-        <w:rPr>
-          <w:rFonts w:ascii="Courier New" w:cs="Courier New" w:eastAsia="Courier New" w:hAnsi="Courier New"/>
-          <w:sz w:val="14"/>
-          <w:szCs w:val="14"/>
-        </w:rPr>
-        <w:t xml:space="preserve">    Dim catNames As Variant, catCols As Variant</w:t>
-      </w:r>
-    </w:p>
-    <w:p>
-      <w:pPr>
-        <w:spacing w:after="0"/>
-      </w:pPr>
-      <w:r>
-        <w:rPr>
-          <w:rFonts w:ascii="Courier New" w:cs="Courier New" w:eastAsia="Courier New" w:hAnsi="Courier New"/>
-          <w:sz w:val="14"/>
-          <w:szCs w:val="14"/>
-        </w:rPr>
-        <w:t xml:space="preserve">    catNames = Array("Initial construction", "Maintenance", "Rehabilitation", "Lost revenue", "Salvage")</w:t>
-      </w:r>
-    </w:p>
-    <w:p>
-      <w:pPr>
-        <w:spacing w:after="0"/>
-      </w:pPr>
-      <w:r>
-        <w:rPr>
-          <w:rFonts w:ascii="Courier New" w:cs="Courier New" w:eastAsia="Courier New" w:hAnsi="Courier New"/>
-          <w:sz w:val="14"/>
-          <w:szCs w:val="14"/>
-        </w:rPr>
-        <w:t xml:space="preserve">    catCols = Array("D", "E", "F", "G", "H")</w:t>
-      </w:r>
-    </w:p>
-    <w:p>
-      <w:pPr>
-        <w:spacing w:after="0"/>
-      </w:pPr>
-      <w:r>
-        <w:rPr>
-          <w:rFonts w:ascii="Courier New" w:cs="Courier New" w:eastAsia="Courier New" w:hAnsi="Courier New"/>
-          <w:sz w:val="14"/>
-          <w:szCs w:val="14"/>
-        </w:rPr>
-        <w:t xml:space="preserve">    For k = 0 To 4</w:t>
-      </w:r>
-    </w:p>
-    <w:p>
-      <w:pPr>
-        <w:spacing w:after="0"/>
-      </w:pPr>
-      <w:r>
-        <w:rPr>
-          <w:rFonts w:ascii="Courier New" w:cs="Courier New" w:eastAsia="Courier New" w:hAnsi="Courier New"/>
-          <w:sz w:val="14"/>
-          <w:szCs w:val="14"/>
-        </w:rPr>
-        <w:t xml:space="preserve">        ws.Cells(rowCat + 2 + k, 1).Value = catNames(k)</w:t>
-      </w:r>
-    </w:p>
-    <w:p>
-      <w:pPr>
-        <w:spacing w:after="0"/>
-      </w:pPr>
-      <w:r>
-        <w:rPr>
-          <w:rFonts w:ascii="Courier New" w:cs="Courier New" w:eastAsia="Courier New" w:hAnsi="Courier New"/>
-          <w:sz w:val="14"/>
-          <w:szCs w:val="14"/>
-        </w:rPr>
-        <w:t xml:space="preserve">        For i = 1 To numAlts</w:t>
-      </w:r>
-    </w:p>
-    <w:p>
-      <w:pPr>
-        <w:spacing w:after="0"/>
-      </w:pPr>
-      <w:r>
-        <w:rPr>
-          <w:rFonts w:ascii="Courier New" w:cs="Courier New" w:eastAsia="Courier New" w:hAnsi="Courier New"/>
-          <w:sz w:val="14"/>
-          <w:szCs w:val="14"/>
-        </w:rPr>
-        <w:t xml:space="preserve">            ws.Cells(rowCat + 2 + k, 1 + i).Formula = "=$" &amp; catCols(k) &amp; "$" &amp; (ROW_FIRST + i - 1)</w:t>
-      </w:r>
-    </w:p>
-    <w:p>
-      <w:pPr>
-        <w:spacing w:after="0"/>
-      </w:pPr>
-      <w:r>
-        <w:rPr>
-          <w:rFonts w:ascii="Courier New" w:cs="Courier New" w:eastAsia="Courier New" w:hAnsi="Courier New"/>
-          <w:sz w:val="14"/>
-          <w:szCs w:val="14"/>
-        </w:rPr>
-        <w:t xml:space="preserve">        Next i</w:t>
-      </w:r>
-    </w:p>
-    <w:p>
-      <w:pPr>
-        <w:spacing w:after="0"/>
-      </w:pPr>
-      <w:r>
-        <w:rPr>
-          <w:rFonts w:ascii="Courier New" w:cs="Courier New" w:eastAsia="Courier New" w:hAnsi="Courier New"/>
-          <w:sz w:val="14"/>
-          <w:szCs w:val="14"/>
-        </w:rPr>
-        <w:t xml:space="preserve">    Next k</w:t>
-      </w:r>
-    </w:p>
-    <w:p>
-      <w:pPr>
-        <w:spacing w:after="0"/>
-      </w:pPr>
-      <w:r>
-        <w:rPr>
-          <w:rFonts w:ascii="Courier New" w:cs="Courier New" w:eastAsia="Courier New" w:hAnsi="Courier New"/>
-          <w:sz w:val="14"/>
-          <w:szCs w:val="14"/>
-        </w:rPr>
-        <w:t xml:space="preserve">    ws.Range(ws.Cells(rowCat + 2, 2), ws.Cells(rowCat + 6, 1 + numAlts)).NumberFormat = "$#,##0;($#,##0);-"</w:t>
-      </w:r>
-    </w:p>
-    <w:p>
-      <w:pPr>
-        <w:spacing w:after="0"/>
-      </w:pPr>
-      <w:r>
-        <w:rPr>
-          <w:rFonts w:ascii="Courier New" w:cs="Courier New" w:eastAsia="Courier New" w:hAnsi="Courier New"/>
-          <w:sz w:val="14"/>
-          <w:szCs w:val="14"/>
-        </w:rPr>
-        <w:t xml:space="preserve"/>
-      </w:r>
-    </w:p>
-    <w:p>
-      <w:pPr>
-        <w:spacing w:after="0"/>
-      </w:pPr>
-      <w:r>
-        <w:rPr>
-          <w:rFonts w:ascii="Courier New" w:cs="Courier New" w:eastAsia="Courier New" w:hAnsi="Courier New"/>
-          <w:sz w:val="14"/>
-          <w:szCs w:val="14"/>
-        </w:rPr>
-        <w:t xml:space="preserve">    '---------------------------------------------------------------- 3. Expenditure stream + 4. cumulative (helper blocks)</w:t>
-      </w:r>
-    </w:p>
-    <w:p>
-      <w:pPr>
-        <w:spacing w:after="0"/>
-      </w:pPr>
-      <w:r>
-        <w:rPr>
-          <w:rFonts w:ascii="Courier New" w:cs="Courier New" w:eastAsia="Courier New" w:hAnsi="Courier New"/>
-          <w:sz w:val="14"/>
-          <w:szCs w:val="14"/>
-        </w:rPr>
-        <w:t xml:space="preserve">    rowStream = rowCat + 9</w:t>
-      </w:r>
-    </w:p>
-    <w:p>
-      <w:pPr>
-        <w:spacing w:after="0"/>
-      </w:pPr>
-      <w:r>
-        <w:rPr>
-          <w:rFonts w:ascii="Courier New" w:cs="Courier New" w:eastAsia="Courier New" w:hAnsi="Courier New"/>
-          <w:sz w:val="14"/>
-          <w:szCs w:val="14"/>
-        </w:rPr>
-        <w:t xml:space="preserve">    ws.Cells(rowStream, 1).Value = "Expenditure stream by year (undiscounted)"</w:t>
-      </w:r>
-    </w:p>
-    <w:p>
-      <w:pPr>
-        <w:spacing w:after="0"/>
-      </w:pPr>
-      <w:r>
-        <w:rPr>
-          <w:rFonts w:ascii="Courier New" w:cs="Courier New" w:eastAsia="Courier New" w:hAnsi="Courier New"/>
-          <w:sz w:val="14"/>
-          <w:szCs w:val="14"/>
-        </w:rPr>
-        <w:t xml:space="preserve">    ws.Cells(rowStream, 1).Font.Bold = True</w:t>
-      </w:r>
-    </w:p>
-    <w:p>
-      <w:pPr>
-        <w:spacing w:after="0"/>
-      </w:pPr>
-      <w:r>
-        <w:rPr>
-          <w:rFonts w:ascii="Courier New" w:cs="Courier New" w:eastAsia="Courier New" w:hAnsi="Courier New"/>
-          <w:sz w:val="14"/>
-          <w:szCs w:val="14"/>
-        </w:rPr>
-        <w:t xml:space="preserve">    ws.Cells(rowStream + 1, 1).Value = "Year"</w:t>
-      </w:r>
-    </w:p>
-    <w:p>
-      <w:pPr>
-        <w:spacing w:after="0"/>
-      </w:pPr>
-      <w:r>
-        <w:rPr>
-          <w:rFonts w:ascii="Courier New" w:cs="Courier New" w:eastAsia="Courier New" w:hAnsi="Courier New"/>
-          <w:sz w:val="14"/>
-          <w:szCs w:val="14"/>
-        </w:rPr>
-        <w:t xml:space="preserve">    rowCum = rowStream + 35</w:t>
-      </w:r>
-    </w:p>
-    <w:p>
-      <w:pPr>
-        <w:spacing w:after="0"/>
-      </w:pPr>
-      <w:r>
-        <w:rPr>
-          <w:rFonts w:ascii="Courier New" w:cs="Courier New" w:eastAsia="Courier New" w:hAnsi="Courier New"/>
-          <w:sz w:val="14"/>
-          <w:szCs w:val="14"/>
-        </w:rPr>
-        <w:t xml:space="preserve">    ws.Cells(rowCum, 1).Value = "Cumulative discounted cost by year"</w:t>
-      </w:r>
-    </w:p>
-    <w:p>
-      <w:pPr>
-        <w:spacing w:after="0"/>
-      </w:pPr>
-      <w:r>
-        <w:rPr>
-          <w:rFonts w:ascii="Courier New" w:cs="Courier New" w:eastAsia="Courier New" w:hAnsi="Courier New"/>
-          <w:sz w:val="14"/>
-          <w:szCs w:val="14"/>
-        </w:rPr>
-        <w:t xml:space="preserve">    ws.Cells(rowCum, 1).Font.Bold = True</w:t>
-      </w:r>
-    </w:p>
-    <w:p>
-      <w:pPr>
-        <w:spacing w:after="0"/>
-      </w:pPr>
-      <w:r>
-        <w:rPr>
-          <w:rFonts w:ascii="Courier New" w:cs="Courier New" w:eastAsia="Courier New" w:hAnsi="Courier New"/>
-          <w:sz w:val="14"/>
-          <w:szCs w:val="14"/>
-        </w:rPr>
-        <w:t xml:space="preserve">    ws.Cells(rowCum + 1, 1).Value = "Year"</w:t>
-      </w:r>
-    </w:p>
-    <w:p>
-      <w:pPr>
-        <w:spacing w:after="0"/>
-      </w:pPr>
-      <w:r>
-        <w:rPr>
-          <w:rFonts w:ascii="Courier New" w:cs="Courier New" w:eastAsia="Courier New" w:hAnsi="Courier New"/>
-          <w:sz w:val="14"/>
-          <w:szCs w:val="14"/>
-        </w:rPr>
-        <w:t xml:space="preserve">    For k = 0 To 30</w:t>
-      </w:r>
-    </w:p>
-    <w:p>
-      <w:pPr>
-        <w:spacing w:after="0"/>
-      </w:pPr>
-      <w:r>
-        <w:rPr>
-          <w:rFonts w:ascii="Courier New" w:cs="Courier New" w:eastAsia="Courier New" w:hAnsi="Courier New"/>
-          <w:sz w:val="14"/>
-          <w:szCs w:val="14"/>
-        </w:rPr>
-        <w:t xml:space="preserve">        ws.Cells(rowStream + 2 + k, 1).Formula = "='General Information'!$D$25+" &amp; k</w:t>
-      </w:r>
-    </w:p>
-    <w:p>
-      <w:pPr>
-        <w:spacing w:after="0"/>
-      </w:pPr>
-      <w:r>
-        <w:rPr>
-          <w:rFonts w:ascii="Courier New" w:cs="Courier New" w:eastAsia="Courier New" w:hAnsi="Courier New"/>
-          <w:sz w:val="14"/>
-          <w:szCs w:val="14"/>
-        </w:rPr>
-        <w:t xml:space="preserve">        ws.Cells(rowCum + 2 + k, 1).Formula = "='General Information'!$D$25+" &amp; k</w:t>
-      </w:r>
-    </w:p>
-    <w:p>
-      <w:pPr>
-        <w:spacing w:after="0"/>
-      </w:pPr>
-      <w:r>
-        <w:rPr>
-          <w:rFonts w:ascii="Courier New" w:cs="Courier New" w:eastAsia="Courier New" w:hAnsi="Courier New"/>
-          <w:sz w:val="14"/>
-          <w:szCs w:val="14"/>
-        </w:rPr>
-        <w:t xml:space="preserve">    Next k</w:t>
-      </w:r>
-    </w:p>
-    <w:p>
-      <w:pPr>
-        <w:spacing w:after="0"/>
-      </w:pPr>
-      <w:r>
-        <w:rPr>
-          <w:rFonts w:ascii="Courier New" w:cs="Courier New" w:eastAsia="Courier New" w:hAnsi="Courier New"/>
-          <w:sz w:val="14"/>
-          <w:szCs w:val="14"/>
-        </w:rPr>
-        <w:t xml:space="preserve">    i = 0</w:t>
-      </w:r>
-    </w:p>
-    <w:p>
-      <w:pPr>
-        <w:spacing w:after="0"/>
-      </w:pPr>
-      <w:r>
-        <w:rPr>
-          <w:rFonts w:ascii="Courier New" w:cs="Courier New" w:eastAsia="Courier New" w:hAnsi="Courier New"/>
-          <w:sz w:val="14"/>
-          <w:szCs w:val="14"/>
-        </w:rPr>
-        <w:t xml:space="preserve">    For Each curAltObj In MainDoc.AlternativeWsCollection</w:t>
-      </w:r>
-    </w:p>
-    <w:p>
-      <w:pPr>
-        <w:spacing w:after="0"/>
-      </w:pPr>
-      <w:r>
-        <w:rPr>
-          <w:rFonts w:ascii="Courier New" w:cs="Courier New" w:eastAsia="Courier New" w:hAnsi="Courier New"/>
-          <w:sz w:val="14"/>
-          <w:szCs w:val="14"/>
-        </w:rPr>
-        <w:t xml:space="preserve">        i = i + 1</w:t>
-      </w:r>
-    </w:p>
-    <w:p>
-      <w:pPr>
-        <w:spacing w:after="0"/>
-      </w:pPr>
-      <w:r>
-        <w:rPr>
-          <w:rFonts w:ascii="Courier New" w:cs="Courier New" w:eastAsia="Courier New" w:hAnsi="Courier New"/>
-          <w:sz w:val="14"/>
-          <w:szCs w:val="14"/>
-        </w:rPr>
-        <w:t xml:space="preserve">        Set wsAlt = Worksheets(curAltObj.NameWsAlt)</w:t>
-      </w:r>
-    </w:p>
-    <w:p>
-      <w:pPr>
-        <w:spacing w:after="0"/>
-      </w:pPr>
-      <w:r>
-        <w:rPr>
-          <w:rFonts w:ascii="Courier New" w:cs="Courier New" w:eastAsia="Courier New" w:hAnsi="Courier New"/>
-          <w:sz w:val="14"/>
-          <w:szCs w:val="14"/>
-        </w:rPr>
-        <w:t xml:space="preserve">        altName = "'" &amp; curAltObj.NameWsAlt &amp; "'!"</w:t>
-      </w:r>
-    </w:p>
-    <w:p>
-      <w:pPr>
-        <w:spacing w:after="0"/>
-      </w:pPr>
-      <w:r>
-        <w:rPr>
-          <w:rFonts w:ascii="Courier New" w:cs="Courier New" w:eastAsia="Courier New" w:hAnsi="Courier New"/>
-          <w:sz w:val="14"/>
-          <w:szCs w:val="14"/>
-        </w:rPr>
-        <w:t xml:space="preserve">        rowInit = wsAlt.Columns("B").Find(What:="Initial Construction", LookIn:=xlValues, LookAt:=xlWhole).Row</w:t>
-      </w:r>
-    </w:p>
-    <w:p>
-      <w:pPr>
-        <w:spacing w:after="0"/>
-      </w:pPr>
-      <w:r>
-        <w:rPr>
-          <w:rFonts w:ascii="Courier New" w:cs="Courier New" w:eastAsia="Courier New" w:hAnsi="Courier New"/>
-          <w:sz w:val="14"/>
-          <w:szCs w:val="14"/>
-        </w:rPr>
-        <w:t xml:space="preserve">        rowNPW = wsAlt.Columns("B").Find(What:="Net Present Worth", LookIn:=xlValues, LookAt:=xlWhole).Row</w:t>
-      </w:r>
-    </w:p>
-    <w:p>
-      <w:pPr>
-        <w:spacing w:after="0"/>
-      </w:pPr>
-      <w:r>
-        <w:rPr>
-          <w:rFonts w:ascii="Courier New" w:cs="Courier New" w:eastAsia="Courier New" w:hAnsi="Courier New"/>
-          <w:sz w:val="14"/>
-          <w:szCs w:val="14"/>
-        </w:rPr>
-        <w:t xml:space="preserve">        rowFirstAct = rowInit + 1: rowLastAct = rowNPW - 1</w:t>
-      </w:r>
-    </w:p>
-    <w:p>
-      <w:pPr>
-        <w:spacing w:after="0"/>
-      </w:pPr>
-      <w:r>
-        <w:rPr>
-          <w:rFonts w:ascii="Courier New" w:cs="Courier New" w:eastAsia="Courier New" w:hAnsi="Courier New"/>
-          <w:sz w:val="14"/>
-          <w:szCs w:val="14"/>
-        </w:rPr>
-        <w:t xml:space="preserve">        rngC = altName &amp; "$C$" &amp; rowFirstAct &amp; ":$C$" &amp; rowLastAct</w:t>
-      </w:r>
-    </w:p>
-    <w:p>
-      <w:pPr>
-        <w:spacing w:after="0"/>
-      </w:pPr>
-      <w:r>
-        <w:rPr>
-          <w:rFonts w:ascii="Courier New" w:cs="Courier New" w:eastAsia="Courier New" w:hAnsi="Courier New"/>
-          <w:sz w:val="14"/>
-          <w:szCs w:val="14"/>
-        </w:rPr>
-        <w:t xml:space="preserve">        rngD = altName &amp; "$D$" &amp; rowFirstAct &amp; ":$D$" &amp; rowLastAct</w:t>
-      </w:r>
-    </w:p>
-    <w:p>
-      <w:pPr>
-        <w:spacing w:after="0"/>
-      </w:pPr>
-      <w:r>
-        <w:rPr>
-          <w:rFonts w:ascii="Courier New" w:cs="Courier New" w:eastAsia="Courier New" w:hAnsi="Courier New"/>
-          <w:sz w:val="14"/>
-          <w:szCs w:val="14"/>
-        </w:rPr>
-        <w:t xml:space="preserve">        rngE = altName &amp; "$E$" &amp; rowFirstAct &amp; ":$E$" &amp; rowLastAct</w:t>
-      </w:r>
-    </w:p>
-    <w:p>
-      <w:pPr>
-        <w:spacing w:after="0"/>
-      </w:pPr>
-      <w:r>
-        <w:rPr>
-          <w:rFonts w:ascii="Courier New" w:cs="Courier New" w:eastAsia="Courier New" w:hAnsi="Courier New"/>
-          <w:sz w:val="14"/>
-          <w:szCs w:val="14"/>
-        </w:rPr>
-        <w:t xml:space="preserve">        ws.Cells(rowStream + 1, 1 + i).Formula = "=$B$" &amp; (ROW_FIRST + i - 1)</w:t>
-      </w:r>
-    </w:p>
-    <w:p>
-      <w:pPr>
-        <w:spacing w:after="0"/>
-      </w:pPr>
-      <w:r>
-        <w:rPr>
-          <w:rFonts w:ascii="Courier New" w:cs="Courier New" w:eastAsia="Courier New" w:hAnsi="Courier New"/>
-          <w:sz w:val="14"/>
-          <w:szCs w:val="14"/>
-        </w:rPr>
-        <w:t xml:space="preserve">        ws.Cells(rowCum + 1, 1 + i).Formula = "=$B$" &amp; (ROW_FIRST + i - 1)</w:t>
-      </w:r>
-    </w:p>
-    <w:p>
-      <w:pPr>
-        <w:spacing w:after="0"/>
-      </w:pPr>
-      <w:r>
-        <w:rPr>
-          <w:rFonts w:ascii="Courier New" w:cs="Courier New" w:eastAsia="Courier New" w:hAnsi="Courier New"/>
-          <w:sz w:val="14"/>
-          <w:szCs w:val="14"/>
-        </w:rPr>
-        <w:t xml:space="preserve">        For k = 0 To 30</w:t>
-      </w:r>
-    </w:p>
-    <w:p>
-      <w:pPr>
-        <w:spacing w:after="0"/>
-      </w:pPr>
-      <w:r>
-        <w:rPr>
-          <w:rFonts w:ascii="Courier New" w:cs="Courier New" w:eastAsia="Courier New" w:hAnsi="Courier New"/>
-          <w:sz w:val="14"/>
-          <w:szCs w:val="14"/>
-        </w:rPr>
-        <w:t xml:space="preserve">            q = "IF(" &amp; k &amp; "&gt;'General Information'!$D$33,0,"</w:t>
-      </w:r>
-    </w:p>
-    <w:p>
-      <w:pPr>
-        <w:spacing w:after="0"/>
-      </w:pPr>
-      <w:r>
-        <w:rPr>
-          <w:rFonts w:ascii="Courier New" w:cs="Courier New" w:eastAsia="Courier New" w:hAnsi="Courier New"/>
-          <w:sz w:val="14"/>
-          <w:szCs w:val="14"/>
-        </w:rPr>
-        <w:t xml:space="preserve">            ws.Cells(rowStream + 2 + k, 1 + i).Formula = "=" &amp; q &amp; IIf(k = 0, altName &amp; "$D$" &amp; rowInit &amp; "+", "") &amp; _</w:t>
-      </w:r>
-    </w:p>
-    <w:p>
-      <w:pPr>
-        <w:spacing w:after="0"/>
-      </w:pPr>
-      <w:r>
-        <w:rPr>
-          <w:rFonts w:ascii="Courier New" w:cs="Courier New" w:eastAsia="Courier New" w:hAnsi="Courier New"/>
-          <w:sz w:val="14"/>
-          <w:szCs w:val="14"/>
-        </w:rPr>
-        <w:t xml:space="preserve">                "SUMIF(" &amp; rngC &amp; "," &amp; k &amp; "," &amp; rngD &amp; "))"</w:t>
-      </w:r>
-    </w:p>
-    <w:p>
-      <w:pPr>
-        <w:spacing w:after="0"/>
-      </w:pPr>
-      <w:r>
-        <w:rPr>
-          <w:rFonts w:ascii="Courier New" w:cs="Courier New" w:eastAsia="Courier New" w:hAnsi="Courier New"/>
-          <w:sz w:val="14"/>
-          <w:szCs w:val="14"/>
-        </w:rPr>
-        <w:t xml:space="preserve">            ws.Cells(rowCum + 2 + k, 1 + i).Formula = "=" &amp; IIf(k = 0, "", ws.Cells(rowCum + 1 + k, 1 + i).Address(False, False) &amp; "+") &amp; _</w:t>
-      </w:r>
-    </w:p>
-    <w:p>
-      <w:pPr>
-        <w:spacing w:after="0"/>
-      </w:pPr>
-      <w:r>
-        <w:rPr>
-          <w:rFonts w:ascii="Courier New" w:cs="Courier New" w:eastAsia="Courier New" w:hAnsi="Courier New"/>
-          <w:sz w:val="14"/>
-          <w:szCs w:val="14"/>
-        </w:rPr>
-        <w:t xml:space="preserve">                q &amp; IIf(k = 0, altName &amp; "$E$" &amp; rowInit &amp; "+", "") &amp; "SUMIF(" &amp; rngC &amp; "," &amp; k &amp; "," &amp; rngE &amp; "))"</w:t>
-      </w:r>
-    </w:p>
-    <w:p>
-      <w:pPr>
-        <w:spacing w:after="0"/>
-      </w:pPr>
-      <w:r>
-        <w:rPr>
-          <w:rFonts w:ascii="Courier New" w:cs="Courier New" w:eastAsia="Courier New" w:hAnsi="Courier New"/>
-          <w:sz w:val="14"/>
-          <w:szCs w:val="14"/>
-        </w:rPr>
-        <w:t xml:space="preserve">        Next k</w:t>
-      </w:r>
-    </w:p>
-    <w:p>
-      <w:pPr>
-        <w:spacing w:after="0"/>
-      </w:pPr>
-      <w:r>
-        <w:rPr>
-          <w:rFonts w:ascii="Courier New" w:cs="Courier New" w:eastAsia="Courier New" w:hAnsi="Courier New"/>
-          <w:sz w:val="14"/>
-          <w:szCs w:val="14"/>
-        </w:rPr>
-        <w:t xml:space="preserve">    Next curAltObj</w:t>
-      </w:r>
-    </w:p>
-    <w:p>
-      <w:pPr>
-        <w:spacing w:after="0"/>
-      </w:pPr>
-      <w:r>
-        <w:rPr>
-          <w:rFonts w:ascii="Courier New" w:cs="Courier New" w:eastAsia="Courier New" w:hAnsi="Courier New"/>
-          <w:sz w:val="14"/>
-          <w:szCs w:val="14"/>
-        </w:rPr>
-        <w:t xml:space="preserve">    ws.Range(ws.Cells(rowStream + 2, 2), ws.Cells(rowStream + 32, 1 + numAlts)).NumberFormat = "$#,##0;($#,##0);-"</w:t>
-      </w:r>
-    </w:p>
-    <w:p>
-      <w:pPr>
-        <w:spacing w:after="0"/>
-      </w:pPr>
-      <w:r>
-        <w:rPr>
-          <w:rFonts w:ascii="Courier New" w:cs="Courier New" w:eastAsia="Courier New" w:hAnsi="Courier New"/>
-          <w:sz w:val="14"/>
-          <w:szCs w:val="14"/>
-        </w:rPr>
-        <w:t xml:space="preserve">    ws.Range(ws.Cells(rowCum + 2, 2), ws.Cells(rowCum + 32, 1 + numAlts)).NumberFormat = "$#,##0;($#,##0);-"</w:t>
-      </w:r>
-    </w:p>
-    <w:p>
-      <w:pPr>
-        <w:spacing w:after="0"/>
-      </w:pPr>
-      <w:r>
-        <w:rPr>
-          <w:rFonts w:ascii="Courier New" w:cs="Courier New" w:eastAsia="Courier New" w:hAnsi="Courier New"/>
-          <w:sz w:val="14"/>
-          <w:szCs w:val="14"/>
-        </w:rPr>
-        <w:t xml:space="preserve"/>
-      </w:r>
-    </w:p>
-    <w:p>
-      <w:pPr>
-        <w:spacing w:after="0"/>
-      </w:pPr>
-      <w:r>
-        <w:rPr>
-          <w:rFonts w:ascii="Courier New" w:cs="Courier New" w:eastAsia="Courier New" w:hAnsi="Courier New"/>
-          <w:sz w:val="14"/>
-          <w:szCs w:val="14"/>
-        </w:rPr>
-        <w:t xml:space="preserve">    '---------------------------------------------------------------- 5. Discount-rate sensitivity (helper block)</w:t>
-      </w:r>
-    </w:p>
-    <w:p>
-      <w:pPr>
-        <w:spacing w:after="0"/>
-      </w:pPr>
-      <w:r>
-        <w:rPr>
-          <w:rFonts w:ascii="Courier New" w:cs="Courier New" w:eastAsia="Courier New" w:hAnsi="Courier New"/>
-          <w:sz w:val="14"/>
-          <w:szCs w:val="14"/>
-        </w:rPr>
-        <w:t xml:space="preserve">    rowSens = rowCum + 35</w:t>
-      </w:r>
-    </w:p>
-    <w:p>
-      <w:pPr>
-        <w:spacing w:after="0"/>
-      </w:pPr>
-      <w:r>
-        <w:rPr>
-          <w:rFonts w:ascii="Courier New" w:cs="Courier New" w:eastAsia="Courier New" w:hAnsi="Courier New"/>
-          <w:sz w:val="14"/>
-          <w:szCs w:val="14"/>
-        </w:rPr>
-        <w:t xml:space="preserve">    ws.Cells(rowSens, 1).Value = "Net present worth vs. discount rate"</w:t>
-      </w:r>
-    </w:p>
-    <w:p>
-      <w:pPr>
-        <w:spacing w:after="0"/>
-      </w:pPr>
-      <w:r>
-        <w:rPr>
-          <w:rFonts w:ascii="Courier New" w:cs="Courier New" w:eastAsia="Courier New" w:hAnsi="Courier New"/>
-          <w:sz w:val="14"/>
-          <w:szCs w:val="14"/>
-        </w:rPr>
-        <w:t xml:space="preserve">    ws.Cells(rowSens, 1).Font.Bold = True</w:t>
-      </w:r>
-    </w:p>
-    <w:p>
-      <w:pPr>
-        <w:spacing w:after="0"/>
-      </w:pPr>
-      <w:r>
-        <w:rPr>
-          <w:rFonts w:ascii="Courier New" w:cs="Courier New" w:eastAsia="Courier New" w:hAnsi="Courier New"/>
-          <w:sz w:val="14"/>
-          <w:szCs w:val="14"/>
-        </w:rPr>
-        <w:t xml:space="preserve">    ws.Cells(rowSens + 1, 1).Value = "Rate (%)"</w:t>
-      </w:r>
-    </w:p>
-    <w:p>
-      <w:pPr>
-        <w:spacing w:after="0"/>
-      </w:pPr>
-      <w:r>
-        <w:rPr>
-          <w:rFonts w:ascii="Courier New" w:cs="Courier New" w:eastAsia="Courier New" w:hAnsi="Courier New"/>
-          <w:sz w:val="14"/>
-          <w:szCs w:val="14"/>
-        </w:rPr>
-        <w:t xml:space="preserve">    Dim nRates As Long: nRates = CLng((RATE_MAX - RATE_MIN) / RATE_STEP)</w:t>
-      </w:r>
-    </w:p>
-    <w:p>
-      <w:pPr>
-        <w:spacing w:after="0"/>
-      </w:pPr>
-      <w:r>
-        <w:rPr>
-          <w:rFonts w:ascii="Courier New" w:cs="Courier New" w:eastAsia="Courier New" w:hAnsi="Courier New"/>
-          <w:sz w:val="14"/>
-          <w:szCs w:val="14"/>
-        </w:rPr>
-        <w:t xml:space="preserve">    For k = 0 To nRates</w:t>
-      </w:r>
-    </w:p>
-    <w:p>
-      <w:pPr>
-        <w:spacing w:after="0"/>
-      </w:pPr>
-      <w:r>
-        <w:rPr>
-          <w:rFonts w:ascii="Courier New" w:cs="Courier New" w:eastAsia="Courier New" w:hAnsi="Courier New"/>
-          <w:sz w:val="14"/>
-          <w:szCs w:val="14"/>
-        </w:rPr>
-        <w:t xml:space="preserve">        ws.Cells(rowSens + 2 + k, 1).Value = RATE_MIN + k * RATE_STEP</w:t>
-      </w:r>
-    </w:p>
-    <w:p>
-      <w:pPr>
-        <w:spacing w:after="0"/>
-      </w:pPr>
-      <w:r>
-        <w:rPr>
-          <w:rFonts w:ascii="Courier New" w:cs="Courier New" w:eastAsia="Courier New" w:hAnsi="Courier New"/>
-          <w:sz w:val="14"/>
-          <w:szCs w:val="14"/>
-        </w:rPr>
-        <w:t xml:space="preserve">    Next k</w:t>
-      </w:r>
-    </w:p>
-    <w:p>
-      <w:pPr>
-        <w:spacing w:after="0"/>
-      </w:pPr>
-      <w:r>
-        <w:rPr>
-          <w:rFonts w:ascii="Courier New" w:cs="Courier New" w:eastAsia="Courier New" w:hAnsi="Courier New"/>
-          <w:sz w:val="14"/>
-          <w:szCs w:val="14"/>
-        </w:rPr>
-        <w:t xml:space="preserve">    i = 0</w:t>
-      </w:r>
-    </w:p>
-    <w:p>
-      <w:pPr>
-        <w:spacing w:after="0"/>
-      </w:pPr>
-      <w:r>
-        <w:rPr>
-          <w:rFonts w:ascii="Courier New" w:cs="Courier New" w:eastAsia="Courier New" w:hAnsi="Courier New"/>
-          <w:sz w:val="14"/>
-          <w:szCs w:val="14"/>
-        </w:rPr>
-        <w:t xml:space="preserve">    For Each curAltObj In MainDoc.AlternativeWsCollection</w:t>
-      </w:r>
-    </w:p>
-    <w:p>
-      <w:pPr>
-        <w:spacing w:after="0"/>
-      </w:pPr>
-      <w:r>
-        <w:rPr>
-          <w:rFonts w:ascii="Courier New" w:cs="Courier New" w:eastAsia="Courier New" w:hAnsi="Courier New"/>
-          <w:sz w:val="14"/>
-          <w:szCs w:val="14"/>
-        </w:rPr>
-        <w:t xml:space="preserve">        i = i + 1</w:t>
-      </w:r>
-    </w:p>
-    <w:p>
-      <w:pPr>
-        <w:spacing w:after="0"/>
-      </w:pPr>
-      <w:r>
-        <w:rPr>
-          <w:rFonts w:ascii="Courier New" w:cs="Courier New" w:eastAsia="Courier New" w:hAnsi="Courier New"/>
-          <w:sz w:val="14"/>
-          <w:szCs w:val="14"/>
-        </w:rPr>
-        <w:t xml:space="preserve">        Set wsAlt = Worksheets(curAltObj.NameWsAlt)</w:t>
-      </w:r>
-    </w:p>
-    <w:p>
-      <w:pPr>
-        <w:spacing w:after="0"/>
-      </w:pPr>
-      <w:r>
-        <w:rPr>
-          <w:rFonts w:ascii="Courier New" w:cs="Courier New" w:eastAsia="Courier New" w:hAnsi="Courier New"/>
-          <w:sz w:val="14"/>
-          <w:szCs w:val="14"/>
-        </w:rPr>
-        <w:t xml:space="preserve">        altName = "'" &amp; curAltObj.NameWsAlt &amp; "'!"</w:t>
-      </w:r>
-    </w:p>
-    <w:p>
-      <w:pPr>
-        <w:spacing w:after="0"/>
-      </w:pPr>
-      <w:r>
-        <w:rPr>
-          <w:rFonts w:ascii="Courier New" w:cs="Courier New" w:eastAsia="Courier New" w:hAnsi="Courier New"/>
-          <w:sz w:val="14"/>
-          <w:szCs w:val="14"/>
-        </w:rPr>
-        <w:t xml:space="preserve">        rowInit = wsAlt.Columns("B").Find(What:="Initial Construction", LookIn:=xlValues, LookAt:=xlWhole).Row</w:t>
-      </w:r>
-    </w:p>
-    <w:p>
-      <w:pPr>
-        <w:spacing w:after="0"/>
-      </w:pPr>
-      <w:r>
-        <w:rPr>
-          <w:rFonts w:ascii="Courier New" w:cs="Courier New" w:eastAsia="Courier New" w:hAnsi="Courier New"/>
-          <w:sz w:val="14"/>
-          <w:szCs w:val="14"/>
-        </w:rPr>
-        <w:t xml:space="preserve">        rowNPW = wsAlt.Columns("B").Find(What:="Net Present Worth", LookIn:=xlValues, LookAt:=xlWhole).Row</w:t>
-      </w:r>
-    </w:p>
-    <w:p>
-      <w:pPr>
-        <w:spacing w:after="0"/>
-      </w:pPr>
-      <w:r>
-        <w:rPr>
-          <w:rFonts w:ascii="Courier New" w:cs="Courier New" w:eastAsia="Courier New" w:hAnsi="Courier New"/>
-          <w:sz w:val="14"/>
-          <w:szCs w:val="14"/>
-        </w:rPr>
-        <w:t xml:space="preserve">        rowFirstAct = rowInit + 1: rowLastAct = rowNPW - 1</w:t>
-      </w:r>
-    </w:p>
-    <w:p>
-      <w:pPr>
-        <w:spacing w:after="0"/>
-      </w:pPr>
-      <w:r>
-        <w:rPr>
-          <w:rFonts w:ascii="Courier New" w:cs="Courier New" w:eastAsia="Courier New" w:hAnsi="Courier New"/>
-          <w:sz w:val="14"/>
-          <w:szCs w:val="14"/>
-        </w:rPr>
-        <w:t xml:space="preserve">        rngC = altName &amp; "$C$" &amp; rowFirstAct &amp; ":$C$" &amp; rowLastAct</w:t>
-      </w:r>
-    </w:p>
-    <w:p>
-      <w:pPr>
-        <w:spacing w:after="0"/>
-      </w:pPr>
-      <w:r>
-        <w:rPr>
-          <w:rFonts w:ascii="Courier New" w:cs="Courier New" w:eastAsia="Courier New" w:hAnsi="Courier New"/>
-          <w:sz w:val="14"/>
-          <w:szCs w:val="14"/>
-        </w:rPr>
-        <w:t xml:space="preserve">        rngD = altName &amp; "$D$" &amp; rowFirstAct &amp; ":$D$" &amp; rowLastAct</w:t>
-      </w:r>
-    </w:p>
-    <w:p>
-      <w:pPr>
-        <w:spacing w:after="0"/>
-      </w:pPr>
-      <w:r>
-        <w:rPr>
-          <w:rFonts w:ascii="Courier New" w:cs="Courier New" w:eastAsia="Courier New" w:hAnsi="Courier New"/>
-          <w:sz w:val="14"/>
-          <w:szCs w:val="14"/>
-        </w:rPr>
-        <w:t xml:space="preserve">        ws.Cells(rowSens + 1, 1 + i).Formula = "=$B$" &amp; (ROW_FIRST + i - 1)</w:t>
-      </w:r>
-    </w:p>
-    <w:p>
-      <w:pPr>
-        <w:spacing w:after="0"/>
-      </w:pPr>
-      <w:r>
-        <w:rPr>
-          <w:rFonts w:ascii="Courier New" w:cs="Courier New" w:eastAsia="Courier New" w:hAnsi="Courier New"/>
-          <w:sz w:val="14"/>
-          <w:szCs w:val="14"/>
-        </w:rPr>
-        <w:t xml:space="preserve">        For k = 0 To nRates</w:t>
-      </w:r>
-    </w:p>
-    <w:p>
-      <w:pPr>
-        <w:spacing w:after="0"/>
-      </w:pPr>
-      <w:r>
-        <w:rPr>
-          <w:rFonts w:ascii="Courier New" w:cs="Courier New" w:eastAsia="Courier New" w:hAnsi="Courier New"/>
-          <w:sz w:val="14"/>
-          <w:szCs w:val="14"/>
-        </w:rPr>
-        <w:t xml:space="preserve">            ws.Cells(rowSens + 2 + k, 1 + i).Formula = "=" &amp; altName &amp; "$D$" &amp; rowInit &amp; "+SUMPRODUCT((" &amp; rngD &amp; ")*(" &amp; rngC &amp; _</w:t>
-      </w:r>
-    </w:p>
-    <w:p>
-      <w:pPr>
-        <w:spacing w:after="0"/>
-      </w:pPr>
-      <w:r>
-        <w:rPr>
-          <w:rFonts w:ascii="Courier New" w:cs="Courier New" w:eastAsia="Courier New" w:hAnsi="Courier New"/>
-          <w:sz w:val="14"/>
-          <w:szCs w:val="14"/>
-        </w:rPr>
-        <w:t xml:space="preserve">                "&lt;='General Information'!$D$33)/(1+$A" &amp; (rowSens + 2 + k) &amp; "/100)^(" &amp; rngC &amp; "))"</w:t>
-      </w:r>
-    </w:p>
-    <w:p>
-      <w:pPr>
-        <w:spacing w:after="0"/>
-      </w:pPr>
-      <w:r>
-        <w:rPr>
-          <w:rFonts w:ascii="Courier New" w:cs="Courier New" w:eastAsia="Courier New" w:hAnsi="Courier New"/>
-          <w:sz w:val="14"/>
-          <w:szCs w:val="14"/>
-        </w:rPr>
-        <w:t xml:space="preserve">        Next k</w:t>
-      </w:r>
-    </w:p>
-    <w:p>
-      <w:pPr>
-        <w:spacing w:after="0"/>
-      </w:pPr>
-      <w:r>
-        <w:rPr>
-          <w:rFonts w:ascii="Courier New" w:cs="Courier New" w:eastAsia="Courier New" w:hAnsi="Courier New"/>
-          <w:sz w:val="14"/>
-          <w:szCs w:val="14"/>
-        </w:rPr>
-        <w:t xml:space="preserve">    Next curAltObj</w:t>
-      </w:r>
-    </w:p>
-    <w:p>
-      <w:pPr>
-        <w:spacing w:after="0"/>
-      </w:pPr>
-      <w:r>
-        <w:rPr>
-          <w:rFonts w:ascii="Courier New" w:cs="Courier New" w:eastAsia="Courier New" w:hAnsi="Courier New"/>
-          <w:sz w:val="14"/>
-          <w:szCs w:val="14"/>
-        </w:rPr>
-        <w:t xml:space="preserve">    ws.Range(ws.Cells(rowSens + 2, 2), ws.Cells(rowSens + 2 + nRates, 1 + numAlts)).NumberFormat = "$#,##0;($#,##0);-"</w:t>
-      </w:r>
-    </w:p>
-    <w:p>
-      <w:pPr>
-        <w:spacing w:after="0"/>
-      </w:pPr>
-      <w:r>
-        <w:rPr>
-          <w:rFonts w:ascii="Courier New" w:cs="Courier New" w:eastAsia="Courier New" w:hAnsi="Courier New"/>
-          <w:sz w:val="14"/>
-          <w:szCs w:val="14"/>
-        </w:rPr>
-        <w:t xml:space="preserve">    'Row that flags a change of winner between the analysis rate and 7% (FAA AIP handbook rate)</w:t>
-      </w:r>
-    </w:p>
-    <w:p>
-      <w:pPr>
-        <w:spacing w:after="0"/>
-      </w:pPr>
-      <w:r>
-        <w:rPr>
-          <w:rFonts w:ascii="Courier New" w:cs="Courier New" w:eastAsia="Courier New" w:hAnsi="Courier New"/>
-          <w:sz w:val="14"/>
-          <w:szCs w:val="14"/>
-        </w:rPr>
-        <w:t xml:space="preserve">    ws.Cells(rowSens + 3 + nRates, 1).Value = "Winner at analysis rate"</w:t>
-      </w:r>
-    </w:p>
-    <w:p>
-      <w:pPr>
-        <w:spacing w:after="0"/>
-      </w:pPr>
-      <w:r>
-        <w:rPr>
-          <w:rFonts w:ascii="Courier New" w:cs="Courier New" w:eastAsia="Courier New" w:hAnsi="Courier New"/>
-          <w:sz w:val="14"/>
-          <w:szCs w:val="14"/>
-        </w:rPr>
-        <w:t xml:space="preserve">    ws.Cells(rowSens + 3 + nRates, 2).Formula = "=INDEX($B$" &amp; ROW_FIRST &amp; ":$B$" &amp; lastSummaryRow &amp; ",MATCH(MIN($I$" &amp; ROW_FIRST &amp; ":$I$" &amp; lastSummaryRow &amp; "),$I$" &amp; ROW_FIRST &amp; ":$I$" &amp; lastSummaryRow &amp; ",0))"</w:t>
-      </w:r>
-    </w:p>
-    <w:p>
-      <w:pPr>
-        <w:spacing w:after="0"/>
-      </w:pPr>
-      <w:r>
-        <w:rPr>
-          <w:rFonts w:ascii="Courier New" w:cs="Courier New" w:eastAsia="Courier New" w:hAnsi="Courier New"/>
-          <w:sz w:val="14"/>
-          <w:szCs w:val="14"/>
-        </w:rPr>
-        <w:t xml:space="preserve">    ws.Cells(rowSens + 4 + nRates, 1).Value = "Winner at 7% (FAA AIP)"</w:t>
-      </w:r>
-    </w:p>
-    <w:p>
-      <w:pPr>
-        <w:spacing w:after="0"/>
-      </w:pPr>
-      <w:r>
-        <w:rPr>
-          <w:rFonts w:ascii="Courier New" w:cs="Courier New" w:eastAsia="Courier New" w:hAnsi="Courier New"/>
-          <w:sz w:val="14"/>
-          <w:szCs w:val="14"/>
-        </w:rPr>
-        <w:t xml:space="preserve">    ws.Cells(rowSens + 4 + nRates, 2).Formula = "=INDEX($B$" &amp; (rowSens + 1) &amp; ":" &amp; ws.Cells(rowSens + 1, 1 + numAlts).Address(False, False) &amp; _</w:t>
-      </w:r>
-    </w:p>
-    <w:p>
-      <w:pPr>
-        <w:spacing w:after="0"/>
-      </w:pPr>
-      <w:r>
-        <w:rPr>
-          <w:rFonts w:ascii="Courier New" w:cs="Courier New" w:eastAsia="Courier New" w:hAnsi="Courier New"/>
-          <w:sz w:val="14"/>
-          <w:szCs w:val="14"/>
-        </w:rPr>
-        <w:t xml:space="preserve">        ",MATCH(MIN($B$" &amp; (rowSens + 12) &amp; ":" &amp; ws.Cells(rowSens + 12, 1 + numAlts).Address(False, False) &amp; "),$B$" &amp; (rowSens + 12) &amp; ":" &amp; ws.Cells(rowSens + 12, 1 + numAlts).Address(False, False) &amp; ",0))"</w:t>
-      </w:r>
-    </w:p>
-    <w:p>
-      <w:pPr>
-        <w:spacing w:after="0"/>
-      </w:pPr>
-      <w:r>
-        <w:rPr>
-          <w:rFonts w:ascii="Courier New" w:cs="Courier New" w:eastAsia="Courier New" w:hAnsi="Courier New"/>
-          <w:sz w:val="14"/>
-          <w:szCs w:val="14"/>
-        </w:rPr>
-        <w:t xml:space="preserve">    ws.Cells(rowSens + 5 + nRates, 1).Value = "Same winner?"</w:t>
-      </w:r>
-    </w:p>
-    <w:p>
-      <w:pPr>
-        <w:spacing w:after="0"/>
-      </w:pPr>
-      <w:r>
-        <w:rPr>
-          <w:rFonts w:ascii="Courier New" w:cs="Courier New" w:eastAsia="Courier New" w:hAnsi="Courier New"/>
-          <w:sz w:val="14"/>
-          <w:szCs w:val="14"/>
-        </w:rPr>
-        <w:t xml:space="preserve">    ws.Cells(rowSens + 5 + nRates, 2).Formula = "=IF(B" &amp; (rowSens + 3 + nRates) &amp; "=B" &amp; (rowSens + 4 + nRates) &amp; ",""Yes"",""No - result is sensitive to the discount rate"")"</w:t>
-      </w:r>
-    </w:p>
-    <w:p>
-      <w:pPr>
-        <w:spacing w:after="0"/>
-      </w:pPr>
-      <w:r>
-        <w:rPr>
-          <w:rFonts w:ascii="Courier New" w:cs="Courier New" w:eastAsia="Courier New" w:hAnsi="Courier New"/>
-          <w:sz w:val="14"/>
-          <w:szCs w:val="14"/>
-        </w:rPr>
-        <w:t xml:space="preserve"/>
-      </w:r>
-    </w:p>
-    <w:p>
-      <w:pPr>
-        <w:spacing w:after="0"/>
-      </w:pPr>
-      <w:r>
-        <w:rPr>
-          <w:rFonts w:ascii="Courier New" w:cs="Courier New" w:eastAsia="Courier New" w:hAnsi="Courier New"/>
-          <w:sz w:val="14"/>
-          <w:szCs w:val="14"/>
-        </w:rPr>
-        <w:t xml:space="preserve">    ws.Columns("A:L").AutoFit</w:t>
-      </w:r>
-    </w:p>
-    <w:p>
-      <w:pPr>
-        <w:spacing w:after="0"/>
-      </w:pPr>
-      <w:r>
-        <w:rPr>
-          <w:rFonts w:ascii="Courier New" w:cs="Courier New" w:eastAsia="Courier New" w:hAnsi="Courier New"/>
-          <w:sz w:val="14"/>
-          <w:szCs w:val="14"/>
-        </w:rPr>
-        <w:t xml:space="preserve">    ws.Columns("L").ColumnWidth = 40</w:t>
-      </w:r>
-    </w:p>
-    <w:p>
-      <w:pPr>
-        <w:spacing w:after="0"/>
-      </w:pPr>
-      <w:r>
-        <w:rPr>
-          <w:rFonts w:ascii="Courier New" w:cs="Courier New" w:eastAsia="Courier New" w:hAnsi="Courier New"/>
-          <w:sz w:val="14"/>
-          <w:szCs w:val="14"/>
-        </w:rPr>
-        <w:t xml:space="preserve"/>
-      </w:r>
-    </w:p>
-    <w:p>
-      <w:pPr>
-        <w:spacing w:after="0"/>
-      </w:pPr>
-      <w:r>
-        <w:rPr>
-          <w:rFonts w:ascii="Courier New" w:cs="Courier New" w:eastAsia="Courier New" w:hAnsi="Courier New"/>
-          <w:sz w:val="14"/>
-          <w:szCs w:val="14"/>
-        </w:rPr>
-        <w:t xml:space="preserve">    '---------------------------------------------------------------- Charts</w:t>
-      </w:r>
-    </w:p>
-    <w:p>
-      <w:pPr>
-        <w:spacing w:after="0"/>
-      </w:pPr>
-      <w:r>
-        <w:rPr>
-          <w:rFonts w:ascii="Courier New" w:cs="Courier New" w:eastAsia="Courier New" w:hAnsi="Courier New"/>
-          <w:sz w:val="14"/>
-          <w:szCs w:val="14"/>
-        </w:rPr>
-        <w:t xml:space="preserve">    Dim ch As Chart, s As Series</w:t>
-      </w:r>
-    </w:p>
-    <w:p>
-      <w:pPr>
-        <w:spacing w:after="0"/>
-      </w:pPr>
-      <w:r>
-        <w:rPr>
-          <w:rFonts w:ascii="Courier New" w:cs="Courier New" w:eastAsia="Courier New" w:hAnsi="Courier New"/>
-          <w:sz w:val="14"/>
-          <w:szCs w:val="14"/>
-        </w:rPr>
-        <w:t xml:space="preserve">    Dim chartLeft As Double: chartLeft = ws.Columns("N").Left</w:t>
-      </w:r>
-    </w:p>
-    <w:p>
-      <w:pPr>
-        <w:spacing w:after="0"/>
-      </w:pPr>
-      <w:r>
-        <w:rPr>
-          <w:rFonts w:ascii="Courier New" w:cs="Courier New" w:eastAsia="Courier New" w:hAnsi="Courier New"/>
-          <w:sz w:val="14"/>
-          <w:szCs w:val="14"/>
-        </w:rPr>
-        <w:t xml:space="preserve">    Dim chartW As Double: chartW = 480</w:t>
-      </w:r>
-    </w:p>
-    <w:p>
-      <w:pPr>
-        <w:spacing w:after="0"/>
-      </w:pPr>
-      <w:r>
-        <w:rPr>
-          <w:rFonts w:ascii="Courier New" w:cs="Courier New" w:eastAsia="Courier New" w:hAnsi="Courier New"/>
-          <w:sz w:val="14"/>
-          <w:szCs w:val="14"/>
-        </w:rPr>
-        <w:t xml:space="preserve">    Dim chartH As Double: chartH = 260</w:t>
-      </w:r>
-    </w:p>
-    <w:p>
-      <w:pPr>
-        <w:spacing w:after="0"/>
-      </w:pPr>
-      <w:r>
-        <w:rPr>
-          <w:rFonts w:ascii="Courier New" w:cs="Courier New" w:eastAsia="Courier New" w:hAnsi="Courier New"/>
-          <w:sz w:val="14"/>
-          <w:szCs w:val="14"/>
-        </w:rPr>
-        <w:t xml:space="preserve"/>
-      </w:r>
-    </w:p>
-    <w:p>
-      <w:pPr>
-        <w:spacing w:after="0"/>
-      </w:pPr>
-      <w:r>
-        <w:rPr>
-          <w:rFonts w:ascii="Courier New" w:cs="Courier New" w:eastAsia="Courier New" w:hAnsi="Courier New"/>
-          <w:sz w:val="14"/>
-          <w:szCs w:val="14"/>
-        </w:rPr>
-        <w:t xml:space="preserve">    'Chart A: present worth by category (stacked column, one column per alternative)</w:t>
-      </w:r>
-    </w:p>
-    <w:p>
-      <w:pPr>
-        <w:spacing w:after="0"/>
-      </w:pPr>
-      <w:r>
-        <w:rPr>
-          <w:rFonts w:ascii="Courier New" w:cs="Courier New" w:eastAsia="Courier New" w:hAnsi="Courier New"/>
-          <w:sz w:val="14"/>
-          <w:szCs w:val="14"/>
-        </w:rPr>
-        <w:t xml:space="preserve">    Set ch = ws.Shapes.AddChart2(297, xlColumnStacked, chartLeft, ws.Rows(ROW_HDR).Top, chartW, chartH).Chart</w:t>
-      </w:r>
-    </w:p>
-    <w:p>
-      <w:pPr>
-        <w:spacing w:after="0"/>
-      </w:pPr>
-      <w:r>
-        <w:rPr>
-          <w:rFonts w:ascii="Courier New" w:cs="Courier New" w:eastAsia="Courier New" w:hAnsi="Courier New"/>
-          <w:sz w:val="14"/>
-          <w:szCs w:val="14"/>
-        </w:rPr>
-        <w:t xml:space="preserve">    ch.SetSourceData Source:=ws.Range(ws.Cells(rowCat + 1, 1), ws.Cells(rowCat + 6, 1 + numAlts)), PlotBy:=xlRows</w:t>
-      </w:r>
-    </w:p>
-    <w:p>
-      <w:pPr>
-        <w:spacing w:after="0"/>
-      </w:pPr>
-      <w:r>
-        <w:rPr>
-          <w:rFonts w:ascii="Courier New" w:cs="Courier New" w:eastAsia="Courier New" w:hAnsi="Courier New"/>
-          <w:sz w:val="14"/>
-          <w:szCs w:val="14"/>
-        </w:rPr>
-        <w:t xml:space="preserve">    ch.HasTitle = True: ch.ChartTitle.Text = "Present worth by category"</w:t>
-      </w:r>
-    </w:p>
-    <w:p>
-      <w:pPr>
-        <w:spacing w:after="0"/>
-      </w:pPr>
-      <w:r>
-        <w:rPr>
-          <w:rFonts w:ascii="Courier New" w:cs="Courier New" w:eastAsia="Courier New" w:hAnsi="Courier New"/>
-          <w:sz w:val="14"/>
-          <w:szCs w:val="14"/>
-        </w:rPr>
-        <w:t xml:space="preserve">    ch.Axes(xlValue).TickLabels.NumberFormat = "$#,##0,,""M"""</w:t>
-      </w:r>
-    </w:p>
-    <w:p>
-      <w:pPr>
-        <w:spacing w:after="0"/>
-      </w:pPr>
-      <w:r>
-        <w:rPr>
-          <w:rFonts w:ascii="Courier New" w:cs="Courier New" w:eastAsia="Courier New" w:hAnsi="Courier New"/>
-          <w:sz w:val="14"/>
-          <w:szCs w:val="14"/>
-        </w:rPr>
-        <w:t xml:space="preserve">    ch.ChartGroups(1).GapWidth = 60</w:t>
-      </w:r>
-    </w:p>
-    <w:p>
-      <w:pPr>
-        <w:spacing w:after="0"/>
-      </w:pPr>
-      <w:r>
-        <w:rPr>
-          <w:rFonts w:ascii="Courier New" w:cs="Courier New" w:eastAsia="Courier New" w:hAnsi="Courier New"/>
-          <w:sz w:val="14"/>
-          <w:szCs w:val="14"/>
-        </w:rPr>
-        <w:t xml:space="preserve">    ch.HasLegend = True: ch.Legend.Position = xlLegendPositionBottom</w:t>
-      </w:r>
-    </w:p>
-    <w:p>
-      <w:pPr>
-        <w:spacing w:after="0"/>
-      </w:pPr>
-      <w:r>
-        <w:rPr>
-          <w:rFonts w:ascii="Courier New" w:cs="Courier New" w:eastAsia="Courier New" w:hAnsi="Courier New"/>
-          <w:sz w:val="14"/>
-          <w:szCs w:val="14"/>
-        </w:rPr>
-        <w:t xml:space="preserve">    Dim catShade As Variant: catShade = Array(RGB(66, 66, 66), RGB(140, 140, 140), RGB(100, 100, 100), RGB(184, 182, 174), RGB(220, 220, 220))</w:t>
-      </w:r>
-    </w:p>
-    <w:p>
-      <w:pPr>
-        <w:spacing w:after="0"/>
-      </w:pPr>
-      <w:r>
-        <w:rPr>
-          <w:rFonts w:ascii="Courier New" w:cs="Courier New" w:eastAsia="Courier New" w:hAnsi="Courier New"/>
-          <w:sz w:val="14"/>
-          <w:szCs w:val="14"/>
-        </w:rPr>
-        <w:t xml:space="preserve">    For k = 1 To ch.SeriesCollection.Count</w:t>
-      </w:r>
-    </w:p>
-    <w:p>
-      <w:pPr>
-        <w:spacing w:after="0"/>
-      </w:pPr>
-      <w:r>
-        <w:rPr>
-          <w:rFonts w:ascii="Courier New" w:cs="Courier New" w:eastAsia="Courier New" w:hAnsi="Courier New"/>
-          <w:sz w:val="14"/>
-          <w:szCs w:val="14"/>
-        </w:rPr>
-        <w:t xml:space="preserve">        ch.SeriesCollection(k).Format.Fill.ForeColor.RGB = catShade(k - 1)</w:t>
-      </w:r>
-    </w:p>
-    <w:p>
-      <w:pPr>
-        <w:spacing w:after="0"/>
-      </w:pPr>
-      <w:r>
-        <w:rPr>
-          <w:rFonts w:ascii="Courier New" w:cs="Courier New" w:eastAsia="Courier New" w:hAnsi="Courier New"/>
-          <w:sz w:val="14"/>
-          <w:szCs w:val="14"/>
-        </w:rPr>
-        <w:t xml:space="preserve">    Next k</w:t>
-      </w:r>
-    </w:p>
-    <w:p>
-      <w:pPr>
-        <w:spacing w:after="0"/>
-      </w:pPr>
-      <w:r>
-        <w:rPr>
-          <w:rFonts w:ascii="Courier New" w:cs="Courier New" w:eastAsia="Courier New" w:hAnsi="Courier New"/>
-          <w:sz w:val="14"/>
-          <w:szCs w:val="14"/>
-        </w:rPr>
-        <w:t xml:space="preserve"/>
-      </w:r>
-    </w:p>
-    <w:p>
-      <w:pPr>
-        <w:spacing w:after="0"/>
-      </w:pPr>
-      <w:r>
-        <w:rPr>
-          <w:rFonts w:ascii="Courier New" w:cs="Courier New" w:eastAsia="Courier New" w:hAnsi="Courier New"/>
-          <w:sz w:val="14"/>
-          <w:szCs w:val="14"/>
-        </w:rPr>
-        <w:t xml:space="preserve">    'Chart B: expenditure stream by calendar year (undiscounted)</w:t>
-      </w:r>
-    </w:p>
-    <w:p>
-      <w:pPr>
-        <w:spacing w:after="0"/>
-      </w:pPr>
-      <w:r>
-        <w:rPr>
-          <w:rFonts w:ascii="Courier New" w:cs="Courier New" w:eastAsia="Courier New" w:hAnsi="Courier New"/>
-          <w:sz w:val="14"/>
-          <w:szCs w:val="14"/>
-        </w:rPr>
-        <w:t xml:space="preserve">    Set ch = ws.Shapes.AddChart2(201, xlColumnClustered, chartLeft, ws.Rows(ROW_HDR).Top + chartH + 12, chartW, chartH).Chart</w:t>
-      </w:r>
-    </w:p>
-    <w:p>
-      <w:pPr>
-        <w:spacing w:after="0"/>
-      </w:pPr>
-      <w:r>
-        <w:rPr>
-          <w:rFonts w:ascii="Courier New" w:cs="Courier New" w:eastAsia="Courier New" w:hAnsi="Courier New"/>
-          <w:sz w:val="14"/>
-          <w:szCs w:val="14"/>
-        </w:rPr>
-        <w:t xml:space="preserve">    ch.SetSourceData Source:=ws.Range(ws.Cells(rowStream + 1, 1), ws.Cells(rowStream + 32, 1 + numAlts)), PlotBy:=xlColumns</w:t>
-      </w:r>
-    </w:p>
-    <w:p>
-      <w:pPr>
-        <w:spacing w:after="0"/>
-      </w:pPr>
-      <w:r>
-        <w:rPr>
-          <w:rFonts w:ascii="Courier New" w:cs="Courier New" w:eastAsia="Courier New" w:hAnsi="Courier New"/>
-          <w:sz w:val="14"/>
-          <w:szCs w:val="14"/>
-        </w:rPr>
-        <w:t xml:space="preserve">    ch.HasTitle = True: ch.ChartTitle.Text = "Expenditure stream by year (undiscounted)"</w:t>
-      </w:r>
-    </w:p>
-    <w:p>
-      <w:pPr>
-        <w:spacing w:after="0"/>
-      </w:pPr>
-      <w:r>
-        <w:rPr>
-          <w:rFonts w:ascii="Courier New" w:cs="Courier New" w:eastAsia="Courier New" w:hAnsi="Courier New"/>
-          <w:sz w:val="14"/>
-          <w:szCs w:val="14"/>
-        </w:rPr>
-        <w:t xml:space="preserve">    ch.Axes(xlValue).TickLabels.NumberFormat = "$#,##0,,""M"""</w:t>
-      </w:r>
-    </w:p>
-    <w:p>
-      <w:pPr>
-        <w:spacing w:after="0"/>
-      </w:pPr>
-      <w:r>
-        <w:rPr>
-          <w:rFonts w:ascii="Courier New" w:cs="Courier New" w:eastAsia="Courier New" w:hAnsi="Courier New"/>
-          <w:sz w:val="14"/>
-          <w:szCs w:val="14"/>
-        </w:rPr>
-        <w:t xml:space="preserve">    ch.Axes(xlCategory).TickLabelSpacing = 5</w:t>
-      </w:r>
-    </w:p>
-    <w:p>
-      <w:pPr>
-        <w:spacing w:after="0"/>
-      </w:pPr>
-      <w:r>
-        <w:rPr>
-          <w:rFonts w:ascii="Courier New" w:cs="Courier New" w:eastAsia="Courier New" w:hAnsi="Courier New"/>
-          <w:sz w:val="14"/>
-          <w:szCs w:val="14"/>
-        </w:rPr>
-        <w:t xml:space="preserve">    ch.ChartGroups(1).GapWidth = 40: ch.ChartGroups(1).Overlap = 0</w:t>
-      </w:r>
-    </w:p>
-    <w:p>
-      <w:pPr>
-        <w:spacing w:after="0"/>
-      </w:pPr>
-      <w:r>
-        <w:rPr>
-          <w:rFonts w:ascii="Courier New" w:cs="Courier New" w:eastAsia="Courier New" w:hAnsi="Courier New"/>
-          <w:sz w:val="14"/>
-          <w:szCs w:val="14"/>
-        </w:rPr>
-        <w:t xml:space="preserve">    ch.HasLegend = True: ch.Legend.Position = xlLegendPositionBottom</w:t>
-      </w:r>
-    </w:p>
-    <w:p>
-      <w:pPr>
-        <w:spacing w:after="0"/>
-      </w:pPr>
-      <w:r>
-        <w:rPr>
-          <w:rFonts w:ascii="Courier New" w:cs="Courier New" w:eastAsia="Courier New" w:hAnsi="Courier New"/>
-          <w:sz w:val="14"/>
-          <w:szCs w:val="14"/>
-        </w:rPr>
-        <w:t xml:space="preserve">    For k = 1 To ch.SeriesCollection.Count</w:t>
-      </w:r>
-    </w:p>
-    <w:p>
-      <w:pPr>
-        <w:spacing w:after="0"/>
-      </w:pPr>
-      <w:r>
-        <w:rPr>
-          <w:rFonts w:ascii="Courier New" w:cs="Courier New" w:eastAsia="Courier New" w:hAnsi="Courier New"/>
-          <w:sz w:val="14"/>
-          <w:szCs w:val="14"/>
-        </w:rPr>
-        <w:t xml:space="preserve">        ch.SeriesCollection(k).Format.Fill.ForeColor.RGB = colorOf(k)</w:t>
-      </w:r>
-    </w:p>
-    <w:p>
-      <w:pPr>
-        <w:spacing w:after="0"/>
-      </w:pPr>
-      <w:r>
-        <w:rPr>
-          <w:rFonts w:ascii="Courier New" w:cs="Courier New" w:eastAsia="Courier New" w:hAnsi="Courier New"/>
-          <w:sz w:val="14"/>
-          <w:szCs w:val="14"/>
-        </w:rPr>
-        <w:t xml:space="preserve">    Next k</w:t>
-      </w:r>
-    </w:p>
-    <w:p>
-      <w:pPr>
-        <w:spacing w:after="0"/>
-      </w:pPr>
-      <w:r>
-        <w:rPr>
-          <w:rFonts w:ascii="Courier New" w:cs="Courier New" w:eastAsia="Courier New" w:hAnsi="Courier New"/>
-          <w:sz w:val="14"/>
-          <w:szCs w:val="14"/>
-        </w:rPr>
-        <w:t xml:space="preserve"/>
-      </w:r>
-    </w:p>
-    <w:p>
-      <w:pPr>
-        <w:spacing w:after="0"/>
-      </w:pPr>
-      <w:r>
-        <w:rPr>
-          <w:rFonts w:ascii="Courier New" w:cs="Courier New" w:eastAsia="Courier New" w:hAnsi="Courier New"/>
-          <w:sz w:val="14"/>
-          <w:szCs w:val="14"/>
-        </w:rPr>
-        <w:t xml:space="preserve">    'Chart C: cumulative discounted cost</w:t>
-      </w:r>
-    </w:p>
-    <w:p>
-      <w:pPr>
-        <w:spacing w:after="0"/>
-      </w:pPr>
-      <w:r>
-        <w:rPr>
-          <w:rFonts w:ascii="Courier New" w:cs="Courier New" w:eastAsia="Courier New" w:hAnsi="Courier New"/>
-          <w:sz w:val="14"/>
-          <w:szCs w:val="14"/>
-        </w:rPr>
-        <w:t xml:space="preserve">    Set ch = ws.Shapes.AddChart2(227, xlLine, chartLeft, ws.Rows(ROW_HDR).Top + 2 * (chartH + 12), chartW, chartH).Chart</w:t>
-      </w:r>
-    </w:p>
-    <w:p>
-      <w:pPr>
-        <w:spacing w:after="0"/>
-      </w:pPr>
-      <w:r>
-        <w:rPr>
-          <w:rFonts w:ascii="Courier New" w:cs="Courier New" w:eastAsia="Courier New" w:hAnsi="Courier New"/>
-          <w:sz w:val="14"/>
-          <w:szCs w:val="14"/>
-        </w:rPr>
-        <w:t xml:space="preserve">    ch.SetSourceData Source:=ws.Range(ws.Cells(rowCum + 1, 1), ws.Cells(rowCum + 32, 1 + numAlts)), PlotBy:=xlColumns</w:t>
-      </w:r>
-    </w:p>
-    <w:p>
-      <w:pPr>
-        <w:spacing w:after="0"/>
-      </w:pPr>
-      <w:r>
-        <w:rPr>
-          <w:rFonts w:ascii="Courier New" w:cs="Courier New" w:eastAsia="Courier New" w:hAnsi="Courier New"/>
-          <w:sz w:val="14"/>
-          <w:szCs w:val="14"/>
-        </w:rPr>
-        <w:t xml:space="preserve">    ch.HasTitle = True: ch.ChartTitle.Text = "Cumulative discounted cost"</w:t>
-      </w:r>
-    </w:p>
-    <w:p>
-      <w:pPr>
-        <w:spacing w:after="0"/>
-      </w:pPr>
-      <w:r>
-        <w:rPr>
-          <w:rFonts w:ascii="Courier New" w:cs="Courier New" w:eastAsia="Courier New" w:hAnsi="Courier New"/>
-          <w:sz w:val="14"/>
-          <w:szCs w:val="14"/>
-        </w:rPr>
-        <w:t xml:space="preserve">    ch.Axes(xlValue).TickLabels.NumberFormat = "$#,##0,,""M"""</w:t>
-      </w:r>
-    </w:p>
-    <w:p>
-      <w:pPr>
-        <w:spacing w:after="0"/>
-      </w:pPr>
-      <w:r>
-        <w:rPr>
-          <w:rFonts w:ascii="Courier New" w:cs="Courier New" w:eastAsia="Courier New" w:hAnsi="Courier New"/>
-          <w:sz w:val="14"/>
-          <w:szCs w:val="14"/>
-        </w:rPr>
-        <w:t xml:space="preserve">    ch.Axes(xlCategory).TickLabelSpacing = 5</w:t>
-      </w:r>
-    </w:p>
-    <w:p>
-      <w:pPr>
-        <w:spacing w:after="0"/>
-      </w:pPr>
-      <w:r>
-        <w:rPr>
-          <w:rFonts w:ascii="Courier New" w:cs="Courier New" w:eastAsia="Courier New" w:hAnsi="Courier New"/>
-          <w:sz w:val="14"/>
-          <w:szCs w:val="14"/>
-        </w:rPr>
-        <w:t xml:space="preserve">    ch.HasLegend = True: ch.Legend.Position = xlLegendPositionBottom</w:t>
-      </w:r>
-    </w:p>
-    <w:p>
-      <w:pPr>
-        <w:spacing w:after="0"/>
-      </w:pPr>
-      <w:r>
-        <w:rPr>
-          <w:rFonts w:ascii="Courier New" w:cs="Courier New" w:eastAsia="Courier New" w:hAnsi="Courier New"/>
-          <w:sz w:val="14"/>
-          <w:szCs w:val="14"/>
-        </w:rPr>
-        <w:t xml:space="preserve">    For k = 1 To ch.SeriesCollection.Count</w:t>
-      </w:r>
-    </w:p>
-    <w:p>
-      <w:pPr>
-        <w:spacing w:after="0"/>
-      </w:pPr>
-      <w:r>
-        <w:rPr>
-          <w:rFonts w:ascii="Courier New" w:cs="Courier New" w:eastAsia="Courier New" w:hAnsi="Courier New"/>
-          <w:sz w:val="14"/>
-          <w:szCs w:val="14"/>
-        </w:rPr>
-        <w:t xml:space="preserve">        With ch.SeriesCollection(k)</w:t>
-      </w:r>
-    </w:p>
-    <w:p>
-      <w:pPr>
-        <w:spacing w:after="0"/>
-      </w:pPr>
-      <w:r>
-        <w:rPr>
-          <w:rFonts w:ascii="Courier New" w:cs="Courier New" w:eastAsia="Courier New" w:hAnsi="Courier New"/>
-          <w:sz w:val="14"/>
-          <w:szCs w:val="14"/>
-        </w:rPr>
-        <w:t xml:space="preserve">            .Format.Line.ForeColor.RGB = colorOf(k)</w:t>
-      </w:r>
-    </w:p>
-    <w:p>
-      <w:pPr>
-        <w:spacing w:after="0"/>
-      </w:pPr>
-      <w:r>
-        <w:rPr>
-          <w:rFonts w:ascii="Courier New" w:cs="Courier New" w:eastAsia="Courier New" w:hAnsi="Courier New"/>
-          <w:sz w:val="14"/>
-          <w:szCs w:val="14"/>
-        </w:rPr>
-        <w:t xml:space="preserve">            .Format.Line.Weight = 2.25</w:t>
-      </w:r>
-    </w:p>
-    <w:p>
-      <w:pPr>
-        <w:spacing w:after="0"/>
-      </w:pPr>
-      <w:r>
-        <w:rPr>
-          <w:rFonts w:ascii="Courier New" w:cs="Courier New" w:eastAsia="Courier New" w:hAnsi="Courier New"/>
-          <w:sz w:val="14"/>
-          <w:szCs w:val="14"/>
-        </w:rPr>
-        <w:t xml:space="preserve">            .MarkerStyle = xlMarkerStyleNone</w:t>
-      </w:r>
-    </w:p>
-    <w:p>
-      <w:pPr>
-        <w:spacing w:after="0"/>
-      </w:pPr>
-      <w:r>
-        <w:rPr>
-          <w:rFonts w:ascii="Courier New" w:cs="Courier New" w:eastAsia="Courier New" w:hAnsi="Courier New"/>
-          <w:sz w:val="14"/>
-          <w:szCs w:val="14"/>
-        </w:rPr>
-        <w:t xml:space="preserve">        End With</w:t>
-      </w:r>
-    </w:p>
-    <w:p>
-      <w:pPr>
-        <w:spacing w:after="0"/>
-      </w:pPr>
-      <w:r>
-        <w:rPr>
-          <w:rFonts w:ascii="Courier New" w:cs="Courier New" w:eastAsia="Courier New" w:hAnsi="Courier New"/>
-          <w:sz w:val="14"/>
-          <w:szCs w:val="14"/>
-        </w:rPr>
-        <w:t xml:space="preserve">    Next k</w:t>
-      </w:r>
-    </w:p>
-    <w:p>
-      <w:pPr>
-        <w:spacing w:after="0"/>
-      </w:pPr>
-      <w:r>
-        <w:rPr>
-          <w:rFonts w:ascii="Courier New" w:cs="Courier New" w:eastAsia="Courier New" w:hAnsi="Courier New"/>
-          <w:sz w:val="14"/>
-          <w:szCs w:val="14"/>
-        </w:rPr>
-        <w:t xml:space="preserve"/>
-      </w:r>
-    </w:p>
-    <w:p>
-      <w:pPr>
-        <w:spacing w:after="0"/>
-      </w:pPr>
-      <w:r>
-        <w:rPr>
-          <w:rFonts w:ascii="Courier New" w:cs="Courier New" w:eastAsia="Courier New" w:hAnsi="Courier New"/>
-          <w:sz w:val="14"/>
-          <w:szCs w:val="14"/>
-        </w:rPr>
-        <w:t xml:space="preserve">    'Chart D: discount-rate sensitivity</w:t>
-      </w:r>
-    </w:p>
-    <w:p>
-      <w:pPr>
-        <w:spacing w:after="0"/>
-      </w:pPr>
-      <w:r>
-        <w:rPr>
-          <w:rFonts w:ascii="Courier New" w:cs="Courier New" w:eastAsia="Courier New" w:hAnsi="Courier New"/>
-          <w:sz w:val="14"/>
-          <w:szCs w:val="14"/>
-        </w:rPr>
-        <w:t xml:space="preserve">    Set ch = ws.Shapes.AddChart2(227, xlLine, chartLeft, ws.Rows(ROW_HDR).Top + 3 * (chartH + 12), chartW, chartH).Chart</w:t>
-      </w:r>
-    </w:p>
-    <w:p>
-      <w:pPr>
-        <w:spacing w:after="0"/>
-      </w:pPr>
-      <w:r>
-        <w:rPr>
-          <w:rFonts w:ascii="Courier New" w:cs="Courier New" w:eastAsia="Courier New" w:hAnsi="Courier New"/>
-          <w:sz w:val="14"/>
-          <w:szCs w:val="14"/>
-        </w:rPr>
-        <w:t xml:space="preserve">    ch.SetSourceData Source:=ws.Range(ws.Cells(rowSens + 1, 1), ws.Cells(rowSens + 2 + nRates, 1 + numAlts)), PlotBy:=xlColumns</w:t>
-      </w:r>
-    </w:p>
-    <w:p>
-      <w:pPr>
-        <w:spacing w:after="0"/>
-      </w:pPr>
-      <w:r>
-        <w:rPr>
-          <w:rFonts w:ascii="Courier New" w:cs="Courier New" w:eastAsia="Courier New" w:hAnsi="Courier New"/>
-          <w:sz w:val="14"/>
-          <w:szCs w:val="14"/>
-        </w:rPr>
-        <w:t xml:space="preserve">    ch.HasTitle = True: ch.ChartTitle.Text = "Net present worth vs. discount rate (3% TDOT, 7% FAA AIP)"</w:t>
-      </w:r>
-    </w:p>
-    <w:p>
-      <w:pPr>
-        <w:spacing w:after="0"/>
-      </w:pPr>
-      <w:r>
-        <w:rPr>
-          <w:rFonts w:ascii="Courier New" w:cs="Courier New" w:eastAsia="Courier New" w:hAnsi="Courier New"/>
-          <w:sz w:val="14"/>
-          <w:szCs w:val="14"/>
-        </w:rPr>
-        <w:t xml:space="preserve">    ch.Axes(xlValue).TickLabels.NumberFormat = "$#,##0,,""M"""</w:t>
-      </w:r>
-    </w:p>
-    <w:p>
-      <w:pPr>
-        <w:spacing w:after="0"/>
-      </w:pPr>
-      <w:r>
-        <w:rPr>
-          <w:rFonts w:ascii="Courier New" w:cs="Courier New" w:eastAsia="Courier New" w:hAnsi="Courier New"/>
-          <w:sz w:val="14"/>
-          <w:szCs w:val="14"/>
-        </w:rPr>
-        <w:t xml:space="preserve">    ch.Axes(xlCategory).TickLabels.NumberFormat = "0.0""%"""</w:t>
-      </w:r>
-    </w:p>
-    <w:p>
-      <w:pPr>
-        <w:spacing w:after="0"/>
-      </w:pPr>
-      <w:r>
-        <w:rPr>
-          <w:rFonts w:ascii="Courier New" w:cs="Courier New" w:eastAsia="Courier New" w:hAnsi="Courier New"/>
-          <w:sz w:val="14"/>
-          <w:szCs w:val="14"/>
-        </w:rPr>
-        <w:t xml:space="preserve">    ch.HasLegend = True: ch.Legend.Position = xlLegendPositionBottom</w:t>
-      </w:r>
-    </w:p>
-    <w:p>
-      <w:pPr>
-        <w:spacing w:after="0"/>
-      </w:pPr>
-      <w:r>
-        <w:rPr>
-          <w:rFonts w:ascii="Courier New" w:cs="Courier New" w:eastAsia="Courier New" w:hAnsi="Courier New"/>
-          <w:sz w:val="14"/>
-          <w:szCs w:val="14"/>
-        </w:rPr>
-        <w:t xml:space="preserve">    For k = 1 To ch.SeriesCollection.Count</w:t>
-      </w:r>
-    </w:p>
-    <w:p>
-      <w:pPr>
-        <w:spacing w:after="0"/>
-      </w:pPr>
-      <w:r>
-        <w:rPr>
-          <w:rFonts w:ascii="Courier New" w:cs="Courier New" w:eastAsia="Courier New" w:hAnsi="Courier New"/>
-          <w:sz w:val="14"/>
-          <w:szCs w:val="14"/>
-        </w:rPr>
-        <w:t xml:space="preserve">        With ch.SeriesCollection(k)</w:t>
-      </w:r>
-    </w:p>
-    <w:p>
-      <w:pPr>
-        <w:spacing w:after="0"/>
-      </w:pPr>
-      <w:r>
-        <w:rPr>
-          <w:rFonts w:ascii="Courier New" w:cs="Courier New" w:eastAsia="Courier New" w:hAnsi="Courier New"/>
-          <w:sz w:val="14"/>
-          <w:szCs w:val="14"/>
-        </w:rPr>
-        <w:t xml:space="preserve">            .Format.Line.ForeColor.RGB = colorOf(k)</w:t>
-      </w:r>
-    </w:p>
-    <w:p>
-      <w:pPr>
-        <w:spacing w:after="0"/>
-      </w:pPr>
-      <w:r>
-        <w:rPr>
-          <w:rFonts w:ascii="Courier New" w:cs="Courier New" w:eastAsia="Courier New" w:hAnsi="Courier New"/>
-          <w:sz w:val="14"/>
-          <w:szCs w:val="14"/>
-        </w:rPr>
-        <w:t xml:space="preserve">            .Format.Line.Weight = 2.25</w:t>
-      </w:r>
-    </w:p>
-    <w:p>
-      <w:pPr>
-        <w:spacing w:after="0"/>
-      </w:pPr>
-      <w:r>
-        <w:rPr>
-          <w:rFonts w:ascii="Courier New" w:cs="Courier New" w:eastAsia="Courier New" w:hAnsi="Courier New"/>
-          <w:sz w:val="14"/>
-          <w:szCs w:val="14"/>
-        </w:rPr>
-        <w:t xml:space="preserve">            .MarkerStyle = xlMarkerStyleNone</w:t>
-      </w:r>
-    </w:p>
-    <w:p>
-      <w:pPr>
-        <w:spacing w:after="0"/>
-      </w:pPr>
-      <w:r>
-        <w:rPr>
-          <w:rFonts w:ascii="Courier New" w:cs="Courier New" w:eastAsia="Courier New" w:hAnsi="Courier New"/>
-          <w:sz w:val="14"/>
-          <w:szCs w:val="14"/>
-        </w:rPr>
-        <w:t xml:space="preserve">        End With</w:t>
-      </w:r>
-    </w:p>
-    <w:p>
-      <w:pPr>
-        <w:spacing w:after="0"/>
-      </w:pPr>
-      <w:r>
-        <w:rPr>
-          <w:rFonts w:ascii="Courier New" w:cs="Courier New" w:eastAsia="Courier New" w:hAnsi="Courier New"/>
-          <w:sz w:val="14"/>
-          <w:szCs w:val="14"/>
-        </w:rPr>
-        <w:t xml:space="preserve">    Next k</w:t>
-      </w:r>
-    </w:p>
-    <w:p>
-      <w:pPr>
-        <w:spacing w:after="0"/>
-      </w:pPr>
-      <w:r>
-        <w:rPr>
-          <w:rFonts w:ascii="Courier New" w:cs="Courier New" w:eastAsia="Courier New" w:hAnsi="Courier New"/>
-          <w:sz w:val="14"/>
-          <w:szCs w:val="14"/>
-        </w:rPr>
-        <w:t xml:space="preserve"/>
-      </w:r>
-    </w:p>
-    <w:p>
-      <w:pPr>
-        <w:spacing w:after="0"/>
-      </w:pPr>
-      <w:r>
-        <w:rPr>
-          <w:rFonts w:ascii="Courier New" w:cs="Courier New" w:eastAsia="Courier New" w:hAnsi="Courier New"/>
-          <w:sz w:val="14"/>
-          <w:szCs w:val="14"/>
-        </w:rPr>
-        <w:t xml:space="preserve">CleanExit:</w:t>
-      </w:r>
-    </w:p>
-    <w:p>
-      <w:pPr>
-        <w:spacing w:after="0"/>
-      </w:pPr>
-      <w:r>
-        <w:rPr>
-          <w:rFonts w:ascii="Courier New" w:cs="Courier New" w:eastAsia="Courier New" w:hAnsi="Courier New"/>
-          <w:sz w:val="14"/>
-          <w:szCs w:val="14"/>
-        </w:rPr>
-        <w:t xml:space="preserve">    Application.ScreenUpdating = True</w:t>
-      </w:r>
-    </w:p>
-    <w:p>
-      <w:pPr>
-        <w:spacing w:after="0"/>
-      </w:pPr>
-      <w:r>
-        <w:rPr>
-          <w:rFonts w:ascii="Courier New" w:cs="Courier New" w:eastAsia="Courier New" w:hAnsi="Courier New"/>
-          <w:sz w:val="14"/>
-          <w:szCs w:val="14"/>
-        </w:rPr>
-        <w:t xml:space="preserve">    If Err.Number &lt;&gt; 0 Then</w:t>
-      </w:r>
-    </w:p>
-    <w:p>
-      <w:pPr>
-        <w:spacing w:after="0"/>
-      </w:pPr>
-      <w:r>
-        <w:rPr>
-          <w:rFonts w:ascii="Courier New" w:cs="Courier New" w:eastAsia="Courier New" w:hAnsi="Courier New"/>
-          <w:sz w:val="14"/>
-          <w:szCs w:val="14"/>
-        </w:rPr>
-        <w:t xml:space="preserve">        MsgBox "Summary could not be fully built: " &amp; Err.Description, vbExclamation, "LCCA Summary"</w:t>
-      </w:r>
-    </w:p>
-    <w:p>
-      <w:pPr>
-        <w:spacing w:after="0"/>
-      </w:pPr>
-      <w:r>
-        <w:rPr>
-          <w:rFonts w:ascii="Courier New" w:cs="Courier New" w:eastAsia="Courier New" w:hAnsi="Courier New"/>
-          <w:sz w:val="14"/>
-          <w:szCs w:val="14"/>
-        </w:rPr>
-        <w:t xml:space="preserve">    End If</w:t>
-      </w:r>
-    </w:p>
-    <w:p>
-      <w:pPr>
-        <w:spacing w:after="0"/>
-      </w:pPr>
-      <w:r>
-        <w:rPr>
-          <w:rFonts w:ascii="Courier New" w:cs="Courier New" w:eastAsia="Courier New" w:hAnsi="Courier New"/>
-          <w:sz w:val="14"/>
-          <w:szCs w:val="14"/>
-        </w:rPr>
-        <w:t xml:space="preserve">    Set curAltObj = Nothing</w:t>
-      </w:r>
-    </w:p>
-    <w:p>
-      <w:pPr>
-        <w:spacing w:after="0"/>
-      </w:pPr>
-      <w:r>
-        <w:rPr>
-          <w:rFonts w:ascii="Courier New" w:cs="Courier New" w:eastAsia="Courier New" w:hAnsi="Courier New"/>
-          <w:sz w:val="14"/>
-          <w:szCs w:val="14"/>
-        </w:rPr>
-        <w:t xml:space="preserve">    Set wsAlt = Nothing</w:t>
-      </w:r>
-    </w:p>
-    <w:p>
-      <w:pPr>
-        <w:spacing w:after="0"/>
-      </w:pPr>
-      <w:r>
-        <w:rPr>
-          <w:rFonts w:ascii="Courier New" w:cs="Courier New" w:eastAsia="Courier New" w:hAnsi="Courier New"/>
-          <w:sz w:val="14"/>
-          <w:szCs w:val="14"/>
-        </w:rPr>
-        <w:t xml:space="preserve">End Sub</w:t>
-      </w:r>
-    </w:p>
-    <w:p>
-      <w:pPr>
-        <w:spacing w:after="0"/>
-      </w:pPr>
-      <w:r>
-        <w:rPr>
-          <w:rFonts w:ascii="Courier New" w:cs="Courier New" w:eastAsia="Courier New" w:hAnsi="Courier New"/>
-          <w:sz w:val="14"/>
-          <w:szCs w:val="14"/>
-        </w:rPr>
-        <w:t xml:space="preserve"/>
-      </w:r>
-    </w:p>
+    <w:tbl>
+      <w:tblPr>
+        <w:tblW w:type="dxa" w:w="9360"/>
+        <w:tblBorders>
+          <w:top w:val="single" w:color="auto" w:sz="4"/>
+          <w:left w:val="single" w:color="auto" w:sz="4"/>
+          <w:bottom w:val="single" w:color="auto" w:sz="4"/>
+          <w:right w:val="single" w:color="auto" w:sz="4"/>
+          <w:insideH w:val="single" w:color="auto" w:sz="4"/>
+          <w:insideV w:val="single" w:color="auto" w:sz="4"/>
+        </w:tblBorders>
+      </w:tblPr>
+      <w:tblGrid>
+        <w:gridCol w:w="1200"/>
+        <w:gridCol w:w="8160"/>
+      </w:tblGrid>
+      <w:tr>
+        <w:trPr>
+          <w:cantSplit/>
+          <w:tblHeader/>
+        </w:trPr>
+        <w:tc>
+          <w:tcPr>
+            <w:tcW w:type="dxa" w:w="1200"/>
+            <w:shd w:fill="E7E6E6" w:color="auto" w:val="clear"/>
+            <w:tcMar>
+              <w:top w:type="dxa" w:w="40"/>
+              <w:left w:type="dxa" w:w="80"/>
+              <w:bottom w:type="dxa" w:w="40"/>
+              <w:right w:type="dxa" w:w="80"/>
+            </w:tcMar>
+          </w:tcPr>
+          <w:p>
+            <w:pPr>
+              <w:spacing w:after="0"/>
+            </w:pPr>
+            <w:r>
+              <w:rPr>
+                <w:rFonts w:ascii="Calibri" w:cs="Calibri" w:eastAsia="Calibri" w:hAnsi="Calibri"/>
+                <w:b/>
+                <w:bCs/>
+                <w:sz w:val="12"/>
+                <w:szCs w:val="12"/>
+              </w:rPr>
+              <w:t xml:space="preserve">Cell</w:t>
+            </w:r>
+          </w:p>
+        </w:tc>
+        <w:tc>
+          <w:tcPr>
+            <w:tcW w:type="dxa" w:w="8160"/>
+            <w:shd w:fill="E7E6E6" w:color="auto" w:val="clear"/>
+            <w:tcMar>
+              <w:top w:type="dxa" w:w="40"/>
+              <w:left w:type="dxa" w:w="80"/>
+              <w:bottom w:type="dxa" w:w="40"/>
+              <w:right w:type="dxa" w:w="80"/>
+            </w:tcMar>
+          </w:tcPr>
+          <w:p>
+            <w:pPr>
+              <w:spacing w:after="0"/>
+            </w:pPr>
+            <w:r>
+              <w:rPr>
+                <w:rFonts w:ascii="Calibri" w:cs="Calibri" w:eastAsia="Calibri" w:hAnsi="Calibri"/>
+                <w:b/>
+                <w:bCs/>
+                <w:sz w:val="12"/>
+                <w:szCs w:val="12"/>
+              </w:rPr>
+              <w:t xml:space="preserve">Formula</w:t>
+            </w:r>
+          </w:p>
+        </w:tc>
+      </w:tr>
+      <w:tr>
+        <w:trPr>
+          <w:cantSplit/>
+          <w:tblHeader w:val="false"/>
+        </w:trPr>
+        <w:tc>
+          <w:tcPr>
+            <w:tcW w:type="dxa" w:w="1200"/>
+            <w:tcMar>
+              <w:top w:type="dxa" w:w="40"/>
+              <w:left w:type="dxa" w:w="80"/>
+              <w:bottom w:type="dxa" w:w="40"/>
+              <w:right w:type="dxa" w:w="80"/>
+            </w:tcMar>
+          </w:tcPr>
+          <w:p>
+            <w:pPr>
+              <w:spacing w:after="0"/>
+            </w:pPr>
+            <w:r>
+              <w:rPr>
+                <w:rFonts w:ascii="Calibri" w:cs="Calibri" w:eastAsia="Calibri" w:hAnsi="Calibri"/>
+                <w:b w:val="false"/>
+                <w:bCs w:val="false"/>
+                <w:sz w:val="12"/>
+                <w:szCs w:val="12"/>
+              </w:rPr>
+              <w:t xml:space="preserve">A1</w:t>
+            </w:r>
+          </w:p>
+        </w:tc>
+        <w:tc>
+          <w:tcPr>
+            <w:tcW w:type="dxa" w:w="8160"/>
+            <w:tcMar>
+              <w:top w:type="dxa" w:w="40"/>
+              <w:left w:type="dxa" w:w="80"/>
+              <w:bottom w:type="dxa" w:w="40"/>
+              <w:right w:type="dxa" w:w="80"/>
+            </w:tcMar>
+          </w:tcPr>
+          <w:p>
+            <w:pPr>
+              <w:spacing w:after="0"/>
+            </w:pPr>
+            <w:r>
+              <w:rPr>
+                <w:rFonts w:ascii="Courier New" w:cs="Courier New" w:eastAsia="Courier New" w:hAnsi="Courier New"/>
+                <w:b w:val="false"/>
+                <w:bCs w:val="false"/>
+                <w:sz w:val="12"/>
+                <w:szCs w:val="12"/>
+              </w:rPr>
+              <w:t xml:space="preserve">=HYPERLINK("#'General Information'!D9","◄ General Information")</w:t>
+            </w:r>
+          </w:p>
+        </w:tc>
+      </w:tr>
+      <w:tr>
+        <w:trPr>
+          <w:cantSplit/>
+          <w:tblHeader w:val="false"/>
+        </w:trPr>
+        <w:tc>
+          <w:tcPr>
+            <w:tcW w:type="dxa" w:w="1200"/>
+            <w:tcMar>
+              <w:top w:type="dxa" w:w="40"/>
+              <w:left w:type="dxa" w:w="80"/>
+              <w:bottom w:type="dxa" w:w="40"/>
+              <w:right w:type="dxa" w:w="80"/>
+            </w:tcMar>
+          </w:tcPr>
+          <w:p>
+            <w:pPr>
+              <w:spacing w:after="0"/>
+            </w:pPr>
+            <w:r>
+              <w:rPr>
+                <w:rFonts w:ascii="Calibri" w:cs="Calibri" w:eastAsia="Calibri" w:hAnsi="Calibri"/>
+                <w:b w:val="false"/>
+                <w:bCs w:val="false"/>
+                <w:sz w:val="12"/>
+                <w:szCs w:val="12"/>
+              </w:rPr>
+              <w:t xml:space="preserve">B1</w:t>
+            </w:r>
+          </w:p>
+        </w:tc>
+        <w:tc>
+          <w:tcPr>
+            <w:tcW w:type="dxa" w:w="8160"/>
+            <w:tcMar>
+              <w:top w:type="dxa" w:w="40"/>
+              <w:left w:type="dxa" w:w="80"/>
+              <w:bottom w:type="dxa" w:w="40"/>
+              <w:right w:type="dxa" w:w="80"/>
+            </w:tcMar>
+          </w:tcPr>
+          <w:p>
+            <w:pPr>
+              <w:spacing w:after="0"/>
+            </w:pPr>
+            <w:r>
+              <w:rPr>
+                <w:rFonts w:ascii="Courier New" w:cs="Courier New" w:eastAsia="Courier New" w:hAnsi="Courier New"/>
+                <w:b w:val="false"/>
+                <w:bCs w:val="false"/>
+                <w:sz w:val="12"/>
+                <w:szCs w:val="12"/>
+              </w:rPr>
+              <w:t xml:space="preserve">=HYPERLINK("#Instructions!B9","Instructions")</w:t>
+            </w:r>
+          </w:p>
+        </w:tc>
+      </w:tr>
+      <w:tr>
+        <w:trPr>
+          <w:cantSplit/>
+          <w:tblHeader w:val="false"/>
+        </w:trPr>
+        <w:tc>
+          <w:tcPr>
+            <w:tcW w:type="dxa" w:w="1200"/>
+            <w:tcMar>
+              <w:top w:type="dxa" w:w="40"/>
+              <w:left w:type="dxa" w:w="80"/>
+              <w:bottom w:type="dxa" w:w="40"/>
+              <w:right w:type="dxa" w:w="80"/>
+            </w:tcMar>
+          </w:tcPr>
+          <w:p>
+            <w:pPr>
+              <w:spacing w:after="0"/>
+            </w:pPr>
+            <w:r>
+              <w:rPr>
+                <w:rFonts w:ascii="Calibri" w:cs="Calibri" w:eastAsia="Calibri" w:hAnsi="Calibri"/>
+                <w:b w:val="false"/>
+                <w:bCs w:val="false"/>
+                <w:sz w:val="12"/>
+                <w:szCs w:val="12"/>
+              </w:rPr>
+              <w:t xml:space="preserve">G4</w:t>
+            </w:r>
+          </w:p>
+        </w:tc>
+        <w:tc>
+          <w:tcPr>
+            <w:tcW w:type="dxa" w:w="8160"/>
+            <w:tcMar>
+              <w:top w:type="dxa" w:w="40"/>
+              <w:left w:type="dxa" w:w="80"/>
+              <w:bottom w:type="dxa" w:w="40"/>
+              <w:right w:type="dxa" w:w="80"/>
+            </w:tcMar>
+          </w:tcPr>
+          <w:p>
+            <w:pPr>
+              <w:spacing w:after="0"/>
+            </w:pPr>
+            <w:r>
+              <w:rPr>
+                <w:rFonts w:ascii="Courier New" w:cs="Courier New" w:eastAsia="Courier New" w:hAnsi="Courier New"/>
+                <w:b w:val="false"/>
+                <w:bCs w:val="false"/>
+                <w:sz w:val="12"/>
+                <w:szCs w:val="12"/>
+              </w:rPr>
+              <w:t xml:space="preserve">=IF(Database!$D$4="","",Database!$D$4)</w:t>
+            </w:r>
+          </w:p>
+        </w:tc>
+      </w:tr>
+      <w:tr>
+        <w:trPr>
+          <w:cantSplit/>
+          <w:tblHeader w:val="false"/>
+        </w:trPr>
+        <w:tc>
+          <w:tcPr>
+            <w:tcW w:type="dxa" w:w="1200"/>
+            <w:tcMar>
+              <w:top w:type="dxa" w:w="40"/>
+              <w:left w:type="dxa" w:w="80"/>
+              <w:bottom w:type="dxa" w:w="40"/>
+              <w:right w:type="dxa" w:w="80"/>
+            </w:tcMar>
+          </w:tcPr>
+          <w:p>
+            <w:pPr>
+              <w:spacing w:after="0"/>
+            </w:pPr>
+            <w:r>
+              <w:rPr>
+                <w:rFonts w:ascii="Calibri" w:cs="Calibri" w:eastAsia="Calibri" w:hAnsi="Calibri"/>
+                <w:b w:val="false"/>
+                <w:bCs w:val="false"/>
+                <w:sz w:val="12"/>
+                <w:szCs w:val="12"/>
+              </w:rPr>
+              <w:t xml:space="preserve">H4</w:t>
+            </w:r>
+          </w:p>
+        </w:tc>
+        <w:tc>
+          <w:tcPr>
+            <w:tcW w:type="dxa" w:w="8160"/>
+            <w:tcMar>
+              <w:top w:type="dxa" w:w="40"/>
+              <w:left w:type="dxa" w:w="80"/>
+              <w:bottom w:type="dxa" w:w="40"/>
+              <w:right w:type="dxa" w:w="80"/>
+            </w:tcMar>
+          </w:tcPr>
+          <w:p>
+            <w:pPr>
+              <w:spacing w:after="0"/>
+            </w:pPr>
+            <w:r>
+              <w:rPr>
+                <w:rFonts w:ascii="Courier New" w:cs="Courier New" w:eastAsia="Courier New" w:hAnsi="Courier New"/>
+                <w:b w:val="false"/>
+                <w:bCs w:val="false"/>
+                <w:sz w:val="12"/>
+                <w:szCs w:val="12"/>
+              </w:rPr>
+              <w:t xml:space="preserve">=IF($G4="","",Database!$A$4)</w:t>
+            </w:r>
+          </w:p>
+        </w:tc>
+      </w:tr>
+      <w:tr>
+        <w:trPr>
+          <w:cantSplit/>
+          <w:tblHeader w:val="false"/>
+        </w:trPr>
+        <w:tc>
+          <w:tcPr>
+            <w:tcW w:type="dxa" w:w="1200"/>
+            <w:tcMar>
+              <w:top w:type="dxa" w:w="40"/>
+              <w:left w:type="dxa" w:w="80"/>
+              <w:bottom w:type="dxa" w:w="40"/>
+              <w:right w:type="dxa" w:w="80"/>
+            </w:tcMar>
+          </w:tcPr>
+          <w:p>
+            <w:pPr>
+              <w:spacing w:after="0"/>
+            </w:pPr>
+            <w:r>
+              <w:rPr>
+                <w:rFonts w:ascii="Calibri" w:cs="Calibri" w:eastAsia="Calibri" w:hAnsi="Calibri"/>
+                <w:b w:val="false"/>
+                <w:bCs w:val="false"/>
+                <w:sz w:val="12"/>
+                <w:szCs w:val="12"/>
+              </w:rPr>
+              <w:t xml:space="preserve">I4</w:t>
+            </w:r>
+          </w:p>
+        </w:tc>
+        <w:tc>
+          <w:tcPr>
+            <w:tcW w:type="dxa" w:w="8160"/>
+            <w:tcMar>
+              <w:top w:type="dxa" w:w="40"/>
+              <w:left w:type="dxa" w:w="80"/>
+              <w:bottom w:type="dxa" w:w="40"/>
+              <w:right w:type="dxa" w:w="80"/>
+            </w:tcMar>
+          </w:tcPr>
+          <w:p>
+            <w:pPr>
+              <w:spacing w:after="0"/>
+            </w:pPr>
+            <w:r>
+              <w:rPr>
+                <w:rFonts w:ascii="Courier New" w:cs="Courier New" w:eastAsia="Courier New" w:hAnsi="Courier New"/>
+                <w:b w:val="false"/>
+                <w:bCs w:val="false"/>
+                <w:sz w:val="12"/>
+                <w:szCs w:val="12"/>
+              </w:rPr>
+              <w:t xml:space="preserve">=IF($G4="","",Database!$B$4)</w:t>
+            </w:r>
+          </w:p>
+        </w:tc>
+      </w:tr>
+      <w:tr>
+        <w:trPr>
+          <w:cantSplit/>
+          <w:tblHeader w:val="false"/>
+        </w:trPr>
+        <w:tc>
+          <w:tcPr>
+            <w:tcW w:type="dxa" w:w="1200"/>
+            <w:tcMar>
+              <w:top w:type="dxa" w:w="40"/>
+              <w:left w:type="dxa" w:w="80"/>
+              <w:bottom w:type="dxa" w:w="40"/>
+              <w:right w:type="dxa" w:w="80"/>
+            </w:tcMar>
+          </w:tcPr>
+          <w:p>
+            <w:pPr>
+              <w:spacing w:after="0"/>
+            </w:pPr>
+            <w:r>
+              <w:rPr>
+                <w:rFonts w:ascii="Calibri" w:cs="Calibri" w:eastAsia="Calibri" w:hAnsi="Calibri"/>
+                <w:b w:val="false"/>
+                <w:bCs w:val="false"/>
+                <w:sz w:val="12"/>
+                <w:szCs w:val="12"/>
+              </w:rPr>
+              <w:t xml:space="preserve">J4</w:t>
+            </w:r>
+          </w:p>
+        </w:tc>
+        <w:tc>
+          <w:tcPr>
+            <w:tcW w:type="dxa" w:w="8160"/>
+            <w:tcMar>
+              <w:top w:type="dxa" w:w="40"/>
+              <w:left w:type="dxa" w:w="80"/>
+              <w:bottom w:type="dxa" w:w="40"/>
+              <w:right w:type="dxa" w:w="80"/>
+            </w:tcMar>
+          </w:tcPr>
+          <w:p>
+            <w:pPr>
+              <w:spacing w:after="0"/>
+            </w:pPr>
+            <w:r>
+              <w:rPr>
+                <w:rFonts w:ascii="Courier New" w:cs="Courier New" w:eastAsia="Courier New" w:hAnsi="Courier New"/>
+                <w:b w:val="false"/>
+                <w:bCs w:val="false"/>
+                <w:sz w:val="12"/>
+                <w:szCs w:val="12"/>
+              </w:rPr>
+              <w:t xml:space="preserve">=IF($G4="","",IFERROR(INDEX(INDIRECT("'"&amp;$G4&amp;"'!$G$1:$G$70"),MATCH("Total",INDIRECT("'"&amp;$G4&amp;"'!$A$1:$A$70"),0)),0))</w:t>
+            </w:r>
+          </w:p>
+        </w:tc>
+      </w:tr>
+      <w:tr>
+        <w:trPr>
+          <w:cantSplit/>
+          <w:tblHeader w:val="false"/>
+        </w:trPr>
+        <w:tc>
+          <w:tcPr>
+            <w:tcW w:type="dxa" w:w="1200"/>
+            <w:tcMar>
+              <w:top w:type="dxa" w:w="40"/>
+              <w:left w:type="dxa" w:w="80"/>
+              <w:bottom w:type="dxa" w:w="40"/>
+              <w:right w:type="dxa" w:w="80"/>
+            </w:tcMar>
+          </w:tcPr>
+          <w:p>
+            <w:pPr>
+              <w:spacing w:after="0"/>
+            </w:pPr>
+            <w:r>
+              <w:rPr>
+                <w:rFonts w:ascii="Calibri" w:cs="Calibri" w:eastAsia="Calibri" w:hAnsi="Calibri"/>
+                <w:b w:val="false"/>
+                <w:bCs w:val="false"/>
+                <w:sz w:val="12"/>
+                <w:szCs w:val="12"/>
+              </w:rPr>
+              <w:t xml:space="preserve">K4</w:t>
+            </w:r>
+          </w:p>
+        </w:tc>
+        <w:tc>
+          <w:tcPr>
+            <w:tcW w:type="dxa" w:w="8160"/>
+            <w:tcMar>
+              <w:top w:type="dxa" w:w="40"/>
+              <w:left w:type="dxa" w:w="80"/>
+              <w:bottom w:type="dxa" w:w="40"/>
+              <w:right w:type="dxa" w:w="80"/>
+            </w:tcMar>
+          </w:tcPr>
+          <w:p>
+            <w:pPr>
+              <w:spacing w:after="0"/>
+            </w:pPr>
+            <w:r>
+              <w:rPr>
+                <w:rFonts w:ascii="Courier New" w:cs="Courier New" w:eastAsia="Courier New" w:hAnsi="Courier New"/>
+                <w:b w:val="false"/>
+                <w:bCs w:val="false"/>
+                <w:sz w:val="12"/>
+                <w:szCs w:val="12"/>
+              </w:rPr>
+              <w:t xml:space="preserve">=IF($G4="","",IFERROR(SUMIFS(INDIRECT("'"&amp;$G4&amp;"'!$E$37:$E$52"),INDIRECT("'"&amp;$G4&amp;"'!$B$37:$B$52"),"Maintenance*",INDIRECT("'"&amp;$G4&amp;"'!$B$37:$B$52"),"&lt;&gt;*Indirect*"),0))</w:t>
+            </w:r>
+          </w:p>
+        </w:tc>
+      </w:tr>
+      <w:tr>
+        <w:trPr>
+          <w:cantSplit/>
+          <w:tblHeader w:val="false"/>
+        </w:trPr>
+        <w:tc>
+          <w:tcPr>
+            <w:tcW w:type="dxa" w:w="1200"/>
+            <w:tcMar>
+              <w:top w:type="dxa" w:w="40"/>
+              <w:left w:type="dxa" w:w="80"/>
+              <w:bottom w:type="dxa" w:w="40"/>
+              <w:right w:type="dxa" w:w="80"/>
+            </w:tcMar>
+          </w:tcPr>
+          <w:p>
+            <w:pPr>
+              <w:spacing w:after="0"/>
+            </w:pPr>
+            <w:r>
+              <w:rPr>
+                <w:rFonts w:ascii="Calibri" w:cs="Calibri" w:eastAsia="Calibri" w:hAnsi="Calibri"/>
+                <w:b w:val="false"/>
+                <w:bCs w:val="false"/>
+                <w:sz w:val="12"/>
+                <w:szCs w:val="12"/>
+              </w:rPr>
+              <w:t xml:space="preserve">L4</w:t>
+            </w:r>
+          </w:p>
+        </w:tc>
+        <w:tc>
+          <w:tcPr>
+            <w:tcW w:type="dxa" w:w="8160"/>
+            <w:tcMar>
+              <w:top w:type="dxa" w:w="40"/>
+              <w:left w:type="dxa" w:w="80"/>
+              <w:bottom w:type="dxa" w:w="40"/>
+              <w:right w:type="dxa" w:w="80"/>
+            </w:tcMar>
+          </w:tcPr>
+          <w:p>
+            <w:pPr>
+              <w:spacing w:after="0"/>
+            </w:pPr>
+            <w:r>
+              <w:rPr>
+                <w:rFonts w:ascii="Courier New" w:cs="Courier New" w:eastAsia="Courier New" w:hAnsi="Courier New"/>
+                <w:b w:val="false"/>
+                <w:bCs w:val="false"/>
+                <w:sz w:val="12"/>
+                <w:szCs w:val="12"/>
+              </w:rPr>
+              <w:t xml:space="preserve">=IF($G4="","",IFERROR(SUMIFS(INDIRECT("'"&amp;$G4&amp;"'!$E$37:$E$52"),INDIRECT("'"&amp;$G4&amp;"'!$B$37:$B$52"),"Rehabilitation*",INDIRECT("'"&amp;$G4&amp;"'!$B$37:$B$52"),"&lt;&gt;*Indirect*"),0))</w:t>
+            </w:r>
+          </w:p>
+        </w:tc>
+      </w:tr>
+      <w:tr>
+        <w:trPr>
+          <w:cantSplit/>
+          <w:tblHeader w:val="false"/>
+        </w:trPr>
+        <w:tc>
+          <w:tcPr>
+            <w:tcW w:type="dxa" w:w="1200"/>
+            <w:tcMar>
+              <w:top w:type="dxa" w:w="40"/>
+              <w:left w:type="dxa" w:w="80"/>
+              <w:bottom w:type="dxa" w:w="40"/>
+              <w:right w:type="dxa" w:w="80"/>
+            </w:tcMar>
+          </w:tcPr>
+          <w:p>
+            <w:pPr>
+              <w:spacing w:after="0"/>
+            </w:pPr>
+            <w:r>
+              <w:rPr>
+                <w:rFonts w:ascii="Calibri" w:cs="Calibri" w:eastAsia="Calibri" w:hAnsi="Calibri"/>
+                <w:b w:val="false"/>
+                <w:bCs w:val="false"/>
+                <w:sz w:val="12"/>
+                <w:szCs w:val="12"/>
+              </w:rPr>
+              <w:t xml:space="preserve">M4</w:t>
+            </w:r>
+          </w:p>
+        </w:tc>
+        <w:tc>
+          <w:tcPr>
+            <w:tcW w:type="dxa" w:w="8160"/>
+            <w:tcMar>
+              <w:top w:type="dxa" w:w="40"/>
+              <w:left w:type="dxa" w:w="80"/>
+              <w:bottom w:type="dxa" w:w="40"/>
+              <w:right w:type="dxa" w:w="80"/>
+            </w:tcMar>
+          </w:tcPr>
+          <w:p>
+            <w:pPr>
+              <w:spacing w:after="0"/>
+            </w:pPr>
+            <w:r>
+              <w:rPr>
+                <w:rFonts w:ascii="Courier New" w:cs="Courier New" w:eastAsia="Courier New" w:hAnsi="Courier New"/>
+                <w:b w:val="false"/>
+                <w:bCs w:val="false"/>
+                <w:sz w:val="12"/>
+                <w:szCs w:val="12"/>
+              </w:rPr>
+              <w:t xml:space="preserve">=IF($G4="","",IFERROR(SUMIFS(INDIRECT("'"&amp;$G4&amp;"'!$E$37:$E$52"),INDIRECT("'"&amp;$G4&amp;"'!$B$37:$B$52"),"*Indirect*"),0))</w:t>
+            </w:r>
+          </w:p>
+        </w:tc>
+      </w:tr>
+      <w:tr>
+        <w:trPr>
+          <w:cantSplit/>
+          <w:tblHeader w:val="false"/>
+        </w:trPr>
+        <w:tc>
+          <w:tcPr>
+            <w:tcW w:type="dxa" w:w="1200"/>
+            <w:tcMar>
+              <w:top w:type="dxa" w:w="40"/>
+              <w:left w:type="dxa" w:w="80"/>
+              <w:bottom w:type="dxa" w:w="40"/>
+              <w:right w:type="dxa" w:w="80"/>
+            </w:tcMar>
+          </w:tcPr>
+          <w:p>
+            <w:pPr>
+              <w:spacing w:after="0"/>
+            </w:pPr>
+            <w:r>
+              <w:rPr>
+                <w:rFonts w:ascii="Calibri" w:cs="Calibri" w:eastAsia="Calibri" w:hAnsi="Calibri"/>
+                <w:b w:val="false"/>
+                <w:bCs w:val="false"/>
+                <w:sz w:val="12"/>
+                <w:szCs w:val="12"/>
+              </w:rPr>
+              <w:t xml:space="preserve">N4</w:t>
+            </w:r>
+          </w:p>
+        </w:tc>
+        <w:tc>
+          <w:tcPr>
+            <w:tcW w:type="dxa" w:w="8160"/>
+            <w:tcMar>
+              <w:top w:type="dxa" w:w="40"/>
+              <w:left w:type="dxa" w:w="80"/>
+              <w:bottom w:type="dxa" w:w="40"/>
+              <w:right w:type="dxa" w:w="80"/>
+            </w:tcMar>
+          </w:tcPr>
+          <w:p>
+            <w:pPr>
+              <w:spacing w:after="0"/>
+            </w:pPr>
+            <w:r>
+              <w:rPr>
+                <w:rFonts w:ascii="Courier New" w:cs="Courier New" w:eastAsia="Courier New" w:hAnsi="Courier New"/>
+                <w:b w:val="false"/>
+                <w:bCs w:val="false"/>
+                <w:sz w:val="12"/>
+                <w:szCs w:val="12"/>
+              </w:rPr>
+              <w:t xml:space="preserve">=IF($G4="","",IFERROR(SUMIFS(INDIRECT("'"&amp;$G4&amp;"'!$E$37:$E$52"),INDIRECT("'"&amp;$G4&amp;"'!$B$37:$B$52"),"Salvage*"),0))</w:t>
+            </w:r>
+          </w:p>
+        </w:tc>
+      </w:tr>
+      <w:tr>
+        <w:trPr>
+          <w:cantSplit/>
+          <w:tblHeader w:val="false"/>
+        </w:trPr>
+        <w:tc>
+          <w:tcPr>
+            <w:tcW w:type="dxa" w:w="1200"/>
+            <w:tcMar>
+              <w:top w:type="dxa" w:w="40"/>
+              <w:left w:type="dxa" w:w="80"/>
+              <w:bottom w:type="dxa" w:w="40"/>
+              <w:right w:type="dxa" w:w="80"/>
+            </w:tcMar>
+          </w:tcPr>
+          <w:p>
+            <w:pPr>
+              <w:spacing w:after="0"/>
+            </w:pPr>
+            <w:r>
+              <w:rPr>
+                <w:rFonts w:ascii="Calibri" w:cs="Calibri" w:eastAsia="Calibri" w:hAnsi="Calibri"/>
+                <w:b w:val="false"/>
+                <w:bCs w:val="false"/>
+                <w:sz w:val="12"/>
+                <w:szCs w:val="12"/>
+              </w:rPr>
+              <w:t xml:space="preserve">O4</w:t>
+            </w:r>
+          </w:p>
+        </w:tc>
+        <w:tc>
+          <w:tcPr>
+            <w:tcW w:type="dxa" w:w="8160"/>
+            <w:tcMar>
+              <w:top w:type="dxa" w:w="40"/>
+              <w:left w:type="dxa" w:w="80"/>
+              <w:bottom w:type="dxa" w:w="40"/>
+              <w:right w:type="dxa" w:w="80"/>
+            </w:tcMar>
+          </w:tcPr>
+          <w:p>
+            <w:pPr>
+              <w:spacing w:after="0"/>
+            </w:pPr>
+            <w:r>
+              <w:rPr>
+                <w:rFonts w:ascii="Courier New" w:cs="Courier New" w:eastAsia="Courier New" w:hAnsi="Courier New"/>
+                <w:b w:val="false"/>
+                <w:bCs w:val="false"/>
+                <w:sz w:val="12"/>
+                <w:szCs w:val="12"/>
+              </w:rPr>
+              <w:t xml:space="preserve">=IF($G4="","",IFERROR(INDEX(INDIRECT("'"&amp;$G4&amp;"'!$E$1:$E$70"),MATCH("Net Present Worth",INDIRECT("'"&amp;$G4&amp;"'!$B$1:$B$70"),0)),0))</w:t>
+            </w:r>
+          </w:p>
+        </w:tc>
+      </w:tr>
+      <w:tr>
+        <w:trPr>
+          <w:cantSplit/>
+          <w:tblHeader w:val="false"/>
+        </w:trPr>
+        <w:tc>
+          <w:tcPr>
+            <w:tcW w:type="dxa" w:w="1200"/>
+            <w:tcMar>
+              <w:top w:type="dxa" w:w="40"/>
+              <w:left w:type="dxa" w:w="80"/>
+              <w:bottom w:type="dxa" w:w="40"/>
+              <w:right w:type="dxa" w:w="80"/>
+            </w:tcMar>
+          </w:tcPr>
+          <w:p>
+            <w:pPr>
+              <w:spacing w:after="0"/>
+            </w:pPr>
+            <w:r>
+              <w:rPr>
+                <w:rFonts w:ascii="Calibri" w:cs="Calibri" w:eastAsia="Calibri" w:hAnsi="Calibri"/>
+                <w:b w:val="false"/>
+                <w:bCs w:val="false"/>
+                <w:sz w:val="12"/>
+                <w:szCs w:val="12"/>
+              </w:rPr>
+              <w:t xml:space="preserve">P4</w:t>
+            </w:r>
+          </w:p>
+        </w:tc>
+        <w:tc>
+          <w:tcPr>
+            <w:tcW w:type="dxa" w:w="8160"/>
+            <w:tcMar>
+              <w:top w:type="dxa" w:w="40"/>
+              <w:left w:type="dxa" w:w="80"/>
+              <w:bottom w:type="dxa" w:w="40"/>
+              <w:right w:type="dxa" w:w="80"/>
+            </w:tcMar>
+          </w:tcPr>
+          <w:p>
+            <w:pPr>
+              <w:spacing w:after="0"/>
+            </w:pPr>
+            <w:r>
+              <w:rPr>
+                <w:rFonts w:ascii="Courier New" w:cs="Courier New" w:eastAsia="Courier New" w:hAnsi="Courier New"/>
+                <w:b w:val="false"/>
+                <w:bCs w:val="false"/>
+                <w:sz w:val="12"/>
+                <w:szCs w:val="12"/>
+              </w:rPr>
+              <w:t xml:space="preserve">=IF($G4="","",O4-MIN($O$4:$O$7))</w:t>
+            </w:r>
+          </w:p>
+        </w:tc>
+      </w:tr>
+      <w:tr>
+        <w:trPr>
+          <w:cantSplit/>
+          <w:tblHeader w:val="false"/>
+        </w:trPr>
+        <w:tc>
+          <w:tcPr>
+            <w:tcW w:type="dxa" w:w="1200"/>
+            <w:tcMar>
+              <w:top w:type="dxa" w:w="40"/>
+              <w:left w:type="dxa" w:w="80"/>
+              <w:bottom w:type="dxa" w:w="40"/>
+              <w:right w:type="dxa" w:w="80"/>
+            </w:tcMar>
+          </w:tcPr>
+          <w:p>
+            <w:pPr>
+              <w:spacing w:after="0"/>
+            </w:pPr>
+            <w:r>
+              <w:rPr>
+                <w:rFonts w:ascii="Calibri" w:cs="Calibri" w:eastAsia="Calibri" w:hAnsi="Calibri"/>
+                <w:b w:val="false"/>
+                <w:bCs w:val="false"/>
+                <w:sz w:val="12"/>
+                <w:szCs w:val="12"/>
+              </w:rPr>
+              <w:t xml:space="preserve">Q4</w:t>
+            </w:r>
+          </w:p>
+        </w:tc>
+        <w:tc>
+          <w:tcPr>
+            <w:tcW w:type="dxa" w:w="8160"/>
+            <w:tcMar>
+              <w:top w:type="dxa" w:w="40"/>
+              <w:left w:type="dxa" w:w="80"/>
+              <w:bottom w:type="dxa" w:w="40"/>
+              <w:right w:type="dxa" w:w="80"/>
+            </w:tcMar>
+          </w:tcPr>
+          <w:p>
+            <w:pPr>
+              <w:spacing w:after="0"/>
+            </w:pPr>
+            <w:r>
+              <w:rPr>
+                <w:rFonts w:ascii="Courier New" w:cs="Courier New" w:eastAsia="Courier New" w:hAnsi="Courier New"/>
+                <w:b w:val="false"/>
+                <w:bCs w:val="false"/>
+                <w:sz w:val="12"/>
+                <w:szCs w:val="12"/>
+              </w:rPr>
+              <w:t xml:space="preserve">=IF($G4="","",IFERROR(SUM(INDIRECT("'"&amp;$G4&amp;"'!$F$4:$F$10")),0))</w:t>
+            </w:r>
+          </w:p>
+        </w:tc>
+      </w:tr>
+      <w:tr>
+        <w:trPr>
+          <w:cantSplit/>
+          <w:tblHeader w:val="false"/>
+        </w:trPr>
+        <w:tc>
+          <w:tcPr>
+            <w:tcW w:type="dxa" w:w="1200"/>
+            <w:tcMar>
+              <w:top w:type="dxa" w:w="40"/>
+              <w:left w:type="dxa" w:w="80"/>
+              <w:bottom w:type="dxa" w:w="40"/>
+              <w:right w:type="dxa" w:w="80"/>
+            </w:tcMar>
+          </w:tcPr>
+          <w:p>
+            <w:pPr>
+              <w:spacing w:after="0"/>
+            </w:pPr>
+            <w:r>
+              <w:rPr>
+                <w:rFonts w:ascii="Calibri" w:cs="Calibri" w:eastAsia="Calibri" w:hAnsi="Calibri"/>
+                <w:b w:val="false"/>
+                <w:bCs w:val="false"/>
+                <w:sz w:val="12"/>
+                <w:szCs w:val="12"/>
+              </w:rPr>
+              <w:t xml:space="preserve">R4</w:t>
+            </w:r>
+          </w:p>
+        </w:tc>
+        <w:tc>
+          <w:tcPr>
+            <w:tcW w:type="dxa" w:w="8160"/>
+            <w:tcMar>
+              <w:top w:type="dxa" w:w="40"/>
+              <w:left w:type="dxa" w:w="80"/>
+              <w:bottom w:type="dxa" w:w="40"/>
+              <w:right w:type="dxa" w:w="80"/>
+            </w:tcMar>
+          </w:tcPr>
+          <w:p>
+            <w:pPr>
+              <w:spacing w:after="0"/>
+            </w:pPr>
+            <w:r>
+              <w:rPr>
+                <w:rFonts w:ascii="Courier New" w:cs="Courier New" w:eastAsia="Courier New" w:hAnsi="Courier New"/>
+                <w:b w:val="false"/>
+                <w:bCs w:val="false"/>
+                <w:sz w:val="12"/>
+                <w:szCs w:val="12"/>
+              </w:rPr>
+              <w:t xml:space="preserve">=IF($G4="","",1-Q4/('General Information'!$D$33*365))</w:t>
+            </w:r>
+          </w:p>
+        </w:tc>
+      </w:tr>
+      <w:tr>
+        <w:trPr>
+          <w:cantSplit/>
+          <w:tblHeader w:val="false"/>
+        </w:trPr>
+        <w:tc>
+          <w:tcPr>
+            <w:tcW w:type="dxa" w:w="1200"/>
+            <w:tcMar>
+              <w:top w:type="dxa" w:w="40"/>
+              <w:left w:type="dxa" w:w="80"/>
+              <w:bottom w:type="dxa" w:w="40"/>
+              <w:right w:type="dxa" w:w="80"/>
+            </w:tcMar>
+          </w:tcPr>
+          <w:p>
+            <w:pPr>
+              <w:spacing w:after="0"/>
+            </w:pPr>
+            <w:r>
+              <w:rPr>
+                <w:rFonts w:ascii="Calibri" w:cs="Calibri" w:eastAsia="Calibri" w:hAnsi="Calibri"/>
+                <w:b w:val="false"/>
+                <w:bCs w:val="false"/>
+                <w:sz w:val="12"/>
+                <w:szCs w:val="12"/>
+              </w:rPr>
+              <w:t xml:space="preserve">G9</w:t>
+            </w:r>
+          </w:p>
+        </w:tc>
+        <w:tc>
+          <w:tcPr>
+            <w:tcW w:type="dxa" w:w="8160"/>
+            <w:tcMar>
+              <w:top w:type="dxa" w:w="40"/>
+              <w:left w:type="dxa" w:w="80"/>
+              <w:bottom w:type="dxa" w:w="40"/>
+              <w:right w:type="dxa" w:w="80"/>
+            </w:tcMar>
+          </w:tcPr>
+          <w:p>
+            <w:pPr>
+              <w:spacing w:after="0"/>
+            </w:pPr>
+            <w:r>
+              <w:rPr>
+                <w:rFonts w:ascii="Courier New" w:cs="Courier New" w:eastAsia="Courier New" w:hAnsi="Courier New"/>
+                <w:b w:val="false"/>
+                <w:bCs w:val="false"/>
+                <w:sz w:val="12"/>
+                <w:szCs w:val="12"/>
+              </w:rPr>
+              <w:t xml:space="preserve">=IF(COUNT($O$4:$O$7)=0,"No alternatives yet. Go to General Information and click Alternative Setup.","Lowest present worth: "&amp;INDEX($H$4:$H$7,MATCH(MIN($O$4:$O$7),$O$4:$O$7,0))&amp;"   |   margin to next: "&amp;TEXT(SMALL($O$4:$O$7,MIN(2,COUNT($O$4:$O$7)))-MIN($O$4:$O$7),"$#,##0")&amp;"   |   "&amp;'General Information'!$D$34&amp;"% over "&amp;'General Information'!$D$33&amp;" years   |   lost revenue: "&amp;'General Information'!$D$38)</w:t>
+            </w:r>
+          </w:p>
+        </w:tc>
+      </w:tr>
+      <w:tr>
+        <w:trPr>
+          <w:cantSplit/>
+          <w:tblHeader w:val="false"/>
+        </w:trPr>
+        <w:tc>
+          <w:tcPr>
+            <w:tcW w:type="dxa" w:w="1200"/>
+            <w:tcMar>
+              <w:top w:type="dxa" w:w="40"/>
+              <w:left w:type="dxa" w:w="80"/>
+              <w:bottom w:type="dxa" w:w="40"/>
+              <w:right w:type="dxa" w:w="80"/>
+            </w:tcMar>
+          </w:tcPr>
+          <w:p>
+            <w:pPr>
+              <w:spacing w:after="0"/>
+            </w:pPr>
+            <w:r>
+              <w:rPr>
+                <w:rFonts w:ascii="Calibri" w:cs="Calibri" w:eastAsia="Calibri" w:hAnsi="Calibri"/>
+                <w:b w:val="false"/>
+                <w:bCs w:val="false"/>
+                <w:sz w:val="12"/>
+                <w:szCs w:val="12"/>
+              </w:rPr>
+              <w:t xml:space="preserve">G10</w:t>
+            </w:r>
+          </w:p>
+        </w:tc>
+        <w:tc>
+          <w:tcPr>
+            <w:tcW w:type="dxa" w:w="8160"/>
+            <w:tcMar>
+              <w:top w:type="dxa" w:w="40"/>
+              <w:left w:type="dxa" w:w="80"/>
+              <w:bottom w:type="dxa" w:w="40"/>
+              <w:right w:type="dxa" w:w="80"/>
+            </w:tcMar>
+          </w:tcPr>
+          <w:p>
+            <w:pPr>
+              <w:spacing w:after="0"/>
+            </w:pPr>
+            <w:r>
+              <w:rPr>
+                <w:rFonts w:ascii="Courier New" w:cs="Courier New" w:eastAsia="Courier New" w:hAnsi="Courier New"/>
+                <w:b w:val="false"/>
+                <w:bCs w:val="false"/>
+                <w:sz w:val="12"/>
+                <w:szCs w:val="12"/>
+              </w:rPr>
+              <w:t xml:space="preserve">=IF(COUNT($O$4:$O$7)&lt;2,"",IF(INDEX($H$4:$H$7,MATCH(MIN($O$4:$O$7),$O$4:$O$7,0))=INDEX($H$4:$H$7,MATCH(MIN($X$32:$AA$32),$X$32:$AA$32,0)),"The same alternative is lowest at the FAA AIP rate of 7%.","At the FAA AIP rate of 7% the lowest-cost alternative changes: see chart 2."))</w:t>
+            </w:r>
+          </w:p>
+        </w:tc>
+      </w:tr>
+      <w:tr>
+        <w:trPr>
+          <w:cantSplit/>
+          <w:tblHeader w:val="false"/>
+        </w:trPr>
+        <w:tc>
+          <w:tcPr>
+            <w:tcW w:type="dxa" w:w="1200"/>
+            <w:tcMar>
+              <w:top w:type="dxa" w:w="40"/>
+              <w:left w:type="dxa" w:w="80"/>
+              <w:bottom w:type="dxa" w:w="40"/>
+              <w:right w:type="dxa" w:w="80"/>
+            </w:tcMar>
+          </w:tcPr>
+          <w:p>
+            <w:pPr>
+              <w:spacing w:after="0"/>
+            </w:pPr>
+            <w:r>
+              <w:rPr>
+                <w:rFonts w:ascii="Calibri" w:cs="Calibri" w:eastAsia="Calibri" w:hAnsi="Calibri"/>
+                <w:b w:val="false"/>
+                <w:bCs w:val="false"/>
+                <w:sz w:val="12"/>
+                <w:szCs w:val="12"/>
+              </w:rPr>
+              <w:t xml:space="preserve">X4</w:t>
+            </w:r>
+          </w:p>
+        </w:tc>
+        <w:tc>
+          <w:tcPr>
+            <w:tcW w:type="dxa" w:w="8160"/>
+            <w:tcMar>
+              <w:top w:type="dxa" w:w="40"/>
+              <w:left w:type="dxa" w:w="80"/>
+              <w:bottom w:type="dxa" w:w="40"/>
+              <w:right w:type="dxa" w:w="80"/>
+            </w:tcMar>
+          </w:tcPr>
+          <w:p>
+            <w:pPr>
+              <w:spacing w:after="0"/>
+            </w:pPr>
+            <w:r>
+              <w:rPr>
+                <w:rFonts w:ascii="Courier New" w:cs="Courier New" w:eastAsia="Courier New" w:hAnsi="Courier New"/>
+                <w:b w:val="false"/>
+                <w:bCs w:val="false"/>
+                <w:sz w:val="12"/>
+                <w:szCs w:val="12"/>
+              </w:rPr>
+              <w:t xml:space="preserve">=IF($H$4="","Alt "&amp;1,$H$4)</w:t>
+            </w:r>
+          </w:p>
+        </w:tc>
+      </w:tr>
+      <w:tr>
+        <w:trPr>
+          <w:cantSplit/>
+          <w:tblHeader w:val="false"/>
+        </w:trPr>
+        <w:tc>
+          <w:tcPr>
+            <w:tcW w:type="dxa" w:w="1200"/>
+            <w:tcMar>
+              <w:top w:type="dxa" w:w="40"/>
+              <w:left w:type="dxa" w:w="80"/>
+              <w:bottom w:type="dxa" w:w="40"/>
+              <w:right w:type="dxa" w:w="80"/>
+            </w:tcMar>
+          </w:tcPr>
+          <w:p>
+            <w:pPr>
+              <w:spacing w:after="0"/>
+            </w:pPr>
+            <w:r>
+              <w:rPr>
+                <w:rFonts w:ascii="Calibri" w:cs="Calibri" w:eastAsia="Calibri" w:hAnsi="Calibri"/>
+                <w:b w:val="false"/>
+                <w:bCs w:val="false"/>
+                <w:sz w:val="12"/>
+                <w:szCs w:val="12"/>
+              </w:rPr>
+              <w:t xml:space="preserve">X5</w:t>
+            </w:r>
+          </w:p>
+        </w:tc>
+        <w:tc>
+          <w:tcPr>
+            <w:tcW w:type="dxa" w:w="8160"/>
+            <w:tcMar>
+              <w:top w:type="dxa" w:w="40"/>
+              <w:left w:type="dxa" w:w="80"/>
+              <w:bottom w:type="dxa" w:w="40"/>
+              <w:right w:type="dxa" w:w="80"/>
+            </w:tcMar>
+          </w:tcPr>
+          <w:p>
+            <w:pPr>
+              <w:spacing w:after="0"/>
+            </w:pPr>
+            <w:r>
+              <w:rPr>
+                <w:rFonts w:ascii="Courier New" w:cs="Courier New" w:eastAsia="Courier New" w:hAnsi="Courier New"/>
+                <w:b w:val="false"/>
+                <w:bCs w:val="false"/>
+                <w:sz w:val="12"/>
+                <w:szCs w:val="12"/>
+              </w:rPr>
+              <w:t xml:space="preserve">=IF(J4="",0,J4)</w:t>
+            </w:r>
+          </w:p>
+        </w:tc>
+      </w:tr>
+      <w:tr>
+        <w:trPr>
+          <w:cantSplit/>
+          <w:tblHeader w:val="false"/>
+        </w:trPr>
+        <w:tc>
+          <w:tcPr>
+            <w:tcW w:type="dxa" w:w="1200"/>
+            <w:tcMar>
+              <w:top w:type="dxa" w:w="40"/>
+              <w:left w:type="dxa" w:w="80"/>
+              <w:bottom w:type="dxa" w:w="40"/>
+              <w:right w:type="dxa" w:w="80"/>
+            </w:tcMar>
+          </w:tcPr>
+          <w:p>
+            <w:pPr>
+              <w:spacing w:after="0"/>
+            </w:pPr>
+            <w:r>
+              <w:rPr>
+                <w:rFonts w:ascii="Calibri" w:cs="Calibri" w:eastAsia="Calibri" w:hAnsi="Calibri"/>
+                <w:b w:val="false"/>
+                <w:bCs w:val="false"/>
+                <w:sz w:val="12"/>
+                <w:szCs w:val="12"/>
+              </w:rPr>
+              <w:t xml:space="preserve">W12</w:t>
+            </w:r>
+          </w:p>
+        </w:tc>
+        <w:tc>
+          <w:tcPr>
+            <w:tcW w:type="dxa" w:w="8160"/>
+            <w:tcMar>
+              <w:top w:type="dxa" w:w="40"/>
+              <w:left w:type="dxa" w:w="80"/>
+              <w:bottom w:type="dxa" w:w="40"/>
+              <w:right w:type="dxa" w:w="80"/>
+            </w:tcMar>
+          </w:tcPr>
+          <w:p>
+            <w:pPr>
+              <w:spacing w:after="0"/>
+            </w:pPr>
+            <w:r>
+              <w:rPr>
+                <w:rFonts w:ascii="Courier New" w:cs="Courier New" w:eastAsia="Courier New" w:hAnsi="Courier New"/>
+                <w:b w:val="false"/>
+                <w:bCs w:val="false"/>
+                <w:sz w:val="12"/>
+                <w:szCs w:val="12"/>
+              </w:rPr>
+              <w:t xml:space="preserve">2</w:t>
+            </w:r>
+          </w:p>
+        </w:tc>
+      </w:tr>
+      <w:tr>
+        <w:trPr>
+          <w:cantSplit/>
+          <w:tblHeader w:val="false"/>
+        </w:trPr>
+        <w:tc>
+          <w:tcPr>
+            <w:tcW w:type="dxa" w:w="1200"/>
+            <w:tcMar>
+              <w:top w:type="dxa" w:w="40"/>
+              <w:left w:type="dxa" w:w="80"/>
+              <w:bottom w:type="dxa" w:w="40"/>
+              <w:right w:type="dxa" w:w="80"/>
+            </w:tcMar>
+          </w:tcPr>
+          <w:p>
+            <w:pPr>
+              <w:spacing w:after="0"/>
+            </w:pPr>
+            <w:r>
+              <w:rPr>
+                <w:rFonts w:ascii="Calibri" w:cs="Calibri" w:eastAsia="Calibri" w:hAnsi="Calibri"/>
+                <w:b w:val="false"/>
+                <w:bCs w:val="false"/>
+                <w:sz w:val="12"/>
+                <w:szCs w:val="12"/>
+              </w:rPr>
+              <w:t xml:space="preserve">X12</w:t>
+            </w:r>
+          </w:p>
+        </w:tc>
+        <w:tc>
+          <w:tcPr>
+            <w:tcW w:type="dxa" w:w="8160"/>
+            <w:tcMar>
+              <w:top w:type="dxa" w:w="40"/>
+              <w:left w:type="dxa" w:w="80"/>
+              <w:bottom w:type="dxa" w:w="40"/>
+              <w:right w:type="dxa" w:w="80"/>
+            </w:tcMar>
+          </w:tcPr>
+          <w:p>
+            <w:pPr>
+              <w:spacing w:after="0"/>
+            </w:pPr>
+            <w:r>
+              <w:rPr>
+                <w:rFonts w:ascii="Courier New" w:cs="Courier New" w:eastAsia="Courier New" w:hAnsi="Courier New"/>
+                <w:b w:val="false"/>
+                <w:bCs w:val="false"/>
+                <w:sz w:val="12"/>
+                <w:szCs w:val="12"/>
+              </w:rPr>
+              <w:t xml:space="preserve">=IF($G$4="",0,IFERROR($J$4+SUMPRODUCT((INDIRECT("'"&amp;$G$4&amp;"'!$C$37:$C$52")&lt;='General Information'!$D$33)*INDIRECT("'"&amp;$G$4&amp;"'!$D$37:$D$52")/(1+$W12/100)^INDIRECT("'"&amp;$G$4&amp;"'!$C$37:$C$52")),0))</w:t>
+            </w:r>
+          </w:p>
+        </w:tc>
+      </w:tr>
+      <w:tr>
+        <w:trPr>
+          <w:cantSplit/>
+          <w:tblHeader w:val="false"/>
+        </w:trPr>
+        <w:tc>
+          <w:tcPr>
+            <w:tcW w:type="dxa" w:w="1200"/>
+            <w:tcMar>
+              <w:top w:type="dxa" w:w="40"/>
+              <w:left w:type="dxa" w:w="80"/>
+              <w:bottom w:type="dxa" w:w="40"/>
+              <w:right w:type="dxa" w:w="80"/>
+            </w:tcMar>
+          </w:tcPr>
+          <w:p>
+            <w:pPr>
+              <w:spacing w:after="0"/>
+            </w:pPr>
+            <w:r>
+              <w:rPr>
+                <w:rFonts w:ascii="Calibri" w:cs="Calibri" w:eastAsia="Calibri" w:hAnsi="Calibri"/>
+                <w:b w:val="false"/>
+                <w:bCs w:val="false"/>
+                <w:sz w:val="12"/>
+                <w:szCs w:val="12"/>
+              </w:rPr>
+              <w:t xml:space="preserve">W41</w:t>
+            </w:r>
+          </w:p>
+        </w:tc>
+        <w:tc>
+          <w:tcPr>
+            <w:tcW w:type="dxa" w:w="8160"/>
+            <w:tcMar>
+              <w:top w:type="dxa" w:w="40"/>
+              <w:left w:type="dxa" w:w="80"/>
+              <w:bottom w:type="dxa" w:w="40"/>
+              <w:right w:type="dxa" w:w="80"/>
+            </w:tcMar>
+          </w:tcPr>
+          <w:p>
+            <w:pPr>
+              <w:spacing w:after="0"/>
+            </w:pPr>
+            <w:r>
+              <w:rPr>
+                <w:rFonts w:ascii="Courier New" w:cs="Courier New" w:eastAsia="Courier New" w:hAnsi="Courier New"/>
+                <w:b w:val="false"/>
+                <w:bCs w:val="false"/>
+                <w:sz w:val="12"/>
+                <w:szCs w:val="12"/>
+              </w:rPr>
+              <w:t xml:space="preserve">0</w:t>
+            </w:r>
+          </w:p>
+        </w:tc>
+      </w:tr>
+      <w:tr>
+        <w:trPr>
+          <w:cantSplit/>
+          <w:tblHeader w:val="false"/>
+        </w:trPr>
+        <w:tc>
+          <w:tcPr>
+            <w:tcW w:type="dxa" w:w="1200"/>
+            <w:tcMar>
+              <w:top w:type="dxa" w:w="40"/>
+              <w:left w:type="dxa" w:w="80"/>
+              <w:bottom w:type="dxa" w:w="40"/>
+              <w:right w:type="dxa" w:w="80"/>
+            </w:tcMar>
+          </w:tcPr>
+          <w:p>
+            <w:pPr>
+              <w:spacing w:after="0"/>
+            </w:pPr>
+            <w:r>
+              <w:rPr>
+                <w:rFonts w:ascii="Calibri" w:cs="Calibri" w:eastAsia="Calibri" w:hAnsi="Calibri"/>
+                <w:b w:val="false"/>
+                <w:bCs w:val="false"/>
+                <w:sz w:val="12"/>
+                <w:szCs w:val="12"/>
+              </w:rPr>
+              <w:t xml:space="preserve">X41</w:t>
+            </w:r>
+          </w:p>
+        </w:tc>
+        <w:tc>
+          <w:tcPr>
+            <w:tcW w:type="dxa" w:w="8160"/>
+            <w:tcMar>
+              <w:top w:type="dxa" w:w="40"/>
+              <w:left w:type="dxa" w:w="80"/>
+              <w:bottom w:type="dxa" w:w="40"/>
+              <w:right w:type="dxa" w:w="80"/>
+            </w:tcMar>
+          </w:tcPr>
+          <w:p>
+            <w:pPr>
+              <w:spacing w:after="0"/>
+            </w:pPr>
+            <w:r>
+              <w:rPr>
+                <w:rFonts w:ascii="Courier New" w:cs="Courier New" w:eastAsia="Courier New" w:hAnsi="Courier New"/>
+                <w:b w:val="false"/>
+                <w:bCs w:val="false"/>
+                <w:sz w:val="12"/>
+                <w:szCs w:val="12"/>
+              </w:rPr>
+              <w:t xml:space="preserve">='General Information'!$D$25+W41</w:t>
+            </w:r>
+          </w:p>
+        </w:tc>
+      </w:tr>
+      <w:tr>
+        <w:trPr>
+          <w:cantSplit/>
+          <w:tblHeader w:val="false"/>
+        </w:trPr>
+        <w:tc>
+          <w:tcPr>
+            <w:tcW w:type="dxa" w:w="1200"/>
+            <w:tcMar>
+              <w:top w:type="dxa" w:w="40"/>
+              <w:left w:type="dxa" w:w="80"/>
+              <w:bottom w:type="dxa" w:w="40"/>
+              <w:right w:type="dxa" w:w="80"/>
+            </w:tcMar>
+          </w:tcPr>
+          <w:p>
+            <w:pPr>
+              <w:spacing w:after="0"/>
+            </w:pPr>
+            <w:r>
+              <w:rPr>
+                <w:rFonts w:ascii="Calibri" w:cs="Calibri" w:eastAsia="Calibri" w:hAnsi="Calibri"/>
+                <w:b w:val="false"/>
+                <w:bCs w:val="false"/>
+                <w:sz w:val="12"/>
+                <w:szCs w:val="12"/>
+              </w:rPr>
+              <w:t xml:space="preserve">Y41</w:t>
+            </w:r>
+          </w:p>
+        </w:tc>
+        <w:tc>
+          <w:tcPr>
+            <w:tcW w:type="dxa" w:w="8160"/>
+            <w:tcMar>
+              <w:top w:type="dxa" w:w="40"/>
+              <w:left w:type="dxa" w:w="80"/>
+              <w:bottom w:type="dxa" w:w="40"/>
+              <w:right w:type="dxa" w:w="80"/>
+            </w:tcMar>
+          </w:tcPr>
+          <w:p>
+            <w:pPr>
+              <w:spacing w:after="0"/>
+            </w:pPr>
+            <w:r>
+              <w:rPr>
+                <w:rFonts w:ascii="Courier New" w:cs="Courier New" w:eastAsia="Courier New" w:hAnsi="Courier New"/>
+                <w:b w:val="false"/>
+                <w:bCs w:val="false"/>
+                <w:sz w:val="12"/>
+                <w:szCs w:val="12"/>
+              </w:rPr>
+              <w:t xml:space="preserve">=IF($G$4="",0,IF(W41&gt;'General Information'!$D$33,0,IF(W41=0,$J$4,IFERROR(SUMIF(INDIRECT("'"&amp;$G$4&amp;"'!$C$37:$C$52"),W41,INDIRECT("'"&amp;$G$4&amp;"'!$D$37:$D$52")),0))))</w:t>
+            </w:r>
+          </w:p>
+        </w:tc>
+      </w:tr>
+      <w:tr>
+        <w:trPr>
+          <w:cantSplit/>
+          <w:tblHeader w:val="false"/>
+        </w:trPr>
+        <w:tc>
+          <w:tcPr>
+            <w:tcW w:type="dxa" w:w="1200"/>
+            <w:tcMar>
+              <w:top w:type="dxa" w:w="40"/>
+              <w:left w:type="dxa" w:w="80"/>
+              <w:bottom w:type="dxa" w:w="40"/>
+              <w:right w:type="dxa" w:w="80"/>
+            </w:tcMar>
+          </w:tcPr>
+          <w:p>
+            <w:pPr>
+              <w:spacing w:after="0"/>
+            </w:pPr>
+            <w:r>
+              <w:rPr>
+                <w:rFonts w:ascii="Calibri" w:cs="Calibri" w:eastAsia="Calibri" w:hAnsi="Calibri"/>
+                <w:b w:val="false"/>
+                <w:bCs w:val="false"/>
+                <w:sz w:val="12"/>
+                <w:szCs w:val="12"/>
+              </w:rPr>
+              <w:t xml:space="preserve">AC41</w:t>
+            </w:r>
+          </w:p>
+        </w:tc>
+        <w:tc>
+          <w:tcPr>
+            <w:tcW w:type="dxa" w:w="8160"/>
+            <w:tcMar>
+              <w:top w:type="dxa" w:w="40"/>
+              <w:left w:type="dxa" w:w="80"/>
+              <w:bottom w:type="dxa" w:w="40"/>
+              <w:right w:type="dxa" w:w="80"/>
+            </w:tcMar>
+          </w:tcPr>
+          <w:p>
+            <w:pPr>
+              <w:spacing w:after="0"/>
+            </w:pPr>
+            <w:r>
+              <w:rPr>
+                <w:rFonts w:ascii="Courier New" w:cs="Courier New" w:eastAsia="Courier New" w:hAnsi="Courier New"/>
+                <w:b w:val="false"/>
+                <w:bCs w:val="false"/>
+                <w:sz w:val="12"/>
+                <w:szCs w:val="12"/>
+              </w:rPr>
+              <w:t xml:space="preserve">=IF($G$4="",0,IF(W41&gt;'General Information'!$D$33,0,IF(W41=0,$J$4,IFERROR(SUMIF(INDIRECT("'"&amp;$G$4&amp;"'!$C$37:$C$52"),W41,INDIRECT("'"&amp;$G$4&amp;"'!$E$37:$E$52")),0))))</w:t>
+            </w:r>
+          </w:p>
+        </w:tc>
+      </w:tr>
+      <w:tr>
+        <w:trPr>
+          <w:cantSplit/>
+          <w:tblHeader w:val="false"/>
+        </w:trPr>
+        <w:tc>
+          <w:tcPr>
+            <w:tcW w:type="dxa" w:w="1200"/>
+            <w:tcMar>
+              <w:top w:type="dxa" w:w="40"/>
+              <w:left w:type="dxa" w:w="80"/>
+              <w:bottom w:type="dxa" w:w="40"/>
+              <w:right w:type="dxa" w:w="80"/>
+            </w:tcMar>
+          </w:tcPr>
+          <w:p>
+            <w:pPr>
+              <w:spacing w:after="0"/>
+            </w:pPr>
+            <w:r>
+              <w:rPr>
+                <w:rFonts w:ascii="Calibri" w:cs="Calibri" w:eastAsia="Calibri" w:hAnsi="Calibri"/>
+                <w:b w:val="false"/>
+                <w:bCs w:val="false"/>
+                <w:sz w:val="12"/>
+                <w:szCs w:val="12"/>
+              </w:rPr>
+              <w:t xml:space="preserve">AG41</w:t>
+            </w:r>
+          </w:p>
+        </w:tc>
+        <w:tc>
+          <w:tcPr>
+            <w:tcW w:type="dxa" w:w="8160"/>
+            <w:tcMar>
+              <w:top w:type="dxa" w:w="40"/>
+              <w:left w:type="dxa" w:w="80"/>
+              <w:bottom w:type="dxa" w:w="40"/>
+              <w:right w:type="dxa" w:w="80"/>
+            </w:tcMar>
+          </w:tcPr>
+          <w:p>
+            <w:pPr>
+              <w:spacing w:after="0"/>
+            </w:pPr>
+            <w:r>
+              <w:rPr>
+                <w:rFonts w:ascii="Courier New" w:cs="Courier New" w:eastAsia="Courier New" w:hAnsi="Courier New"/>
+                <w:b w:val="false"/>
+                <w:bCs w:val="false"/>
+                <w:sz w:val="12"/>
+                <w:szCs w:val="12"/>
+              </w:rPr>
+              <w:t xml:space="preserve">=IF($G$4="",0,IF(W41&gt;'General Information'!$D$33,0,IFERROR(SUMIFS(INDIRECT("'"&amp;$G$4&amp;"'!$D$37:$D$52"),INDIRECT("'"&amp;$G$4&amp;"'!$C$37:$C$52"),W41,INDIRECT("'"&amp;$G$4&amp;"'!$B$37:$B$52"),"*Indirect*")/INDIRECT("'"&amp;$G$4&amp;"'!$F$2"),0)))</w:t>
+            </w:r>
+          </w:p>
+        </w:tc>
+      </w:tr>
+    </w:tbl>
     <w:p>
       <w:r>
         <w:br w:type="page"/>

--- a/tdot-lcca/TDOT_LCCA_v1.2.0_Technical_Change_Record.docx
+++ b/tdot-lcca/TDOT_LCCA_v1.2.0_Technical_Change_Record.docx
@@ -493,7 +493,7 @@
                 <w:sz w:val="14"/>
                 <w:szCs w:val="14"/>
               </w:rPr>
-              <w:t xml:space="preserve">ca9080b777c4ab7f3567c01c55ae1b75f9911c30d70192dd9ce3a1dbd89d2c94</w:t>
+              <w:t xml:space="preserve">68da37c3f338cf181eddfaa93763fb9136b3607b07e8770148f4895d99f7296b</w:t>
             </w:r>
           </w:p>
         </w:tc>
@@ -7219,7 +7219,7 @@
                 <w:sz w:val="14"/>
                 <w:szCs w:val="14"/>
               </w:rPr>
-              <w:t xml:space="preserve">"General Information" and "Instructions" buttons on Summary; "View Summary" under Alternative Setup</w:t>
+              <w:t xml:space="preserve">"General Information" and "Instructions" buttons on Summary; "LCCA Summary: View Summary" button under Alternative Setup on General Information (B44, D44)</w:t>
             </w:r>
           </w:p>
         </w:tc>
@@ -13378,7 +13378,7 @@
         <w:spacing w:after="120" w:before="280"/>
       </w:pPr>
       <w:r>
-        <w:t xml:space="preserve">A.2 General Information (3 cells)</w:t>
+        <w:t xml:space="preserve">A.2 General Information (4 cells)</w:t>
       </w:r>
     </w:p>
     <w:tbl>
@@ -13680,7 +13680,91 @@
                 <w:sz w:val="13"/>
                 <w:szCs w:val="13"/>
               </w:rPr>
-              <w:t xml:space="preserve">B43</w:t>
+              <w:t xml:space="preserve">B44</w:t>
+            </w:r>
+          </w:p>
+        </w:tc>
+        <w:tc>
+          <w:tcPr>
+            <w:tcW w:type="dxa" w:w="3400"/>
+            <w:tcMar>
+              <w:top w:type="dxa" w:w="40"/>
+              <w:left w:type="dxa" w:w="80"/>
+              <w:bottom w:type="dxa" w:w="40"/>
+              <w:right w:type="dxa" w:w="80"/>
+            </w:tcMar>
+          </w:tcPr>
+          <w:p>
+            <w:pPr>
+              <w:spacing w:after="0"/>
+            </w:pPr>
+            <w:r>
+              <w:rPr>
+                <w:rFonts w:ascii="Courier New" w:cs="Courier New" w:eastAsia="Courier New" w:hAnsi="Courier New"/>
+                <w:b w:val="false"/>
+                <w:bCs w:val="false"/>
+                <w:sz w:val="13"/>
+                <w:szCs w:val="13"/>
+              </w:rPr>
+              <w:t xml:space="preserve">(empty)</w:t>
+            </w:r>
+          </w:p>
+        </w:tc>
+        <w:tc>
+          <w:tcPr>
+            <w:tcW w:type="dxa" w:w="4660"/>
+            <w:tcMar>
+              <w:top w:type="dxa" w:w="40"/>
+              <w:left w:type="dxa" w:w="80"/>
+              <w:bottom w:type="dxa" w:w="40"/>
+              <w:right w:type="dxa" w:w="80"/>
+            </w:tcMar>
+          </w:tcPr>
+          <w:p>
+            <w:pPr>
+              <w:spacing w:after="0"/>
+            </w:pPr>
+            <w:r>
+              <w:rPr>
+                <w:rFonts w:ascii="Courier New" w:cs="Courier New" w:eastAsia="Courier New" w:hAnsi="Courier New"/>
+                <w:b w:val="false"/>
+                <w:bCs w:val="false"/>
+                <w:sz w:val="13"/>
+                <w:szCs w:val="13"/>
+              </w:rPr>
+              <w:t xml:space="preserve">LCCA Summary:</w:t>
+            </w:r>
+          </w:p>
+        </w:tc>
+      </w:tr>
+      <w:tr>
+        <w:trPr>
+          <w:cantSplit/>
+          <w:tblHeader w:val="false"/>
+        </w:trPr>
+        <w:tc>
+          <w:tcPr>
+            <w:tcW w:type="dxa" w:w="1300"/>
+            <w:tcMar>
+              <w:top w:type="dxa" w:w="40"/>
+              <w:left w:type="dxa" w:w="80"/>
+              <w:bottom w:type="dxa" w:w="40"/>
+              <w:right w:type="dxa" w:w="80"/>
+            </w:tcMar>
+          </w:tcPr>
+          <w:p>
+            <w:pPr>
+              <w:spacing w:after="0"/>
+            </w:pPr>
+            <w:r>
+              <w:rPr>
+                <w:rFonts w:ascii="Calibri" w:cs="Calibri" w:eastAsia="Calibri" w:hAnsi="Calibri"/>
+                <w:b w:val="false"/>
+                <w:bCs w:val="false"/>
+                <w:sz w:val="13"/>
+                <w:szCs w:val="13"/>
+              </w:rPr>
+              <w:t xml:space="preserve">D44</w:t>
             </w:r>
           </w:p>
         </w:tc>

--- a/tdot-lcca/TDOT_LCCA_v1.2.0_Technical_Change_Record.docx
+++ b/tdot-lcca/TDOT_LCCA_v1.2.0_Technical_Change_Record.docx
@@ -493,7 +493,7 @@
                 <w:sz w:val="14"/>
                 <w:szCs w:val="14"/>
               </w:rPr>
-              <w:t xml:space="preserve">68da37c3f338cf181eddfaa93763fb9136b3607b07e8770148f4895d99f7296b</w:t>
+              <w:t xml:space="preserve">658bc324ab1f46e5e5f59e92317c991c7e6c3bcc926238123ca95bf98759ccc8</w:t>
             </w:r>
           </w:p>
         </w:tc>
@@ -6741,7 +6741,7 @@
                 <w:sz w:val="14"/>
                 <w:szCs w:val="14"/>
               </w:rPr>
-              <w:t xml:space="preserve">Database!A:D for the names; INDEX/MATCH on "Total" and "Net Present Worth"; SUMIFS over the NPW-table window (rows 37 to 52) on the row labels ("Maintenance*", "Rehabilitation*", "*Indirect*", "Salvage*"); SUM of F4:F10 for closure days</w:t>
+              <w:t xml:space="preserve">Database!A:D for the names; INDEX/MATCH on "Total" and "Net Present Worth"; SUMIFS over the NPW-table window (rows 37 to 52) on the row labels ("Maintenance*", "Rehabilitation*", "*Indirect*", "Salvage*"); closure days = sum of the by-year closure block (indirect cost / daily revenue, years within the analysis period), falling back to SUM of F4:F10 when lost revenue is off</w:t>
             </w:r>
           </w:p>
         </w:tc>
@@ -9497,7 +9497,7 @@
                 <w:sz w:val="15"/>
                 <w:szCs w:val="15"/>
               </w:rPr>
-              <w:t xml:space="preserve">Table reads NPW $8,809,266 and $8,028,734, categories sum to NPW, closure days 57 and 27, flags the winner change at 7 percent; six charts parse in an independent reader and render; on the empty template the sheet reads "No alternatives yet" with no error cells</w:t>
+              <w:t xml:space="preserve">Table reads NPW $8,809,266 and $8,028,734, categories sum to NPW, closure days 57 (HMA) and 9 for PCC in that file (its rehabilitation indirect row is mislabelled, see Appendix C; the v1.2.0 template gives 27), flags the winner change at 7 percent; six charts parse in an independent reader and render; on the empty template the sheet reads "No alternatives yet" with no error cells</w:t>
             </w:r>
           </w:p>
         </w:tc>
@@ -10086,6 +10086,90 @@
                 <w:szCs w:val="15"/>
               </w:rPr>
               <w:t xml:space="preserve">All eight per-project charts and the simulation histogram draw with the intended series, axes and years</w:t>
+            </w:r>
+          </w:p>
+        </w:tc>
+      </w:tr>
+      <w:tr>
+        <w:trPr>
+          <w:cantSplit/>
+          <w:tblHeader w:val="false"/>
+        </w:trPr>
+        <w:tc>
+          <w:tcPr>
+            <w:tcW w:type="dxa" w:w="2300"/>
+            <w:tcMar>
+              <w:top w:type="dxa" w:w="40"/>
+              <w:left w:type="dxa" w:w="80"/>
+              <w:bottom w:type="dxa" w:w="40"/>
+              <w:right w:type="dxa" w:w="80"/>
+            </w:tcMar>
+          </w:tcPr>
+          <w:p>
+            <w:pPr>
+              <w:spacing w:after="0"/>
+            </w:pPr>
+            <w:r>
+              <w:rPr>
+                <w:rFonts w:ascii="Calibri" w:cs="Calibri" w:eastAsia="Calibri" w:hAnsi="Calibri"/>
+                <w:b w:val="false"/>
+                <w:bCs w:val="false"/>
+                <w:sz w:val="15"/>
+                <w:szCs w:val="15"/>
+              </w:rPr>
+              <w:t xml:space="preserve">Scripted click-through</w:t>
+            </w:r>
+          </w:p>
+        </w:tc>
+        <w:tc>
+          <w:tcPr>
+            <w:tcW w:type="dxa" w:w="3000"/>
+            <w:tcMar>
+              <w:top w:type="dxa" w:w="40"/>
+              <w:left w:type="dxa" w:w="80"/>
+              <w:bottom w:type="dxa" w:w="40"/>
+              <w:right w:type="dxa" w:w="80"/>
+            </w:tcMar>
+          </w:tcPr>
+          <w:p>
+            <w:pPr>
+              <w:spacing w:after="0"/>
+            </w:pPr>
+            <w:r>
+              <w:rPr>
+                <w:rFonts w:ascii="Calibri" w:cs="Calibri" w:eastAsia="Calibri" w:hAnsi="Calibri"/>
+                <w:b w:val="false"/>
+                <w:bCs w:val="false"/>
+                <w:sz w:val="15"/>
+                <w:szCs w:val="15"/>
+              </w:rPr>
+              <w:t xml:space="preserve">LibreOffice UNO API: open both workbooks, follow every button target, change discount rate, analysis period, indirect-cost flag and airport, remove alternatives (verification/uno_walkthrough.py)</w:t>
+            </w:r>
+          </w:p>
+        </w:tc>
+        <w:tc>
+          <w:tcPr>
+            <w:tcW w:type="dxa" w:w="4060"/>
+            <w:tcMar>
+              <w:top w:type="dxa" w:w="40"/>
+              <w:left w:type="dxa" w:w="80"/>
+              <w:bottom w:type="dxa" w:w="40"/>
+              <w:right w:type="dxa" w:w="80"/>
+            </w:tcMar>
+          </w:tcPr>
+          <w:p>
+            <w:pPr>
+              <w:spacing w:after="0"/>
+            </w:pPr>
+            <w:r>
+              <w:rPr>
+                <w:rFonts w:ascii="Calibri" w:cs="Calibri" w:eastAsia="Calibri" w:hAnsi="Calibri"/>
+                <w:b w:val="false"/>
+                <w:bCs w:val="false"/>
+                <w:sz w:val="15"/>
+                <w:szCs w:val="15"/>
+              </w:rPr>
+              <w:t xml:space="preserve">All three buttons land on visible sheets; 7 percent flips the verdict to Alternative 1; 20 years drops HMA closures to 43 days and PCC rehabilitation to $0; an unknown airport gives $0 lost revenue with the G2 warning and no error cells; one alternative and none read cleanly</w:t>
             </w:r>
           </w:p>
         </w:tc>
@@ -22905,7 +22989,7 @@
                 <w:sz w:val="12"/>
                 <w:szCs w:val="12"/>
               </w:rPr>
-              <w:t xml:space="preserve">=IF($G4="","",IFERROR(SUM(INDIRECT("'"&amp;$G4&amp;"'!$F$4:$F$10")),0))</w:t>
+              <w:t xml:space="preserve">=IF($G4="","",IF(IFERROR(INDIRECT("'"&amp;$G4&amp;"'!$F$2"),0)&gt;0,SUM($AG$41:$AG$71),IFERROR(SUM(INDIRECT("'"&amp;$G4&amp;"'!$F$4:$F$10")),0)))</w:t>
             </w:r>
           </w:p>
         </w:tc>
@@ -23021,7 +23105,7 @@
                 <w:sz w:val="12"/>
                 <w:szCs w:val="12"/>
               </w:rPr>
-              <w:t xml:space="preserve">=IF(COUNT($O$4:$O$7)=0,"No alternatives yet. Go to General Information and click Alternative Setup.","Lowest present worth: "&amp;INDEX($H$4:$H$7,MATCH(MIN($O$4:$O$7),$O$4:$O$7,0))&amp;"   |   margin to next: "&amp;TEXT(SMALL($O$4:$O$7,MIN(2,COUNT($O$4:$O$7)))-MIN($O$4:$O$7),"$#,##0")&amp;"   |   "&amp;'General Information'!$D$34&amp;"% over "&amp;'General Information'!$D$33&amp;" years   |   lost revenue: "&amp;'General Information'!$D$38)</w:t>
+              <w:t xml:space="preserve">=IF(COUNT($O$4:$O$7)=0,"No alternatives yet. Go to General Information and click Alternative Setup.","Lowest present worth: "&amp;INDEX($H$4:$H$7,MATCH(MIN($O$4:$O$7),$O$4:$O$7,0))&amp;IF(COUNT($O$4:$O$7)&lt;2,"   |   only one alternative so far","   |   margin to next: "&amp;TEXT(SMALL($O$4:$O$7,2)-MIN($O$4:$O$7),"$#,##0"))&amp;"   |   "&amp;'General Information'!$D$34&amp;"% over "&amp;'General Information'!$D$33&amp;" years   |   lost revenue: "&amp;'General Information'!$D$38)</w:t>
             </w:r>
           </w:p>
         </w:tc>
@@ -25575,7 +25659,7 @@
           <w:sz w:val="16"/>
           <w:szCs w:val="16"/>
         </w:rPr>
-        <w:t xml:space="preserve">* In the MBT file the PCC rehabilitation indirect row is labelled "Rehabilitation 1" rather than "Rehabilitation 1 Indirect Cost", so its $159,145 is counted as direct there. The v1.2.0 template label is correct.</w:t>
+        <w:t xml:space="preserve">* In the MBT file the PCC rehabilitation indirect row is labelled "Rehabilitation 1" rather than "Rehabilitation 1 Indirect Cost", so its $159,145 is counted as direct there and its 18 closure days are not counted by the Summary in that file. The v1.2.0 template label is correct.</w:t>
       </w:r>
     </w:p>
     <w:sectPr>

--- a/tdot-lcca/TDOT_LCCA_v1.2.0_Technical_Change_Record.docx
+++ b/tdot-lcca/TDOT_LCCA_v1.2.0_Technical_Change_Record.docx
@@ -493,7 +493,7 @@
                 <w:sz w:val="14"/>
                 <w:szCs w:val="14"/>
               </w:rPr>
-              <w:t xml:space="preserve">658bc324ab1f46e5e5f59e92317c991c7e6c3bcc926238123ca95bf98759ccc8</w:t>
+              <w:t xml:space="preserve">c60aaf177ceac3c8011b1d896a84bfe39ee2cb1d9f93d660151449ad37ab4af4</w:t>
             </w:r>
           </w:p>
         </w:tc>
@@ -5969,7 +5969,7 @@
           <w:sz w:val="22"/>
           <w:szCs w:val="22"/>
         </w:rPr>
-        <w:t xml:space="preserve">The Instructions sheet holds its text in a drawing text box, not in cells. Five runs were changed; the wording of every other run is unchanged.</w:t>
+        <w:t xml:space="preserve">The Instructions sheet holds its text in a drawing text box, not in cells. Six runs were changed; the wording of every other run is unchanged. The text box was extended from row 59 to row 76 because it clips overflow and the text grew by about a third.</w:t>
       </w:r>
     </w:p>
     <w:tbl>
@@ -6496,6 +6496,90 @@
           </w:p>
         </w:tc>
       </w:tr>
+      <w:tr>
+        <w:trPr>
+          <w:cantSplit/>
+          <w:tblHeader w:val="false"/>
+        </w:trPr>
+        <w:tc>
+          <w:tcPr>
+            <w:tcW w:type="dxa" w:w="700"/>
+            <w:tcMar>
+              <w:top w:type="dxa" w:w="40"/>
+              <w:left w:type="dxa" w:w="80"/>
+              <w:bottom w:type="dxa" w:w="40"/>
+              <w:right w:type="dxa" w:w="80"/>
+            </w:tcMar>
+          </w:tcPr>
+          <w:p>
+            <w:pPr>
+              <w:spacing w:after="0"/>
+            </w:pPr>
+            <w:r>
+              <w:rPr>
+                <w:rFonts w:ascii="Calibri" w:cs="Calibri" w:eastAsia="Calibri" w:hAnsi="Calibri"/>
+                <w:b w:val="false"/>
+                <w:bCs w:val="false"/>
+                <w:sz w:val="14"/>
+                <w:szCs w:val="14"/>
+              </w:rPr>
+              <w:t xml:space="preserve">9</w:t>
+            </w:r>
+          </w:p>
+        </w:tc>
+        <w:tc>
+          <w:tcPr>
+            <w:tcW w:type="dxa" w:w="4330"/>
+            <w:tcMar>
+              <w:top w:type="dxa" w:w="40"/>
+              <w:left w:type="dxa" w:w="80"/>
+              <w:bottom w:type="dxa" w:w="40"/>
+              <w:right w:type="dxa" w:w="80"/>
+            </w:tcMar>
+          </w:tcPr>
+          <w:p>
+            <w:pPr>
+              <w:spacing w:after="0"/>
+            </w:pPr>
+            <w:r>
+              <w:rPr>
+                <w:rFonts w:ascii="Calibri" w:cs="Calibri" w:eastAsia="Calibri" w:hAnsi="Calibri"/>
+                <w:b w:val="false"/>
+                <w:bCs w:val="false"/>
+                <w:sz w:val="14"/>
+                <w:szCs w:val="14"/>
+              </w:rPr>
+              <w:t xml:space="preserve">6. Once the pay items and quantities have been filled in, the Net Present Worth (NPW) table and summary graph below the pay items should be automatically filled in for the alternative. The “Summary” worksheet will also automatically fill with alternative costs as the individual alternative worksheets are completed. The Summary worksheet provides a summary table and chart for the initial construction cost and NPW for each included alternative.</w:t>
+            </w:r>
+          </w:p>
+        </w:tc>
+        <w:tc>
+          <w:tcPr>
+            <w:tcW w:type="dxa" w:w="4330"/>
+            <w:tcMar>
+              <w:top w:type="dxa" w:w="40"/>
+              <w:left w:type="dxa" w:w="80"/>
+              <w:bottom w:type="dxa" w:w="40"/>
+              <w:right w:type="dxa" w:w="80"/>
+            </w:tcMar>
+          </w:tcPr>
+          <w:p>
+            <w:pPr>
+              <w:spacing w:after="0"/>
+            </w:pPr>
+            <w:r>
+              <w:rPr>
+                <w:rFonts w:ascii="Calibri" w:cs="Calibri" w:eastAsia="Calibri" w:hAnsi="Calibri"/>
+                <w:b w:val="false"/>
+                <w:bCs w:val="false"/>
+                <w:sz w:val="14"/>
+                <w:szCs w:val="14"/>
+              </w:rPr>
+              <w:t xml:space="preserve">6. Once the pay items and quantities have been filled in, the Net Present Worth (NPW) table and summary graph below the pay items should be automatically filled in for the alternative. The “Summary” worksheet will also automatically fill with alternative costs as the individual alternative worksheets are completed. The Summary worksheet shows a results table for each alternative (initial construction, maintenance, rehabilitation, lost revenue and salvage present worth, net present worth, closure days), a line naming the lowest-cost alternative and whether it still wins at the FAA AIP rate of 7%, and five charts. It updates by itself whenever an input changes. Use the "View Summary" button under Alternative Setup to open it and the buttons at the top of the Summary to return.</w:t>
+            </w:r>
+          </w:p>
+        </w:tc>
+      </w:tr>
     </w:tbl>
     <w:p>
       <w:pPr>
@@ -6741,7 +6825,7 @@
                 <w:sz w:val="14"/>
                 <w:szCs w:val="14"/>
               </w:rPr>
-              <w:t xml:space="preserve">Database!A:D for the names; INDEX/MATCH on "Total" and "Net Present Worth"; SUMIFS over the NPW-table window (rows 37 to 52) on the row labels ("Maintenance*", "Rehabilitation*", "*Indirect*", "Salvage*"); closure days = sum of the by-year closure block (indirect cost / daily revenue, years within the analysis period), falling back to SUM of F4:F10 when lost revenue is off</w:t>
+              <w:t xml:space="preserve">INDEX(Database!A:A, row) etc. for the names (whole-column INDEX survives the Database row deletion the VBA performs when an alternative is removed; a fixed reference would become #REF!); INDEX/MATCH on "Total" and "Net Present Worth"; SUMIFS over the NPW-table window (rows 37 to 52) on the row labels ("Maintenance*", "Rehabilitation*", "*Indirect*", "Salvage*"); closure days = sum of the by-year closure block (indirect cost / daily revenue, years within the analysis period), falling back to SUM of F4:F10 when lost revenue is off</w:t>
             </w:r>
           </w:p>
         </w:tc>
@@ -10201,6 +10285,174 @@
                 <w:sz w:val="15"/>
                 <w:szCs w:val="15"/>
               </w:rPr>
+              <w:t xml:space="preserve">Scripted click-through, round 2</w:t>
+            </w:r>
+          </w:p>
+        </w:tc>
+        <w:tc>
+          <w:tcPr>
+            <w:tcW w:type="dxa" w:w="3000"/>
+            <w:tcMar>
+              <w:top w:type="dxa" w:w="40"/>
+              <w:left w:type="dxa" w:w="80"/>
+              <w:bottom w:type="dxa" w:w="40"/>
+              <w:right w:type="dxa" w:w="80"/>
+            </w:tcMar>
+          </w:tcPr>
+          <w:p>
+            <w:pPr>
+              <w:spacing w:after="0"/>
+            </w:pPr>
+            <w:r>
+              <w:rPr>
+                <w:rFonts w:ascii="Calibri" w:cs="Calibri" w:eastAsia="Calibri" w:hAnsi="Calibri"/>
+                <w:b w:val="false"/>
+                <w:bCs w:val="false"/>
+                <w:sz w:val="15"/>
+                <w:szCs w:val="15"/>
+              </w:rPr>
+              <w:t xml:space="preserve">Emulate the VBA Database row deletion; tie; four alternatives; airport dropdown; pay-item uniqueness; page setup (verification/uno_walkthrough_2.py, _3_delete_tie.py)</w:t>
+            </w:r>
+          </w:p>
+        </w:tc>
+        <w:tc>
+          <w:tcPr>
+            <w:tcW w:type="dxa" w:w="4060"/>
+            <w:tcMar>
+              <w:top w:type="dxa" w:w="40"/>
+              <w:left w:type="dxa" w:w="80"/>
+              <w:bottom w:type="dxa" w:w="40"/>
+              <w:right w:type="dxa" w:w="80"/>
+            </w:tcMar>
+          </w:tcPr>
+          <w:p>
+            <w:pPr>
+              <w:spacing w:after="0"/>
+            </w:pPr>
+            <w:r>
+              <w:rPr>
+                <w:rFonts w:ascii="Calibri" w:cs="Calibri" w:eastAsia="Calibri" w:hAnsi="Calibri"/>
+                <w:b w:val="false"/>
+                <w:bCs w:val="false"/>
+                <w:sz w:val="15"/>
+                <w:szCs w:val="15"/>
+              </w:rPr>
+              <w:t xml:space="preserve">Summary shifts up with no #REF!; tie reads "tied with the next alternative"; four rows and all chart blocks populate; dropdown has 79 airports, no blanks or duplicates; 56 unique pay-item descriptions; Summary prints landscape one page wide</w:t>
+            </w:r>
+          </w:p>
+        </w:tc>
+      </w:tr>
+      <w:tr>
+        <w:trPr>
+          <w:cantSplit/>
+          <w:tblHeader w:val="false"/>
+        </w:trPr>
+        <w:tc>
+          <w:tcPr>
+            <w:tcW w:type="dxa" w:w="2300"/>
+            <w:tcMar>
+              <w:top w:type="dxa" w:w="40"/>
+              <w:left w:type="dxa" w:w="80"/>
+              <w:bottom w:type="dxa" w:w="40"/>
+              <w:right w:type="dxa" w:w="80"/>
+            </w:tcMar>
+          </w:tcPr>
+          <w:p>
+            <w:pPr>
+              <w:spacing w:after="0"/>
+            </w:pPr>
+            <w:r>
+              <w:rPr>
+                <w:rFonts w:ascii="Calibri" w:cs="Calibri" w:eastAsia="Calibri" w:hAnsi="Calibri"/>
+                <w:b w:val="false"/>
+                <w:bCs w:val="false"/>
+                <w:sz w:val="15"/>
+                <w:szCs w:val="15"/>
+              </w:rPr>
+              <w:t xml:space="preserve">Package audit</w:t>
+            </w:r>
+          </w:p>
+        </w:tc>
+        <w:tc>
+          <w:tcPr>
+            <w:tcW w:type="dxa" w:w="3000"/>
+            <w:tcMar>
+              <w:top w:type="dxa" w:w="40"/>
+              <w:left w:type="dxa" w:w="80"/>
+              <w:bottom w:type="dxa" w:w="40"/>
+              <w:right w:type="dxa" w:w="80"/>
+            </w:tcMar>
+          </w:tcPr>
+          <w:p>
+            <w:pPr>
+              <w:spacing w:after="0"/>
+            </w:pPr>
+            <w:r>
+              <w:rPr>
+                <w:rFonts w:ascii="Calibri" w:cs="Calibri" w:eastAsia="Calibri" w:hAnsi="Calibri"/>
+                <w:b w:val="false"/>
+                <w:bCs w:val="false"/>
+                <w:sz w:val="15"/>
+                <w:szCs w:val="15"/>
+              </w:rPr>
+              <w:t xml:space="preserve">verification/audit_xml.py: cell and row order, style and shared-string counts, relationships, content types, defined names, selected tabs</w:t>
+            </w:r>
+          </w:p>
+        </w:tc>
+        <w:tc>
+          <w:tcPr>
+            <w:tcW w:type="dxa" w:w="4060"/>
+            <w:tcMar>
+              <w:top w:type="dxa" w:w="40"/>
+              <w:left w:type="dxa" w:w="80"/>
+              <w:bottom w:type="dxa" w:w="40"/>
+              <w:right w:type="dxa" w:w="80"/>
+            </w:tcMar>
+          </w:tcPr>
+          <w:p>
+            <w:pPr>
+              <w:spacing w:after="0"/>
+            </w:pPr>
+            <w:r>
+              <w:rPr>
+                <w:rFonts w:ascii="Calibri" w:cs="Calibri" w:eastAsia="Calibri" w:hAnsi="Calibri"/>
+                <w:b w:val="false"/>
+                <w:bCs w:val="false"/>
+                <w:sz w:val="15"/>
+                <w:szCs w:val="15"/>
+              </w:rPr>
+              <w:t xml:space="preserve">No issues; one selected tab (General Information); v1.1.2 shows the calcChain and three external Airport_Name names</w:t>
+            </w:r>
+          </w:p>
+        </w:tc>
+      </w:tr>
+      <w:tr>
+        <w:trPr>
+          <w:cantSplit/>
+          <w:tblHeader w:val="false"/>
+        </w:trPr>
+        <w:tc>
+          <w:tcPr>
+            <w:tcW w:type="dxa" w:w="2300"/>
+            <w:tcMar>
+              <w:top w:type="dxa" w:w="40"/>
+              <w:left w:type="dxa" w:w="80"/>
+              <w:bottom w:type="dxa" w:w="40"/>
+              <w:right w:type="dxa" w:w="80"/>
+            </w:tcMar>
+          </w:tcPr>
+          <w:p>
+            <w:pPr>
+              <w:spacing w:after="0"/>
+            </w:pPr>
+            <w:r>
+              <w:rPr>
+                <w:rFonts w:ascii="Calibri" w:cs="Calibri" w:eastAsia="Calibri" w:hAnsi="Calibri"/>
+                <w:b w:val="false"/>
+                <w:bCs w:val="false"/>
+                <w:sz w:val="15"/>
+                <w:szCs w:val="15"/>
+              </w:rPr>
               <w:t xml:space="preserve">Not verified in this environment</w:t>
             </w:r>
           </w:p>
@@ -22409,7 +22661,7 @@
                 <w:sz w:val="12"/>
                 <w:szCs w:val="12"/>
               </w:rPr>
-              <w:t xml:space="preserve">=IF(Database!$D$4="","",Database!$D$4)</w:t>
+              <w:t xml:space="preserve">=IF(INDEX(Database!$D:$D,4)="","",INDEX(Database!$D:$D,4))</w:t>
             </w:r>
           </w:p>
         </w:tc>
@@ -22467,7 +22719,7 @@
                 <w:sz w:val="12"/>
                 <w:szCs w:val="12"/>
               </w:rPr>
-              <w:t xml:space="preserve">=IF($G4="","",Database!$A$4)</w:t>
+              <w:t xml:space="preserve">=IF($G4="","",INDEX(Database!$A:$A,4))</w:t>
             </w:r>
           </w:p>
         </w:tc>
@@ -22525,7 +22777,7 @@
                 <w:sz w:val="12"/>
                 <w:szCs w:val="12"/>
               </w:rPr>
-              <w:t xml:space="preserve">=IF($G4="","",Database!$B$4)</w:t>
+              <w:t xml:space="preserve">=IF($G4="","",INDEX(Database!$B:$B,4))</w:t>
             </w:r>
           </w:p>
         </w:tc>
@@ -23105,7 +23357,7 @@
                 <w:sz w:val="12"/>
                 <w:szCs w:val="12"/>
               </w:rPr>
-              <w:t xml:space="preserve">=IF(COUNT($O$4:$O$7)=0,"No alternatives yet. Go to General Information and click Alternative Setup.","Lowest present worth: "&amp;INDEX($H$4:$H$7,MATCH(MIN($O$4:$O$7),$O$4:$O$7,0))&amp;IF(COUNT($O$4:$O$7)&lt;2,"   |   only one alternative so far","   |   margin to next: "&amp;TEXT(SMALL($O$4:$O$7,2)-MIN($O$4:$O$7),"$#,##0"))&amp;"   |   "&amp;'General Information'!$D$34&amp;"% over "&amp;'General Information'!$D$33&amp;" years   |   lost revenue: "&amp;'General Information'!$D$38)</w:t>
+              <w:t xml:space="preserve">=IF(COUNT($O$4:$O$7)=0,"No alternatives yet. Go to General Information and click Alternative Setup.","Lowest present worth: "&amp;INDEX($H$4:$H$7,MATCH(MIN($O$4:$O$7),$O$4:$O$7,0))&amp;IF(COUNT($O$4:$O$7)&lt;2,"   |   only one alternative so far",IF(SMALL($O$4:$O$7,2)=MIN($O$4:$O$7),"   |   tied with the next alternative","   |   margin to next: "&amp;TEXT(SMALL($O$4:$O$7,2)-MIN($O$4:$O$7),"$#,##0")))&amp;"   |   "&amp;'General Information'!$D$34&amp;"% over "&amp;'General Information'!$D$33&amp;" years   |   lost revenue: "&amp;'General Information'!$D$38)</w:t>
             </w:r>
           </w:p>
         </w:tc>
